--- a/05-Mayo-Junio/Entregables/2026-06/04-Reporte_Preparacion_Datos_IA_2026-06_INSTITUCIONAL.docx
+++ b/05-Mayo-Junio/Entregables/2026-06/04-Reporte_Preparacion_Datos_IA_2026-06_INSTITUCIONAL.docx
@@ -13,7 +13,7 @@
         <w:rPr>
           <w:rFonts w:ascii="Calibri" w:eastAsia="Times New Roman" w:hAnsi="Calibri" w:cs="Calibri"/>
         </w:rPr>
-        <w:t>Reporte Mensual de Preparación de Datos para IA</w:t>
+        <w:t>Acta de Cierre: Preparación de Datos y Gobernanza Analítica</w:t>
       </w:r>
     </w:p>
     <w:p>
@@ -107,7 +107,7 @@
         <w:rPr>
           <w:rFonts w:ascii="Calibri" w:eastAsia="Times New Roman" w:hAnsi="Calibri" w:cs="Calibri"/>
         </w:rPr>
-        <w:pict w14:anchorId="4BFECF7A">
+        <w:pict w14:anchorId="666A0486">
           <v:rect id="_x0000_i1025" style="width:0;height:1.5pt" o:hralign="center" o:hrstd="t" o:hr="t" fillcolor="#a0a0a0" stroked="f"/>
         </w:pict>
       </w:r>
@@ -141,7 +141,7 @@
           <w:sz w:val="22"/>
           <w:szCs w:val="22"/>
         </w:rPr>
-        <w:t>Detallar el trabajo correspondiente a junio para la curación y preparación de datos estructurados, garantizando que cumplan con los lineamientos de gobernanza requeridos para la toma de decisiones gerenciales y la potencial explotación mediante algoritmos de inteligencia artificial.</w:t>
+        <w:t>Formalizar la entrega del modelo de datos analítico y la matriz de gobernanza PII (Personal Identifiable Information) para la Plataforma de Inteligencia Analítica (MUSEMS). Este reporte documenta cómo la información ha quedado curada, anonimizada y estandarizada, apta para el entrenamiento de Inteligencia Artificial (IA) y la toma de decisiones gerenciales libres de riesgo normativo.</w:t>
       </w:r>
     </w:p>
     <w:p>
@@ -155,25 +155,43 @@
         <w:rPr>
           <w:rFonts w:ascii="Calibri" w:eastAsia="Times New Roman" w:hAnsi="Calibri" w:cs="Calibri"/>
         </w:rPr>
-        <w:t>2. Consolidación de Datos en MUSEMS (Cierre de Trimestre)</w:t>
+        <w:t>2. Gobernanza Analítica y Vistas de Negocio</w:t>
       </w:r>
     </w:p>
     <w:p>
       <w:pPr>
-        <w:pStyle w:val="Ttulo3"/>
-        <w:rPr>
-          <w:rFonts w:ascii="Calibri" w:eastAsia="Times New Roman" w:hAnsi="Calibri" w:cs="Calibri"/>
+        <w:pStyle w:val="NormalWeb"/>
+        <w:rPr>
+          <w:rFonts w:ascii="Calibri" w:hAnsi="Calibri" w:cs="Calibri"/>
+          <w:sz w:val="22"/>
+          <w:szCs w:val="22"/>
         </w:rPr>
       </w:pPr>
       <w:r>
         <w:rPr>
-          <w:rFonts w:ascii="Calibri" w:eastAsia="Times New Roman" w:hAnsi="Calibri" w:cs="Calibri"/>
-        </w:rPr>
-        <w:t>2.1 Conformación de Vistas Analíticas</w:t>
+          <w:rFonts w:ascii="Calibri" w:hAnsi="Calibri" w:cs="Calibri"/>
+          <w:sz w:val="22"/>
+          <w:szCs w:val="22"/>
+        </w:rPr>
+        <w:t>El ecosistema de datos de MUSEMS se transfiere plenamente consolidado en el gestor Oracle 19c.</w:t>
       </w:r>
     </w:p>
     <w:p>
       <w:pPr>
+        <w:pStyle w:val="Ttulo3"/>
+        <w:rPr>
+          <w:rFonts w:ascii="Calibri" w:eastAsia="Times New Roman" w:hAnsi="Calibri" w:cs="Calibri"/>
+        </w:rPr>
+      </w:pPr>
+      <w:r>
+        <w:rPr>
+          <w:rFonts w:ascii="Calibri" w:eastAsia="Times New Roman" w:hAnsi="Calibri" w:cs="Calibri"/>
+        </w:rPr>
+        <w:t>2.1 Estandarización de Datasets</w:t>
+      </w:r>
+    </w:p>
+    <w:p>
+      <w:pPr>
         <w:pStyle w:val="NormalWeb"/>
         <w:rPr>
           <w:rFonts w:ascii="Calibri" w:hAnsi="Calibri" w:cs="Calibri"/>
@@ -187,13 +205,13 @@
           <w:sz w:val="22"/>
           <w:szCs w:val="22"/>
         </w:rPr>
-        <w:t xml:space="preserve">Durante el mes, se oficializó el uso del esquema lógico en la base de datos Oracle 19c. Se implementaron vistas analíticas centrales de negocio (e.g., </w:t>
+        <w:t xml:space="preserve">Se entregan las estructuras SQL maestras diseñadas expresamente para separar la carga transaccional de la lectura analítica. Destaca la inclusión final de la vista de negocio </w:t>
       </w:r>
       <w:r>
         <w:rPr>
           <w:rStyle w:val="CdigoHTML"/>
         </w:rPr>
-        <w:t>VW_BI_MUSEMS_REINSCRIPCIONES</w:t>
+        <w:t>VW_BI_MUSEMS_HISTORICO_CURP</w:t>
       </w:r>
       <w:r>
         <w:rPr>
@@ -201,7 +219,7 @@
           <w:sz w:val="22"/>
           <w:szCs w:val="22"/>
         </w:rPr>
-        <w:t>) las cuales sirven como conducto seguro e indexado para nutrir el frontend, y que fungen como los datasets base estandarizados para el entrenamiento de futuros modelos IA o motores de inferencia.</w:t>
+        <w:t>, la cual provee la historia longitudinal académica de los alumnos depurada para algoritmos de segmentación.</w:t>
       </w:r>
     </w:p>
     <w:p>
@@ -215,7 +233,7 @@
         <w:rPr>
           <w:rFonts w:ascii="Calibri" w:eastAsia="Times New Roman" w:hAnsi="Calibri" w:cs="Calibri"/>
         </w:rPr>
-        <w:t>2.2 Curación y Calidad (Depuración PII)</w:t>
+        <w:t>2.2 Blindaje de Información Personal (Gobernanza PII)</w:t>
       </w:r>
     </w:p>
     <w:p>
@@ -233,7 +251,7 @@
           <w:sz w:val="22"/>
           <w:szCs w:val="22"/>
         </w:rPr>
-        <w:t>Se logró un hito trascendental de gobernanza en el manejo de Información de Identificación Personal (PII):</w:t>
+        <w:t>Se ha certificado y entregado el flujo completo de protección de datos personales alineado al Requerimiento Funcional 08 (RF-08).</w:t>
       </w:r>
     </w:p>
     <w:p>
@@ -252,13 +270,25 @@
           <w:rStyle w:val="Fuerte"/>
           <w:rFonts w:ascii="Calibri" w:eastAsia="Times New Roman" w:hAnsi="Calibri" w:cs="Calibri"/>
         </w:rPr>
-        <w:t>Enmascaramiento Base:</w:t>
+        <w:t>Mascara Criptográfica Base:</w:t>
       </w:r>
       <w:r>
         <w:rPr>
           <w:rFonts w:ascii="Calibri" w:eastAsia="Times New Roman" w:hAnsi="Calibri" w:cs="Calibri"/>
         </w:rPr>
-        <w:t xml:space="preserve"> La CURP y otra información crítica se extrae y transmite ofuscada hacia la capa de presentación.</w:t>
+        <w:t xml:space="preserve"> Las aplicaciones leen la identidad del alumno ofuscada gracias a </w:t>
+      </w:r>
+      <w:r>
+        <w:rPr>
+          <w:rStyle w:val="CdigoHTML"/>
+        </w:rPr>
+        <w:t>STANDARD_HASH</w:t>
+      </w:r>
+      <w:r>
+        <w:rPr>
+          <w:rFonts w:ascii="Calibri" w:eastAsia="Times New Roman" w:hAnsi="Calibri" w:cs="Calibri"/>
+        </w:rPr>
+        <w:t xml:space="preserve"> interactuando con la sal del sistema.</w:t>
       </w:r>
     </w:p>
     <w:p>
@@ -277,18 +307,30 @@
           <w:rStyle w:val="Fuerte"/>
           <w:rFonts w:ascii="Calibri" w:eastAsia="Times New Roman" w:hAnsi="Calibri" w:cs="Calibri"/>
         </w:rPr>
-        <w:t>Auditoría de Acceso:</w:t>
+        <w:t>Auditoría Estricta:</w:t>
       </w:r>
       <w:r>
         <w:rPr>
           <w:rFonts w:ascii="Calibri" w:eastAsia="Times New Roman" w:hAnsi="Calibri" w:cs="Calibri"/>
         </w:rPr>
-        <w:t xml:space="preserve"> La acción de desenmascarar datos (función "Mostrar PII") está fuertemente regulada. Cada consulta transparente desencadena un evento inalterable de auditoría dentro de la base de datos (Bitácora de Eventos), permitiendo generar en un futuro métricas de riesgo y comportamiento analítico en el uso de los datos.</w:t>
+        <w:t xml:space="preserve"> Todo desenmascaramiento explícito ejecutado en el sistema inserta registros inmutables en la bitácora </w:t>
+      </w:r>
+      <w:r>
+        <w:rPr>
+          <w:rStyle w:val="CdigoHTML"/>
+        </w:rPr>
+        <w:t>MV_MUSEMS_IDENTITY_HASH</w:t>
+      </w:r>
+      <w:r>
+        <w:rPr>
+          <w:rFonts w:ascii="Calibri" w:eastAsia="Times New Roman" w:hAnsi="Calibri" w:cs="Calibri"/>
+        </w:rPr>
+        <w:t>. Estos registros (Bitácora Operativa Analítica) componen a su vez el sustrato primario para que futuros modelos de IA puedan predecir patrones de fugas de datos (DLP).</w:t>
       </w:r>
     </w:p>
     <w:p>
       <w:pPr>
-        <w:pStyle w:val="Ttulo3"/>
+        <w:pStyle w:val="Ttulo2"/>
         <w:rPr>
           <w:rFonts w:ascii="Calibri" w:eastAsia="Times New Roman" w:hAnsi="Calibri" w:cs="Calibri"/>
         </w:rPr>
@@ -297,7 +339,8 @@
         <w:rPr>
           <w:rFonts w:ascii="Calibri" w:eastAsia="Times New Roman" w:hAnsi="Calibri" w:cs="Calibri"/>
         </w:rPr>
-        <w:t>2.3 Seguridad de la Información (Hardening Hash)</w:t>
+        <w:lastRenderedPageBreak/>
+        <w:t>3. Backlog de Mejora Continua</w:t>
       </w:r>
     </w:p>
     <w:p>
@@ -315,7 +358,7 @@
           <w:sz w:val="22"/>
           <w:szCs w:val="22"/>
         </w:rPr>
-        <w:t>Se especificaron las reglas para asegurar de forma definitiva el flujo de llaves criptográficas:</w:t>
+        <w:t>Para potenciar la calidad del dato en futuras etapas de Machine Learning, se transfiere al equipo entrante la recomendación de:</w:t>
       </w:r>
     </w:p>
     <w:p>
@@ -333,31 +376,19 @@
         <w:rPr>
           <w:rFonts w:ascii="Calibri" w:eastAsia="Times New Roman" w:hAnsi="Calibri" w:cs="Calibri"/>
         </w:rPr>
-        <w:t xml:space="preserve">Se instrumentó la viabilidad del uso nativo de </w:t>
+        <w:t xml:space="preserve">Integrar las reglas "Shift-Left" en el área de </w:t>
       </w:r>
       <w:r>
         <w:rPr>
           <w:rStyle w:val="CdigoHTML"/>
         </w:rPr>
-        <w:t>STANDARD_HASH</w:t>
+        <w:t>Staging</w:t>
       </w:r>
       <w:r>
         <w:rPr>
           <w:rFonts w:ascii="Calibri" w:eastAsia="Times New Roman" w:hAnsi="Calibri" w:cs="Calibri"/>
         </w:rPr>
-        <w:t xml:space="preserve"> de Oracle acoplado a un </w:t>
-      </w:r>
-      <w:r>
-        <w:rPr>
-          <w:rStyle w:val="CdigoHTML"/>
-        </w:rPr>
-        <w:t>MUSEMS_SALT_2026</w:t>
-      </w:r>
-      <w:r>
-        <w:rPr>
-          <w:rFonts w:ascii="Calibri" w:eastAsia="Times New Roman" w:hAnsi="Calibri" w:cs="Calibri"/>
-        </w:rPr>
-        <w:t>, afianzando la trazabilidad segura y el anonimato necesario para preparar repositorios de datos masivos seguros (Datasets Anónimos) viables para Modelos de Aprendizaje.</w:t>
+        <w:t xml:space="preserve"> para denegar la inserción profunda de alumnos con claves de centro de trabajo irregulares o identificadores nulos, lo cual garantizará la pureza asintótica de la base maestra.</w:t>
       </w:r>
     </w:p>
     <w:p>
@@ -371,7 +402,25 @@
         <w:rPr>
           <w:rFonts w:ascii="Calibri" w:eastAsia="Times New Roman" w:hAnsi="Calibri" w:cs="Calibri"/>
         </w:rPr>
-        <w:t>3. Riesgos y Recomendaciones Remanentes</w:t>
+        <w:t>4. Inventario de Entregables Finales (Handover Tecnológico)</w:t>
+      </w:r>
+    </w:p>
+    <w:p>
+      <w:pPr>
+        <w:pStyle w:val="NormalWeb"/>
+        <w:rPr>
+          <w:rFonts w:ascii="Calibri" w:hAnsi="Calibri" w:cs="Calibri"/>
+          <w:sz w:val="22"/>
+          <w:szCs w:val="22"/>
+        </w:rPr>
+      </w:pPr>
+      <w:r>
+        <w:rPr>
+          <w:rFonts w:ascii="Calibri" w:hAnsi="Calibri" w:cs="Calibri"/>
+          <w:sz w:val="22"/>
+          <w:szCs w:val="22"/>
+        </w:rPr>
+        <w:t>Como certificación definitiva sobre el tratamiento, gobernanza y modelado de datos orientados a BI/IA, se entregan los siguientes artefactos:</w:t>
       </w:r>
     </w:p>
     <w:p>
@@ -387,16 +436,22 @@
       </w:pPr>
       <w:r>
         <w:rPr>
+          <w:rFonts w:ascii="Calibri" w:eastAsia="Times New Roman" w:hAnsi="Calibri" w:cs="Calibri"/>
+        </w:rPr>
+        <w:t xml:space="preserve">Entregable CMMI (10) </w:t>
+      </w:r>
+      <w:r>
+        <w:rPr>
           <w:rStyle w:val="Fuerte"/>
           <w:rFonts w:ascii="Calibri" w:eastAsia="Times New Roman" w:hAnsi="Calibri" w:cs="Calibri"/>
         </w:rPr>
-        <w:t>Calidad y Completitud:</w:t>
+        <w:t>Diccionario de Datos</w:t>
       </w:r>
       <w:r>
         <w:rPr>
           <w:rFonts w:ascii="Calibri" w:eastAsia="Times New Roman" w:hAnsi="Calibri" w:cs="Calibri"/>
         </w:rPr>
-        <w:t xml:space="preserve"> Al cierre del trimestre, permanecen en el Backlog de QA (QA-001 al QA-003) los requerimientos para robustecer las reglas de validación (Rechazar de forma temprana registros de origen que presenten CURP nula o vacía y matrículas que no contengan exactamente los 10 caracteres preestablecidos).</w:t>
+        <w:t xml:space="preserve"> oficial, con la taxonomía y diccionario de las 9 vistas analíticas entregadas.</w:t>
       </w:r>
     </w:p>
     <w:p>
@@ -414,12 +469,29 @@
         <w:rPr>
           <w:rFonts w:ascii="Calibri" w:eastAsia="Times New Roman" w:hAnsi="Calibri" w:cs="Calibri"/>
         </w:rPr>
-        <w:t>Estas restricciones tempranas (Shift-left en Data Quality) son obligatorias para evitar que información sucia degrade el valor analítico de los modelos proyectados.</w:t>
+        <w:t xml:space="preserve">Entregable CMMI (12) </w:t>
+      </w:r>
+      <w:r>
+        <w:rPr>
+          <w:rStyle w:val="Fuerte"/>
+          <w:rFonts w:ascii="Calibri" w:eastAsia="Times New Roman" w:hAnsi="Calibri" w:cs="Calibri"/>
+        </w:rPr>
+        <w:t>Reglas de Negocio</w:t>
+      </w:r>
+      <w:r>
+        <w:rPr>
+          <w:rFonts w:ascii="Calibri" w:eastAsia="Times New Roman" w:hAnsi="Calibri" w:cs="Calibri"/>
+        </w:rPr>
+        <w:t>, en donde constan legal y funcionalmente las normativas de enmascaramiento PII y políticas de trazabilidad.</w:t>
       </w:r>
     </w:p>
     <w:p>
       <w:pPr>
-        <w:pStyle w:val="Ttulo2"/>
+        <w:numPr>
+          <w:ilvl w:val="0"/>
+          <w:numId w:val="15"/>
+        </w:numPr>
+        <w:spacing w:before="100" w:beforeAutospacing="1" w:after="100" w:afterAutospacing="1" w:line="240" w:lineRule="auto"/>
         <w:rPr>
           <w:rFonts w:ascii="Calibri" w:eastAsia="Times New Roman" w:hAnsi="Calibri" w:cs="Calibri"/>
         </w:rPr>
@@ -428,62 +500,48 @@
         <w:rPr>
           <w:rFonts w:ascii="Calibri" w:eastAsia="Times New Roman" w:hAnsi="Calibri" w:cs="Calibri"/>
         </w:rPr>
-        <w:t>4. Próximos Pasos (Cierre)</w:t>
+        <w:t xml:space="preserve">Entregable CMMI (14) </w:t>
+      </w:r>
+      <w:r>
+        <w:rPr>
+          <w:rStyle w:val="Fuerte"/>
+          <w:rFonts w:ascii="Calibri" w:eastAsia="Times New Roman" w:hAnsi="Calibri" w:cs="Calibri"/>
+        </w:rPr>
+        <w:t>Matriz de Rastreo y Trazabilidad</w:t>
+      </w:r>
+      <w:r>
+        <w:rPr>
+          <w:rFonts w:ascii="Calibri" w:eastAsia="Times New Roman" w:hAnsi="Calibri" w:cs="Calibri"/>
+        </w:rPr>
+        <w:t xml:space="preserve"> (Certificada bajo Caso de Uso </w:t>
+      </w:r>
+      <w:r>
+        <w:rPr>
+          <w:rStyle w:val="CdigoHTML"/>
+        </w:rPr>
+        <w:t>CU-SEC-01</w:t>
+      </w:r>
+      <w:r>
+        <w:rPr>
+          <w:rFonts w:ascii="Calibri" w:eastAsia="Times New Roman" w:hAnsi="Calibri" w:cs="Calibri"/>
+        </w:rPr>
+        <w:t xml:space="preserve"> y Prueba </w:t>
+      </w:r>
+      <w:r>
+        <w:rPr>
+          <w:rStyle w:val="CdigoHTML"/>
+        </w:rPr>
+        <w:t>SEC-02</w:t>
+      </w:r>
+      <w:r>
+        <w:rPr>
+          <w:rFonts w:ascii="Calibri" w:eastAsia="Times New Roman" w:hAnsi="Calibri" w:cs="Calibri"/>
+        </w:rPr>
+        <w:t xml:space="preserve"> para el control PII).</w:t>
       </w:r>
     </w:p>
     <w:p>
       <w:pPr>
-        <w:numPr>
-          <w:ilvl w:val="0"/>
-          <w:numId w:val="16"/>
-        </w:numPr>
-        <w:spacing w:before="100" w:beforeAutospacing="1" w:after="100" w:afterAutospacing="1" w:line="240" w:lineRule="auto"/>
-        <w:rPr>
-          <w:rFonts w:ascii="Calibri" w:eastAsia="Times New Roman" w:hAnsi="Calibri" w:cs="Calibri"/>
-        </w:rPr>
-      </w:pPr>
-      <w:r>
-        <w:rPr>
-          <w:rFonts w:ascii="Calibri" w:eastAsia="Times New Roman" w:hAnsi="Calibri" w:cs="Calibri"/>
-        </w:rPr>
-        <w:t>Acompañar al equipo de desarrollo entrante en la ejecución de las validaciones Staging (limpieza QA-001 a QA-003) propuestas en el *Handover*.</w:t>
-      </w:r>
-    </w:p>
-    <w:p>
-      <w:pPr>
-        <w:numPr>
-          <w:ilvl w:val="0"/>
-          <w:numId w:val="16"/>
-        </w:numPr>
-        <w:spacing w:before="100" w:beforeAutospacing="1" w:after="100" w:afterAutospacing="1" w:line="240" w:lineRule="auto"/>
-        <w:rPr>
-          <w:rFonts w:ascii="Calibri" w:eastAsia="Times New Roman" w:hAnsi="Calibri" w:cs="Calibri"/>
-        </w:rPr>
-      </w:pPr>
-      <w:r>
-        <w:rPr>
-          <w:rFonts w:ascii="Calibri" w:eastAsia="Times New Roman" w:hAnsi="Calibri" w:cs="Calibri"/>
-        </w:rPr>
-        <w:t>Fomentar la exportación continua de logs auditables hacia herramientas de Big Data para comenzar a detectar anomalías y correlaciones mediante IA sobre la bitácora operativa.</w:t>
-      </w:r>
-    </w:p>
-    <w:p>
-      <w:pPr>
-        <w:rPr>
-          <w:rFonts w:ascii="Calibri" w:eastAsia="Times New Roman" w:hAnsi="Calibri" w:cs="Calibri"/>
-        </w:rPr>
-      </w:pPr>
-      <w:r>
-        <w:rPr>
-          <w:rFonts w:ascii="Calibri" w:eastAsia="Times New Roman" w:hAnsi="Calibri" w:cs="Calibri"/>
-        </w:rPr>
-        <w:pict w14:anchorId="096A5ADC">
-          <v:rect id="_x0000_i1026" style="width:0;height:1.5pt" o:hralign="center" o:hrstd="t" o:hr="t" fillcolor="#a0a0a0" stroked="f"/>
-        </w:pict>
-      </w:r>
-    </w:p>
-    <w:p>
-      <w:pPr>
         <w:pStyle w:val="NormalWeb"/>
         <w:rPr>
           <w:rFonts w:ascii="Calibri" w:hAnsi="Calibri" w:cs="Calibri"/>
@@ -493,30 +551,11 @@
       </w:pPr>
       <w:r>
         <w:rPr>
-          <w:rStyle w:val="Fuerte"/>
           <w:rFonts w:ascii="Calibri" w:hAnsi="Calibri" w:cs="Calibri"/>
           <w:sz w:val="22"/>
           <w:szCs w:val="22"/>
         </w:rPr>
-        <w:t>Comentarios adicionales:</w:t>
-      </w:r>
-    </w:p>
-    <w:p>
-      <w:pPr>
-        <w:pStyle w:val="NormalWeb"/>
-        <w:rPr>
-          <w:rFonts w:ascii="Calibri" w:hAnsi="Calibri" w:cs="Calibri"/>
-          <w:sz w:val="22"/>
-          <w:szCs w:val="22"/>
-        </w:rPr>
-      </w:pPr>
-      <w:r>
-        <w:rPr>
-          <w:rFonts w:ascii="Calibri" w:hAnsi="Calibri" w:cs="Calibri"/>
-          <w:sz w:val="22"/>
-          <w:szCs w:val="22"/>
-        </w:rPr>
-        <w:t>Se cierra el trimestre con una base consolidada y estandarizada que separa adecuadamente la información operativa en crudo de los esquemas analíticos depurados y gobernados.</w:t>
+        <w:t>El ecosistema de gobernanza de datos queda operativamente transferido y en estado de madurez técnica avanzada.</w:t>
       </w:r>
     </w:p>
     <w:p>
@@ -1950,6 +1989,7 @@
           <w:sz w:val="26"/>
           <w:szCs w:val="26"/>
         </w:rPr>
+        <w:lastRenderedPageBreak/>
         <w:t>2. Actividades Realizadas</w:t>
       </w:r>
       <w:bookmarkEnd w:id="2"/>
@@ -2345,7 +2385,6 @@
                 <w:rFonts w:asciiTheme="minorHAnsi" w:hAnsiTheme="minorHAnsi"/>
                 <w:color w:val="auto"/>
               </w:rPr>
-              <w:lastRenderedPageBreak/>
               <w:t>Sistema de Recursos Humanos</w:t>
             </w:r>
           </w:p>
@@ -2875,6 +2914,7 @@
                 <w:rFonts w:asciiTheme="minorHAnsi" w:hAnsiTheme="minorHAnsi"/>
                 <w:color w:val="auto"/>
               </w:rPr>
+              <w:lastRenderedPageBreak/>
               <w:t>Fuente de Datos</w:t>
             </w:r>
           </w:p>
@@ -7378,6 +7418,155 @@
     </w:lvl>
   </w:abstractNum>
   <w:abstractNum w:abstractNumId="9" w15:restartNumberingAfterBreak="0">
+    <w:nsid w:val="25137F18"/>
+    <w:multiLevelType w:val="multilevel"/>
+    <w:tmpl w:val="2B129D2C"/>
+    <w:lvl w:ilvl="0">
+      <w:start w:val="1"/>
+      <w:numFmt w:val="bullet"/>
+      <w:lvlText w:val=""/>
+      <w:lvlJc w:val="left"/>
+      <w:pPr>
+        <w:tabs>
+          <w:tab w:val="num" w:pos="720"/>
+        </w:tabs>
+        <w:ind w:left="720" w:hanging="360"/>
+      </w:pPr>
+      <w:rPr>
+        <w:rFonts w:ascii="Symbol" w:hAnsi="Symbol" w:hint="default"/>
+        <w:sz w:val="20"/>
+      </w:rPr>
+    </w:lvl>
+    <w:lvl w:ilvl="1" w:tentative="1">
+      <w:start w:val="1"/>
+      <w:numFmt w:val="bullet"/>
+      <w:lvlText w:val="o"/>
+      <w:lvlJc w:val="left"/>
+      <w:pPr>
+        <w:tabs>
+          <w:tab w:val="num" w:pos="1440"/>
+        </w:tabs>
+        <w:ind w:left="1440" w:hanging="360"/>
+      </w:pPr>
+      <w:rPr>
+        <w:rFonts w:ascii="Courier New" w:hAnsi="Courier New" w:hint="default"/>
+        <w:sz w:val="20"/>
+      </w:rPr>
+    </w:lvl>
+    <w:lvl w:ilvl="2" w:tentative="1">
+      <w:start w:val="1"/>
+      <w:numFmt w:val="bullet"/>
+      <w:lvlText w:val=""/>
+      <w:lvlJc w:val="left"/>
+      <w:pPr>
+        <w:tabs>
+          <w:tab w:val="num" w:pos="2160"/>
+        </w:tabs>
+        <w:ind w:left="2160" w:hanging="360"/>
+      </w:pPr>
+      <w:rPr>
+        <w:rFonts w:ascii="Wingdings" w:hAnsi="Wingdings" w:hint="default"/>
+        <w:sz w:val="20"/>
+      </w:rPr>
+    </w:lvl>
+    <w:lvl w:ilvl="3" w:tentative="1">
+      <w:start w:val="1"/>
+      <w:numFmt w:val="bullet"/>
+      <w:lvlText w:val=""/>
+      <w:lvlJc w:val="left"/>
+      <w:pPr>
+        <w:tabs>
+          <w:tab w:val="num" w:pos="2880"/>
+        </w:tabs>
+        <w:ind w:left="2880" w:hanging="360"/>
+      </w:pPr>
+      <w:rPr>
+        <w:rFonts w:ascii="Wingdings" w:hAnsi="Wingdings" w:hint="default"/>
+        <w:sz w:val="20"/>
+      </w:rPr>
+    </w:lvl>
+    <w:lvl w:ilvl="4" w:tentative="1">
+      <w:start w:val="1"/>
+      <w:numFmt w:val="bullet"/>
+      <w:lvlText w:val=""/>
+      <w:lvlJc w:val="left"/>
+      <w:pPr>
+        <w:tabs>
+          <w:tab w:val="num" w:pos="3600"/>
+        </w:tabs>
+        <w:ind w:left="3600" w:hanging="360"/>
+      </w:pPr>
+      <w:rPr>
+        <w:rFonts w:ascii="Wingdings" w:hAnsi="Wingdings" w:hint="default"/>
+        <w:sz w:val="20"/>
+      </w:rPr>
+    </w:lvl>
+    <w:lvl w:ilvl="5" w:tentative="1">
+      <w:start w:val="1"/>
+      <w:numFmt w:val="bullet"/>
+      <w:lvlText w:val=""/>
+      <w:lvlJc w:val="left"/>
+      <w:pPr>
+        <w:tabs>
+          <w:tab w:val="num" w:pos="4320"/>
+        </w:tabs>
+        <w:ind w:left="4320" w:hanging="360"/>
+      </w:pPr>
+      <w:rPr>
+        <w:rFonts w:ascii="Wingdings" w:hAnsi="Wingdings" w:hint="default"/>
+        <w:sz w:val="20"/>
+      </w:rPr>
+    </w:lvl>
+    <w:lvl w:ilvl="6" w:tentative="1">
+      <w:start w:val="1"/>
+      <w:numFmt w:val="bullet"/>
+      <w:lvlText w:val=""/>
+      <w:lvlJc w:val="left"/>
+      <w:pPr>
+        <w:tabs>
+          <w:tab w:val="num" w:pos="5040"/>
+        </w:tabs>
+        <w:ind w:left="5040" w:hanging="360"/>
+      </w:pPr>
+      <w:rPr>
+        <w:rFonts w:ascii="Wingdings" w:hAnsi="Wingdings" w:hint="default"/>
+        <w:sz w:val="20"/>
+      </w:rPr>
+    </w:lvl>
+    <w:lvl w:ilvl="7" w:tentative="1">
+      <w:start w:val="1"/>
+      <w:numFmt w:val="bullet"/>
+      <w:lvlText w:val=""/>
+      <w:lvlJc w:val="left"/>
+      <w:pPr>
+        <w:tabs>
+          <w:tab w:val="num" w:pos="5760"/>
+        </w:tabs>
+        <w:ind w:left="5760" w:hanging="360"/>
+      </w:pPr>
+      <w:rPr>
+        <w:rFonts w:ascii="Wingdings" w:hAnsi="Wingdings" w:hint="default"/>
+        <w:sz w:val="20"/>
+      </w:rPr>
+    </w:lvl>
+    <w:lvl w:ilvl="8" w:tentative="1">
+      <w:start w:val="1"/>
+      <w:numFmt w:val="bullet"/>
+      <w:lvlText w:val=""/>
+      <w:lvlJc w:val="left"/>
+      <w:pPr>
+        <w:tabs>
+          <w:tab w:val="num" w:pos="6480"/>
+        </w:tabs>
+        <w:ind w:left="6480" w:hanging="360"/>
+      </w:pPr>
+      <w:rPr>
+        <w:rFonts w:ascii="Wingdings" w:hAnsi="Wingdings" w:hint="default"/>
+        <w:sz w:val="20"/>
+      </w:rPr>
+    </w:lvl>
+  </w:abstractNum>
+  <w:abstractNum w:abstractNumId="10" w15:restartNumberingAfterBreak="0">
     <w:nsid w:val="28FF771F"/>
     <w:multiLevelType w:val="hybridMultilevel"/>
     <w:tmpl w:val="660C7888"/>
@@ -7490,10 +7679,10 @@
       </w:rPr>
     </w:lvl>
   </w:abstractNum>
-  <w:abstractNum w:abstractNumId="10" w15:restartNumberingAfterBreak="0">
-    <w:nsid w:val="41D122F5"/>
+  <w:abstractNum w:abstractNumId="11" w15:restartNumberingAfterBreak="0">
+    <w:nsid w:val="4F05278A"/>
     <w:multiLevelType w:val="multilevel"/>
-    <w:tmpl w:val="884E9486"/>
+    <w:tmpl w:val="1E32CCF2"/>
     <w:lvl w:ilvl="0">
       <w:start w:val="1"/>
       <w:numFmt w:val="bullet"/>
@@ -7639,7 +7828,7 @@
       </w:rPr>
     </w:lvl>
   </w:abstractNum>
-  <w:abstractNum w:abstractNumId="11" w15:restartNumberingAfterBreak="0">
+  <w:abstractNum w:abstractNumId="12" w15:restartNumberingAfterBreak="0">
     <w:nsid w:val="52D74056"/>
     <w:multiLevelType w:val="hybridMultilevel"/>
     <w:tmpl w:val="F8E884D6"/>
@@ -7728,7 +7917,7 @@
       </w:pPr>
     </w:lvl>
   </w:abstractNum>
-  <w:abstractNum w:abstractNumId="12" w15:restartNumberingAfterBreak="0">
+  <w:abstractNum w:abstractNumId="13" w15:restartNumberingAfterBreak="0">
     <w:nsid w:val="53C20551"/>
     <w:multiLevelType w:val="hybridMultilevel"/>
     <w:tmpl w:val="9EBC212E"/>
@@ -7817,308 +8006,10 @@
       </w:pPr>
     </w:lvl>
   </w:abstractNum>
-  <w:abstractNum w:abstractNumId="13" w15:restartNumberingAfterBreak="0">
-    <w:nsid w:val="6027161B"/>
+  <w:abstractNum w:abstractNumId="14" w15:restartNumberingAfterBreak="0">
+    <w:nsid w:val="7A9871B1"/>
     <w:multiLevelType w:val="multilevel"/>
-    <w:tmpl w:val="9D28A87E"/>
-    <w:lvl w:ilvl="0">
-      <w:start w:val="1"/>
-      <w:numFmt w:val="bullet"/>
-      <w:lvlText w:val=""/>
-      <w:lvlJc w:val="left"/>
-      <w:pPr>
-        <w:tabs>
-          <w:tab w:val="num" w:pos="720"/>
-        </w:tabs>
-        <w:ind w:left="720" w:hanging="360"/>
-      </w:pPr>
-      <w:rPr>
-        <w:rFonts w:ascii="Symbol" w:hAnsi="Symbol" w:hint="default"/>
-        <w:sz w:val="20"/>
-      </w:rPr>
-    </w:lvl>
-    <w:lvl w:ilvl="1" w:tentative="1">
-      <w:start w:val="1"/>
-      <w:numFmt w:val="bullet"/>
-      <w:lvlText w:val="o"/>
-      <w:lvlJc w:val="left"/>
-      <w:pPr>
-        <w:tabs>
-          <w:tab w:val="num" w:pos="1440"/>
-        </w:tabs>
-        <w:ind w:left="1440" w:hanging="360"/>
-      </w:pPr>
-      <w:rPr>
-        <w:rFonts w:ascii="Courier New" w:hAnsi="Courier New" w:hint="default"/>
-        <w:sz w:val="20"/>
-      </w:rPr>
-    </w:lvl>
-    <w:lvl w:ilvl="2" w:tentative="1">
-      <w:start w:val="1"/>
-      <w:numFmt w:val="bullet"/>
-      <w:lvlText w:val=""/>
-      <w:lvlJc w:val="left"/>
-      <w:pPr>
-        <w:tabs>
-          <w:tab w:val="num" w:pos="2160"/>
-        </w:tabs>
-        <w:ind w:left="2160" w:hanging="360"/>
-      </w:pPr>
-      <w:rPr>
-        <w:rFonts w:ascii="Wingdings" w:hAnsi="Wingdings" w:hint="default"/>
-        <w:sz w:val="20"/>
-      </w:rPr>
-    </w:lvl>
-    <w:lvl w:ilvl="3" w:tentative="1">
-      <w:start w:val="1"/>
-      <w:numFmt w:val="bullet"/>
-      <w:lvlText w:val=""/>
-      <w:lvlJc w:val="left"/>
-      <w:pPr>
-        <w:tabs>
-          <w:tab w:val="num" w:pos="2880"/>
-        </w:tabs>
-        <w:ind w:left="2880" w:hanging="360"/>
-      </w:pPr>
-      <w:rPr>
-        <w:rFonts w:ascii="Wingdings" w:hAnsi="Wingdings" w:hint="default"/>
-        <w:sz w:val="20"/>
-      </w:rPr>
-    </w:lvl>
-    <w:lvl w:ilvl="4" w:tentative="1">
-      <w:start w:val="1"/>
-      <w:numFmt w:val="bullet"/>
-      <w:lvlText w:val=""/>
-      <w:lvlJc w:val="left"/>
-      <w:pPr>
-        <w:tabs>
-          <w:tab w:val="num" w:pos="3600"/>
-        </w:tabs>
-        <w:ind w:left="3600" w:hanging="360"/>
-      </w:pPr>
-      <w:rPr>
-        <w:rFonts w:ascii="Wingdings" w:hAnsi="Wingdings" w:hint="default"/>
-        <w:sz w:val="20"/>
-      </w:rPr>
-    </w:lvl>
-    <w:lvl w:ilvl="5" w:tentative="1">
-      <w:start w:val="1"/>
-      <w:numFmt w:val="bullet"/>
-      <w:lvlText w:val=""/>
-      <w:lvlJc w:val="left"/>
-      <w:pPr>
-        <w:tabs>
-          <w:tab w:val="num" w:pos="4320"/>
-        </w:tabs>
-        <w:ind w:left="4320" w:hanging="360"/>
-      </w:pPr>
-      <w:rPr>
-        <w:rFonts w:ascii="Wingdings" w:hAnsi="Wingdings" w:hint="default"/>
-        <w:sz w:val="20"/>
-      </w:rPr>
-    </w:lvl>
-    <w:lvl w:ilvl="6" w:tentative="1">
-      <w:start w:val="1"/>
-      <w:numFmt w:val="bullet"/>
-      <w:lvlText w:val=""/>
-      <w:lvlJc w:val="left"/>
-      <w:pPr>
-        <w:tabs>
-          <w:tab w:val="num" w:pos="5040"/>
-        </w:tabs>
-        <w:ind w:left="5040" w:hanging="360"/>
-      </w:pPr>
-      <w:rPr>
-        <w:rFonts w:ascii="Wingdings" w:hAnsi="Wingdings" w:hint="default"/>
-        <w:sz w:val="20"/>
-      </w:rPr>
-    </w:lvl>
-    <w:lvl w:ilvl="7" w:tentative="1">
-      <w:start w:val="1"/>
-      <w:numFmt w:val="bullet"/>
-      <w:lvlText w:val=""/>
-      <w:lvlJc w:val="left"/>
-      <w:pPr>
-        <w:tabs>
-          <w:tab w:val="num" w:pos="5760"/>
-        </w:tabs>
-        <w:ind w:left="5760" w:hanging="360"/>
-      </w:pPr>
-      <w:rPr>
-        <w:rFonts w:ascii="Wingdings" w:hAnsi="Wingdings" w:hint="default"/>
-        <w:sz w:val="20"/>
-      </w:rPr>
-    </w:lvl>
-    <w:lvl w:ilvl="8" w:tentative="1">
-      <w:start w:val="1"/>
-      <w:numFmt w:val="bullet"/>
-      <w:lvlText w:val=""/>
-      <w:lvlJc w:val="left"/>
-      <w:pPr>
-        <w:tabs>
-          <w:tab w:val="num" w:pos="6480"/>
-        </w:tabs>
-        <w:ind w:left="6480" w:hanging="360"/>
-      </w:pPr>
-      <w:rPr>
-        <w:rFonts w:ascii="Wingdings" w:hAnsi="Wingdings" w:hint="default"/>
-        <w:sz w:val="20"/>
-      </w:rPr>
-    </w:lvl>
-  </w:abstractNum>
-  <w:abstractNum w:abstractNumId="14" w15:restartNumberingAfterBreak="0">
-    <w:nsid w:val="6DA63B56"/>
-    <w:multiLevelType w:val="multilevel"/>
-    <w:tmpl w:val="81BEE612"/>
-    <w:lvl w:ilvl="0">
-      <w:start w:val="1"/>
-      <w:numFmt w:val="bullet"/>
-      <w:lvlText w:val=""/>
-      <w:lvlJc w:val="left"/>
-      <w:pPr>
-        <w:tabs>
-          <w:tab w:val="num" w:pos="720"/>
-        </w:tabs>
-        <w:ind w:left="720" w:hanging="360"/>
-      </w:pPr>
-      <w:rPr>
-        <w:rFonts w:ascii="Symbol" w:hAnsi="Symbol" w:hint="default"/>
-        <w:sz w:val="20"/>
-      </w:rPr>
-    </w:lvl>
-    <w:lvl w:ilvl="1" w:tentative="1">
-      <w:start w:val="1"/>
-      <w:numFmt w:val="bullet"/>
-      <w:lvlText w:val="o"/>
-      <w:lvlJc w:val="left"/>
-      <w:pPr>
-        <w:tabs>
-          <w:tab w:val="num" w:pos="1440"/>
-        </w:tabs>
-        <w:ind w:left="1440" w:hanging="360"/>
-      </w:pPr>
-      <w:rPr>
-        <w:rFonts w:ascii="Courier New" w:hAnsi="Courier New" w:hint="default"/>
-        <w:sz w:val="20"/>
-      </w:rPr>
-    </w:lvl>
-    <w:lvl w:ilvl="2" w:tentative="1">
-      <w:start w:val="1"/>
-      <w:numFmt w:val="bullet"/>
-      <w:lvlText w:val=""/>
-      <w:lvlJc w:val="left"/>
-      <w:pPr>
-        <w:tabs>
-          <w:tab w:val="num" w:pos="2160"/>
-        </w:tabs>
-        <w:ind w:left="2160" w:hanging="360"/>
-      </w:pPr>
-      <w:rPr>
-        <w:rFonts w:ascii="Wingdings" w:hAnsi="Wingdings" w:hint="default"/>
-        <w:sz w:val="20"/>
-      </w:rPr>
-    </w:lvl>
-    <w:lvl w:ilvl="3" w:tentative="1">
-      <w:start w:val="1"/>
-      <w:numFmt w:val="bullet"/>
-      <w:lvlText w:val=""/>
-      <w:lvlJc w:val="left"/>
-      <w:pPr>
-        <w:tabs>
-          <w:tab w:val="num" w:pos="2880"/>
-        </w:tabs>
-        <w:ind w:left="2880" w:hanging="360"/>
-      </w:pPr>
-      <w:rPr>
-        <w:rFonts w:ascii="Wingdings" w:hAnsi="Wingdings" w:hint="default"/>
-        <w:sz w:val="20"/>
-      </w:rPr>
-    </w:lvl>
-    <w:lvl w:ilvl="4" w:tentative="1">
-      <w:start w:val="1"/>
-      <w:numFmt w:val="bullet"/>
-      <w:lvlText w:val=""/>
-      <w:lvlJc w:val="left"/>
-      <w:pPr>
-        <w:tabs>
-          <w:tab w:val="num" w:pos="3600"/>
-        </w:tabs>
-        <w:ind w:left="3600" w:hanging="360"/>
-      </w:pPr>
-      <w:rPr>
-        <w:rFonts w:ascii="Wingdings" w:hAnsi="Wingdings" w:hint="default"/>
-        <w:sz w:val="20"/>
-      </w:rPr>
-    </w:lvl>
-    <w:lvl w:ilvl="5" w:tentative="1">
-      <w:start w:val="1"/>
-      <w:numFmt w:val="bullet"/>
-      <w:lvlText w:val=""/>
-      <w:lvlJc w:val="left"/>
-      <w:pPr>
-        <w:tabs>
-          <w:tab w:val="num" w:pos="4320"/>
-        </w:tabs>
-        <w:ind w:left="4320" w:hanging="360"/>
-      </w:pPr>
-      <w:rPr>
-        <w:rFonts w:ascii="Wingdings" w:hAnsi="Wingdings" w:hint="default"/>
-        <w:sz w:val="20"/>
-      </w:rPr>
-    </w:lvl>
-    <w:lvl w:ilvl="6" w:tentative="1">
-      <w:start w:val="1"/>
-      <w:numFmt w:val="bullet"/>
-      <w:lvlText w:val=""/>
-      <w:lvlJc w:val="left"/>
-      <w:pPr>
-        <w:tabs>
-          <w:tab w:val="num" w:pos="5040"/>
-        </w:tabs>
-        <w:ind w:left="5040" w:hanging="360"/>
-      </w:pPr>
-      <w:rPr>
-        <w:rFonts w:ascii="Wingdings" w:hAnsi="Wingdings" w:hint="default"/>
-        <w:sz w:val="20"/>
-      </w:rPr>
-    </w:lvl>
-    <w:lvl w:ilvl="7" w:tentative="1">
-      <w:start w:val="1"/>
-      <w:numFmt w:val="bullet"/>
-      <w:lvlText w:val=""/>
-      <w:lvlJc w:val="left"/>
-      <w:pPr>
-        <w:tabs>
-          <w:tab w:val="num" w:pos="5760"/>
-        </w:tabs>
-        <w:ind w:left="5760" w:hanging="360"/>
-      </w:pPr>
-      <w:rPr>
-        <w:rFonts w:ascii="Wingdings" w:hAnsi="Wingdings" w:hint="default"/>
-        <w:sz w:val="20"/>
-      </w:rPr>
-    </w:lvl>
-    <w:lvl w:ilvl="8" w:tentative="1">
-      <w:start w:val="1"/>
-      <w:numFmt w:val="bullet"/>
-      <w:lvlText w:val=""/>
-      <w:lvlJc w:val="left"/>
-      <w:pPr>
-        <w:tabs>
-          <w:tab w:val="num" w:pos="6480"/>
-        </w:tabs>
-        <w:ind w:left="6480" w:hanging="360"/>
-      </w:pPr>
-      <w:rPr>
-        <w:rFonts w:ascii="Wingdings" w:hAnsi="Wingdings" w:hint="default"/>
-        <w:sz w:val="20"/>
-      </w:rPr>
-    </w:lvl>
-  </w:abstractNum>
-  <w:abstractNum w:abstractNumId="15" w15:restartNumberingAfterBreak="0">
-    <w:nsid w:val="7B251179"/>
-    <w:multiLevelType w:val="multilevel"/>
-    <w:tmpl w:val="028C30A4"/>
+    <w:tmpl w:val="A1EC8456"/>
     <w:lvl w:ilvl="0">
       <w:start w:val="1"/>
       <w:numFmt w:val="bullet"/>
@@ -8283,7 +8174,7 @@
     <w:abstractNumId w:val="0"/>
   </w:num>
   <w:num w:numId="7" w16cid:durableId="767509364">
-    <w:abstractNumId w:val="11"/>
+    <w:abstractNumId w:val="12"/>
   </w:num>
   <w:num w:numId="8" w16cid:durableId="1187519976">
     <w:abstractNumId w:val="8"/>
@@ -8292,25 +8183,22 @@
     <w:abstractNumId w:val="7"/>
   </w:num>
   <w:num w:numId="10" w16cid:durableId="2009867063">
-    <w:abstractNumId w:val="9"/>
+    <w:abstractNumId w:val="10"/>
   </w:num>
   <w:num w:numId="11" w16cid:durableId="1924602666">
-    <w:abstractNumId w:val="12"/>
+    <w:abstractNumId w:val="13"/>
   </w:num>
   <w:num w:numId="12" w16cid:durableId="2021344936">
     <w:abstractNumId w:val="2"/>
   </w:num>
-  <w:num w:numId="13" w16cid:durableId="1733262924">
+  <w:num w:numId="13" w16cid:durableId="220409818">
+    <w:abstractNumId w:val="9"/>
+  </w:num>
+  <w:num w:numId="14" w16cid:durableId="881861629">
     <w:abstractNumId w:val="14"/>
   </w:num>
-  <w:num w:numId="14" w16cid:durableId="816724183">
-    <w:abstractNumId w:val="15"/>
-  </w:num>
-  <w:num w:numId="15" w16cid:durableId="1283463501">
-    <w:abstractNumId w:val="13"/>
-  </w:num>
-  <w:num w:numId="16" w16cid:durableId="523710379">
-    <w:abstractNumId w:val="10"/>
+  <w:num w:numId="15" w16cid:durableId="69816599">
+    <w:abstractNumId w:val="11"/>
   </w:num>
   <w:numIdMacAtCleanup w:val="10"/>
 </w:numbering>
@@ -19967,7 +19855,7 @@
     <w:uiPriority w:val="99"/>
     <w:semiHidden/>
     <w:unhideWhenUsed/>
-    <w:rsid w:val="00FF1B23"/>
+    <w:rsid w:val="00A72EFD"/>
     <w:pPr>
       <w:spacing w:before="100" w:beforeAutospacing="1" w:after="100" w:afterAutospacing="1" w:line="240" w:lineRule="auto"/>
     </w:pPr>
@@ -19985,7 +19873,7 @@
     <w:uiPriority w:val="99"/>
     <w:semiHidden/>
     <w:unhideWhenUsed/>
-    <w:rsid w:val="00FF1B23"/>
+    <w:rsid w:val="00A72EFD"/>
     <w:rPr>
       <w:rFonts w:ascii="Courier New" w:eastAsiaTheme="minorEastAsia" w:hAnsi="Courier New" w:cs="Courier New"/>
       <w:sz w:val="20"/>

--- a/05-Mayo-Junio/Entregables/2026-06/04-Reporte_Preparacion_Datos_IA_2026-06_INSTITUCIONAL.docx
+++ b/05-Mayo-Junio/Entregables/2026-06/04-Reporte_Preparacion_Datos_IA_2026-06_INSTITUCIONAL.docx
@@ -13,7 +13,7 @@
         <w:rPr>
           <w:rFonts w:ascii="Calibri" w:eastAsia="Times New Roman" w:hAnsi="Calibri" w:cs="Calibri"/>
         </w:rPr>
-        <w:t>Acta de Cierre: Preparación de Datos y Gobernanza Analítica</w:t>
+        <w:t>Acta de Cierre: Preparación de Datos, Gobernanza y Protección de Información Personal (PII)</w:t>
       </w:r>
     </w:p>
     <w:p>
@@ -32,7 +32,7 @@
           <w:sz w:val="22"/>
           <w:szCs w:val="22"/>
         </w:rPr>
-        <w:t>Mes:</w:t>
+        <w:t>Mes de Corte:</w:t>
       </w:r>
       <w:r>
         <w:rPr>
@@ -59,7 +59,7 @@
           <w:sz w:val="22"/>
           <w:szCs w:val="22"/>
         </w:rPr>
-        <w:t>Responsable:</w:t>
+        <w:t>Periodo Abarcado:</w:t>
       </w:r>
       <w:r>
         <w:rPr>
@@ -67,7 +67,7 @@
           <w:sz w:val="22"/>
           <w:szCs w:val="22"/>
         </w:rPr>
-        <w:t xml:space="preserve"> Victor Manuel Lelo de Larea Polanco </w:t>
+        <w:t xml:space="preserve"> Abril - Mayo - Junio 2026 </w:t>
       </w:r>
     </w:p>
     <w:p>
@@ -86,6 +86,33 @@
           <w:sz w:val="22"/>
           <w:szCs w:val="22"/>
         </w:rPr>
+        <w:t>Responsable:</w:t>
+      </w:r>
+      <w:r>
+        <w:rPr>
+          <w:rFonts w:ascii="Calibri" w:hAnsi="Calibri" w:cs="Calibri"/>
+          <w:sz w:val="22"/>
+          <w:szCs w:val="22"/>
+        </w:rPr>
+        <w:t xml:space="preserve"> Victor Manuel Lelo de Larrea Polanco </w:t>
+      </w:r>
+    </w:p>
+    <w:p>
+      <w:pPr>
+        <w:pStyle w:val="NormalWeb"/>
+        <w:rPr>
+          <w:rFonts w:ascii="Calibri" w:hAnsi="Calibri" w:cs="Calibri"/>
+          <w:sz w:val="22"/>
+          <w:szCs w:val="22"/>
+        </w:rPr>
+      </w:pPr>
+      <w:r>
+        <w:rPr>
+          <w:rStyle w:val="Fuerte"/>
+          <w:rFonts w:ascii="Calibri" w:hAnsi="Calibri" w:cs="Calibri"/>
+          <w:sz w:val="22"/>
+          <w:szCs w:val="22"/>
+        </w:rPr>
         <w:t>Área:</w:t>
       </w:r>
       <w:r>
@@ -94,11 +121,38 @@
           <w:sz w:val="22"/>
           <w:szCs w:val="22"/>
         </w:rPr>
-        <w:t xml:space="preserve"> Coordinación de Proyectos de TI</w:t>
+        <w:t xml:space="preserve"> Coordinación de Proyectos de TI </w:t>
       </w:r>
     </w:p>
     <w:p>
       <w:pPr>
+        <w:pStyle w:val="NormalWeb"/>
+        <w:rPr>
+          <w:rFonts w:ascii="Calibri" w:hAnsi="Calibri" w:cs="Calibri"/>
+          <w:sz w:val="22"/>
+          <w:szCs w:val="22"/>
+        </w:rPr>
+      </w:pPr>
+      <w:r>
+        <w:rPr>
+          <w:rStyle w:val="Fuerte"/>
+          <w:rFonts w:ascii="Calibri" w:hAnsi="Calibri" w:cs="Calibri"/>
+          <w:sz w:val="22"/>
+          <w:szCs w:val="22"/>
+        </w:rPr>
+        <w:t>Clasificación:</w:t>
+      </w:r>
+      <w:r>
+        <w:rPr>
+          <w:rFonts w:ascii="Calibri" w:hAnsi="Calibri" w:cs="Calibri"/>
+          <w:sz w:val="22"/>
+          <w:szCs w:val="22"/>
+        </w:rPr>
+        <w:t xml:space="preserve"> Confidencial / Acta de Gobernanza Definitiva (Data Compliance) </w:t>
+      </w:r>
+    </w:p>
+    <w:p>
+      <w:pPr>
         <w:rPr>
           <w:rFonts w:ascii="Calibri" w:eastAsia="Times New Roman" w:hAnsi="Calibri" w:cs="Calibri"/>
         </w:rPr>
@@ -107,7 +161,7 @@
         <w:rPr>
           <w:rFonts w:ascii="Calibri" w:eastAsia="Times New Roman" w:hAnsi="Calibri" w:cs="Calibri"/>
         </w:rPr>
-        <w:pict w14:anchorId="666A0486">
+        <w:pict w14:anchorId="206E5612">
           <v:rect id="_x0000_i1025" style="width:0;height:1.5pt" o:hralign="center" o:hrstd="t" o:hr="t" fillcolor="#a0a0a0" stroked="f"/>
         </w:pict>
       </w:r>
@@ -123,7 +177,7 @@
         <w:rPr>
           <w:rFonts w:ascii="Calibri" w:eastAsia="Times New Roman" w:hAnsi="Calibri" w:cs="Calibri"/>
         </w:rPr>
-        <w:t>1. Objeto del Entregable</w:t>
+        <w:t>1. Declaración Definitiva de Cierre Operativo</w:t>
       </w:r>
     </w:p>
     <w:p>
@@ -141,25 +195,75 @@
           <w:sz w:val="22"/>
           <w:szCs w:val="22"/>
         </w:rPr>
-        <w:t>Formalizar la entrega del modelo de datos analítico y la matriz de gobernanza PII (Personal Identifiable Information) para la Plataforma de Inteligencia Analítica (MUSEMS). Este reporte documenta cómo la información ha quedado curada, anonimizada y estandarizada, apta para el entrenamiento de Inteligencia Artificial (IA) y la toma de decisiones gerenciales libres de riesgo normativo.</w:t>
+        <w:t xml:space="preserve">Este documento certifica legal y operativamente el diseño, estandarización y entrega del modelo rector de </w:t>
+      </w:r>
+      <w:r>
+        <w:rPr>
+          <w:rStyle w:val="Fuerte"/>
+          <w:rFonts w:ascii="Calibri" w:hAnsi="Calibri" w:cs="Calibri"/>
+          <w:sz w:val="22"/>
+          <w:szCs w:val="22"/>
+        </w:rPr>
+        <w:t>Gobernanza de Datos y Curación para Inteligencia Analítica</w:t>
+      </w:r>
+      <w:r>
+        <w:rPr>
+          <w:rFonts w:ascii="Calibri" w:hAnsi="Calibri" w:cs="Calibri"/>
+          <w:sz w:val="22"/>
+          <w:szCs w:val="22"/>
+        </w:rPr>
+        <w:t xml:space="preserve"> de la Plataforma MUSEMS y el entorno Vida Saludable. Su meta primordial es documentar el blindaje implementado para garantizar la seguridad de la Información Personalmente Identificable (PII) conforme a la Ley General de Protección de Datos Personales en Posesión de Sujetos Obligados (LGPDPPSO).</w:t>
       </w:r>
     </w:p>
     <w:p>
       <w:pPr>
-        <w:pStyle w:val="Ttulo2"/>
-        <w:rPr>
-          <w:rFonts w:ascii="Calibri" w:eastAsia="Times New Roman" w:hAnsi="Calibri" w:cs="Calibri"/>
+        <w:pStyle w:val="NormalWeb"/>
+        <w:rPr>
+          <w:rFonts w:ascii="Calibri" w:hAnsi="Calibri" w:cs="Calibri"/>
+          <w:sz w:val="22"/>
+          <w:szCs w:val="22"/>
         </w:rPr>
       </w:pPr>
       <w:r>
         <w:rPr>
-          <w:rFonts w:ascii="Calibri" w:eastAsia="Times New Roman" w:hAnsi="Calibri" w:cs="Calibri"/>
-        </w:rPr>
-        <w:t>2. Gobernanza Analítica y Vistas de Negocio</w:t>
+          <w:rFonts w:ascii="Calibri" w:hAnsi="Calibri" w:cs="Calibri"/>
+          <w:sz w:val="22"/>
+          <w:szCs w:val="22"/>
+        </w:rPr>
+        <w:t>Los datasets entregados en la base de datos Oracle 19c y PostgreSQL han sido depurados y preparados con la finalidad no solo de renderizar tableros BI, sino de funcionar estructuralmente como insumo normativo para futuros motores de inferencia (Machine Learning / IA) institucionales sin comprometer la privacidad individual de los ciudadanos.</w:t>
       </w:r>
     </w:p>
     <w:p>
       <w:pPr>
+        <w:rPr>
+          <w:rFonts w:ascii="Calibri" w:eastAsia="Times New Roman" w:hAnsi="Calibri" w:cs="Calibri"/>
+        </w:rPr>
+      </w:pPr>
+      <w:r>
+        <w:rPr>
+          <w:rFonts w:ascii="Calibri" w:eastAsia="Times New Roman" w:hAnsi="Calibri" w:cs="Calibri"/>
+        </w:rPr>
+        <w:pict w14:anchorId="43E8A3F1">
+          <v:rect id="_x0000_i1026" style="width:0;height:1.5pt" o:hralign="center" o:hrstd="t" o:hr="t" fillcolor="#a0a0a0" stroked="f"/>
+        </w:pict>
+      </w:r>
+    </w:p>
+    <w:p>
+      <w:pPr>
+        <w:pStyle w:val="Ttulo2"/>
+        <w:rPr>
+          <w:rFonts w:ascii="Calibri" w:eastAsia="Times New Roman" w:hAnsi="Calibri" w:cs="Calibri"/>
+        </w:rPr>
+      </w:pPr>
+      <w:r>
+        <w:rPr>
+          <w:rFonts w:ascii="Calibri" w:eastAsia="Times New Roman" w:hAnsi="Calibri" w:cs="Calibri"/>
+        </w:rPr>
+        <w:t>2. Paradigma de Enmascaramiento y Auditoría Forense (Resolución de Requerimientos)</w:t>
+      </w:r>
+    </w:p>
+    <w:p>
+      <w:pPr>
         <w:pStyle w:val="NormalWeb"/>
         <w:rPr>
           <w:rFonts w:ascii="Calibri" w:hAnsi="Calibri" w:cs="Calibri"/>
@@ -173,7 +277,21 @@
           <w:sz w:val="22"/>
           <w:szCs w:val="22"/>
         </w:rPr>
-        <w:t>El ecosistema de datos de MUSEMS se transfiere plenamente consolidado en el gestor Oracle 19c.</w:t>
+        <w:t xml:space="preserve">La gestión tecnológica previa adolecía de fugas sistémicas, donde claves de identidad (CURP) eran expuestas masivamente en tráfico *clear-text* a consolas operativas. La entrega de hoy erradica estas brechas y transfiere un modelo certificado bajo la denominación </w:t>
+      </w:r>
+      <w:r>
+        <w:rPr>
+          <w:rStyle w:val="CdigoHTML"/>
+        </w:rPr>
+        <w:t>CU-SEC-01</w:t>
+      </w:r>
+      <w:r>
+        <w:rPr>
+          <w:rFonts w:ascii="Calibri" w:hAnsi="Calibri" w:cs="Calibri"/>
+          <w:sz w:val="22"/>
+          <w:szCs w:val="22"/>
+        </w:rPr>
+        <w:t xml:space="preserve"> de la Matriz Institucional.</w:t>
       </w:r>
     </w:p>
     <w:p>
@@ -187,71 +305,7 @@
         <w:rPr>
           <w:rFonts w:ascii="Calibri" w:eastAsia="Times New Roman" w:hAnsi="Calibri" w:cs="Calibri"/>
         </w:rPr>
-        <w:t>2.1 Estandarización de Datasets</w:t>
-      </w:r>
-    </w:p>
-    <w:p>
-      <w:pPr>
-        <w:pStyle w:val="NormalWeb"/>
-        <w:rPr>
-          <w:rFonts w:ascii="Calibri" w:hAnsi="Calibri" w:cs="Calibri"/>
-          <w:sz w:val="22"/>
-          <w:szCs w:val="22"/>
-        </w:rPr>
-      </w:pPr>
-      <w:r>
-        <w:rPr>
-          <w:rFonts w:ascii="Calibri" w:hAnsi="Calibri" w:cs="Calibri"/>
-          <w:sz w:val="22"/>
-          <w:szCs w:val="22"/>
-        </w:rPr>
-        <w:t xml:space="preserve">Se entregan las estructuras SQL maestras diseñadas expresamente para separar la carga transaccional de la lectura analítica. Destaca la inclusión final de la vista de negocio </w:t>
-      </w:r>
-      <w:r>
-        <w:rPr>
-          <w:rStyle w:val="CdigoHTML"/>
-        </w:rPr>
-        <w:t>VW_BI_MUSEMS_HISTORICO_CURP</w:t>
-      </w:r>
-      <w:r>
-        <w:rPr>
-          <w:rFonts w:ascii="Calibri" w:hAnsi="Calibri" w:cs="Calibri"/>
-          <w:sz w:val="22"/>
-          <w:szCs w:val="22"/>
-        </w:rPr>
-        <w:t>, la cual provee la historia longitudinal académica de los alumnos depurada para algoritmos de segmentación.</w:t>
-      </w:r>
-    </w:p>
-    <w:p>
-      <w:pPr>
-        <w:pStyle w:val="Ttulo3"/>
-        <w:rPr>
-          <w:rFonts w:ascii="Calibri" w:eastAsia="Times New Roman" w:hAnsi="Calibri" w:cs="Calibri"/>
-        </w:rPr>
-      </w:pPr>
-      <w:r>
-        <w:rPr>
-          <w:rFonts w:ascii="Calibri" w:eastAsia="Times New Roman" w:hAnsi="Calibri" w:cs="Calibri"/>
-        </w:rPr>
-        <w:t>2.2 Blindaje de Información Personal (Gobernanza PII)</w:t>
-      </w:r>
-    </w:p>
-    <w:p>
-      <w:pPr>
-        <w:pStyle w:val="NormalWeb"/>
-        <w:rPr>
-          <w:rFonts w:ascii="Calibri" w:hAnsi="Calibri" w:cs="Calibri"/>
-          <w:sz w:val="22"/>
-          <w:szCs w:val="22"/>
-        </w:rPr>
-      </w:pPr>
-      <w:r>
-        <w:rPr>
-          <w:rFonts w:ascii="Calibri" w:hAnsi="Calibri" w:cs="Calibri"/>
-          <w:sz w:val="22"/>
-          <w:szCs w:val="22"/>
-        </w:rPr>
-        <w:t>Se ha certificado y entregado el flujo completo de protección de datos personales alineado al Requerimiento Funcional 08 (RF-08).</w:t>
+        <w:t>2.1 Enmascaramiento Dinámico Integral (MUSEMS y Vida Saludable)</w:t>
       </w:r>
     </w:p>
     <w:p>
@@ -270,25 +324,25 @@
           <w:rStyle w:val="Fuerte"/>
           <w:rFonts w:ascii="Calibri" w:eastAsia="Times New Roman" w:hAnsi="Calibri" w:cs="Calibri"/>
         </w:rPr>
-        <w:t>Mascara Criptográfica Base:</w:t>
+        <w:t>Implementación en GraphQL (Vida Saludable):</w:t>
       </w:r>
       <w:r>
         <w:rPr>
           <w:rFonts w:ascii="Calibri" w:eastAsia="Times New Roman" w:hAnsi="Calibri" w:cs="Calibri"/>
         </w:rPr>
-        <w:t xml:space="preserve"> Las aplicaciones leen la identidad del alumno ofuscada gracias a </w:t>
+        <w:t xml:space="preserve"> A través del *Issue 59*, se formalizó la integración de *scalars* personalizados y directivas en </w:t>
       </w:r>
       <w:r>
         <w:rPr>
           <w:rStyle w:val="CdigoHTML"/>
         </w:rPr>
-        <w:t>STANDARD_HASH</w:t>
+        <w:t>api/schema.py</w:t>
       </w:r>
       <w:r>
         <w:rPr>
           <w:rFonts w:ascii="Calibri" w:eastAsia="Times New Roman" w:hAnsi="Calibri" w:cs="Calibri"/>
         </w:rPr>
-        <w:t xml:space="preserve"> interactuando con la sal del sistema.</w:t>
+        <w:t xml:space="preserve"> de Strawberry, truncando por diseño (*Privacy by Design*) la visualización de CURPs hacia los analistas y previendo el secuestro masivo (*scraping*) de identidad.</w:t>
       </w:r>
     </w:p>
     <w:p>
@@ -307,13 +361,13 @@
           <w:rStyle w:val="Fuerte"/>
           <w:rFonts w:ascii="Calibri" w:eastAsia="Times New Roman" w:hAnsi="Calibri" w:cs="Calibri"/>
         </w:rPr>
-        <w:t>Auditoría Estricta:</w:t>
+        <w:t>Vistas Materializadas en Oracle 19c:</w:t>
       </w:r>
       <w:r>
         <w:rPr>
           <w:rFonts w:ascii="Calibri" w:eastAsia="Times New Roman" w:hAnsi="Calibri" w:cs="Calibri"/>
         </w:rPr>
-        <w:t xml:space="preserve"> Todo desenmascaramiento explícito ejecutado en el sistema inserta registros inmutables en la bitácora </w:t>
+        <w:t xml:space="preserve"> La interfaz principal de MUSEMS se nutre de la estructura </w:t>
       </w:r>
       <w:r>
         <w:rPr>
@@ -325,12 +379,48 @@
         <w:rPr>
           <w:rFonts w:ascii="Calibri" w:eastAsia="Times New Roman" w:hAnsi="Calibri" w:cs="Calibri"/>
         </w:rPr>
-        <w:t>. Estos registros (Bitácora Operativa Analítica) componen a su vez el sustrato primario para que futuros modelos de IA puedan predecir patrones de fugas de datos (DLP).</w:t>
+        <w:t xml:space="preserve">. Este contenedor aplica criptografía transparente haciendo uso de la macro </w:t>
+      </w:r>
+      <w:r>
+        <w:rPr>
+          <w:rStyle w:val="CdigoHTML"/>
+        </w:rPr>
+        <w:t>STANDARD_HASH</w:t>
+      </w:r>
+      <w:r>
+        <w:rPr>
+          <w:rFonts w:ascii="Calibri" w:eastAsia="Times New Roman" w:hAnsi="Calibri" w:cs="Calibri"/>
+        </w:rPr>
+        <w:t xml:space="preserve"> y el factor de *Salt* institucional (</w:t>
+      </w:r>
+      <w:r>
+        <w:rPr>
+          <w:rStyle w:val="CdigoHTML"/>
+        </w:rPr>
+        <w:t>MUSEMS_SALT_2026</w:t>
+      </w:r>
+      <w:r>
+        <w:rPr>
+          <w:rFonts w:ascii="Calibri" w:eastAsia="Times New Roman" w:hAnsi="Calibri" w:cs="Calibri"/>
+        </w:rPr>
+        <w:t xml:space="preserve">). Se han inhabilitado todas las sentencias </w:t>
+      </w:r>
+      <w:r>
+        <w:rPr>
+          <w:rStyle w:val="CdigoHTML"/>
+        </w:rPr>
+        <w:t>SELECT *</w:t>
+      </w:r>
+      <w:r>
+        <w:rPr>
+          <w:rFonts w:ascii="Calibri" w:eastAsia="Times New Roman" w:hAnsi="Calibri" w:cs="Calibri"/>
+        </w:rPr>
+        <w:t xml:space="preserve"> sobre tablas puras que alberguen datos biométricos, curriculares o de salud.</w:t>
       </w:r>
     </w:p>
     <w:p>
       <w:pPr>
-        <w:pStyle w:val="Ttulo2"/>
+        <w:pStyle w:val="Ttulo3"/>
         <w:rPr>
           <w:rFonts w:ascii="Calibri" w:eastAsia="Times New Roman" w:hAnsi="Calibri" w:cs="Calibri"/>
         </w:rPr>
@@ -339,8 +429,7 @@
         <w:rPr>
           <w:rFonts w:ascii="Calibri" w:eastAsia="Times New Roman" w:hAnsi="Calibri" w:cs="Calibri"/>
         </w:rPr>
-        <w:lastRenderedPageBreak/>
-        <w:t>3. Backlog de Mejora Continua</w:t>
+        <w:t>2.2 Trazabilidad de Acciones Sensibles (Auditoría de Inmutabilidad)</w:t>
       </w:r>
     </w:p>
     <w:p>
@@ -358,7 +447,182 @@
           <w:sz w:val="22"/>
           <w:szCs w:val="22"/>
         </w:rPr>
-        <w:t>Para potenciar la calidad del dato en futuras etapas de Machine Learning, se transfiere al equipo entrante la recomendación de:</w:t>
+        <w:t>Para aquellas tareas que exigen forzosamente acceder a la identidad en claro (e.g. impresión de citatorios), la interfaz React ofrece el disparador de la acción (botón "Mostrar PII").</w:t>
+      </w:r>
+    </w:p>
+    <w:p>
+      <w:pPr>
+        <w:rPr>
+          <w:rFonts w:ascii="Calibri" w:eastAsia="Times New Roman" w:hAnsi="Calibri" w:cs="Calibri"/>
+        </w:rPr>
+      </w:pPr>
+      <w:r>
+        <w:rPr>
+          <w:rFonts w:ascii="Calibri" w:eastAsia="Times New Roman" w:hAnsi="Calibri" w:cs="Calibri"/>
+          <w:noProof/>
+        </w:rPr>
+        <w:drawing>
+          <wp:inline distT="0" distB="0" distL="0" distR="0" wp14:anchorId="19FA3F83" wp14:editId="30633F7C">
+            <wp:extent cx="13677900" cy="3870960"/>
+            <wp:effectExtent l="0" t="0" r="0" b="0"/>
+            <wp:docPr id="3" name="Imagen 3"/>
+            <wp:cNvGraphicFramePr>
+              <a:graphicFrameLocks xmlns:a="http://schemas.openxmlformats.org/drawingml/2006/main" noChangeAspect="1"/>
+            </wp:cNvGraphicFramePr>
+            <a:graphic xmlns:a="http://schemas.openxmlformats.org/drawingml/2006/main">
+              <a:graphicData uri="http://schemas.openxmlformats.org/drawingml/2006/picture">
+                <pic:pic xmlns:pic="http://schemas.openxmlformats.org/drawingml/2006/picture">
+                  <pic:nvPicPr>
+                    <pic:cNvPr id="0" name="Picture 3"/>
+                    <pic:cNvPicPr>
+                      <a:picLocks noChangeAspect="1" noChangeArrowheads="1"/>
+                    </pic:cNvPicPr>
+                  </pic:nvPicPr>
+                  <pic:blipFill>
+                    <a:blip r:embed="rId8">
+                      <a:extLst>
+                        <a:ext uri="{28A0092B-C50C-407E-A947-70E740481C1C}">
+                          <a14:useLocalDpi xmlns:a14="http://schemas.microsoft.com/office/drawing/2010/main" val="0"/>
+                        </a:ext>
+                      </a:extLst>
+                    </a:blip>
+                    <a:srcRect/>
+                    <a:stretch>
+                      <a:fillRect/>
+                    </a:stretch>
+                  </pic:blipFill>
+                  <pic:spPr bwMode="auto">
+                    <a:xfrm>
+                      <a:off x="0" y="0"/>
+                      <a:ext cx="13677900" cy="3870960"/>
+                    </a:xfrm>
+                    <a:prstGeom prst="rect">
+                      <a:avLst/>
+                    </a:prstGeom>
+                    <a:noFill/>
+                    <a:ln>
+                      <a:noFill/>
+                    </a:ln>
+                  </pic:spPr>
+                </pic:pic>
+              </a:graphicData>
+            </a:graphic>
+          </wp:inline>
+        </w:drawing>
+      </w:r>
+    </w:p>
+    <w:p>
+      <w:pPr>
+        <w:pStyle w:val="NormalWeb"/>
+        <w:rPr>
+          <w:rFonts w:ascii="Calibri" w:hAnsi="Calibri" w:cs="Calibri"/>
+          <w:sz w:val="22"/>
+          <w:szCs w:val="22"/>
+        </w:rPr>
+      </w:pPr>
+      <w:r>
+        <w:rPr>
+          <w:rFonts w:ascii="Calibri" w:hAnsi="Calibri" w:cs="Calibri"/>
+          <w:sz w:val="22"/>
+          <w:szCs w:val="22"/>
+        </w:rPr>
+        <w:t xml:space="preserve">Esta mecánica es el pináculo de la gobernanza, pues dota al equipo de una </w:t>
+      </w:r>
+      <w:r>
+        <w:rPr>
+          <w:rStyle w:val="Fuerte"/>
+          <w:rFonts w:ascii="Calibri" w:hAnsi="Calibri" w:cs="Calibri"/>
+          <w:sz w:val="22"/>
+          <w:szCs w:val="22"/>
+        </w:rPr>
+        <w:t>Bitácora Operativa Analítica</w:t>
+      </w:r>
+      <w:r>
+        <w:rPr>
+          <w:rFonts w:ascii="Calibri" w:hAnsi="Calibri" w:cs="Calibri"/>
+          <w:sz w:val="22"/>
+          <w:szCs w:val="22"/>
+        </w:rPr>
+        <w:t>. Estos *logs* inmutables servirán como variables de entrenamiento en el futuro mediato para que la Inteligencia Artificial (DLP Models) detecte comportamientos malintencionados en el accionar del personal administrativo.</w:t>
+      </w:r>
+    </w:p>
+    <w:p>
+      <w:pPr>
+        <w:rPr>
+          <w:rFonts w:ascii="Calibri" w:eastAsia="Times New Roman" w:hAnsi="Calibri" w:cs="Calibri"/>
+        </w:rPr>
+      </w:pPr>
+      <w:r>
+        <w:rPr>
+          <w:rFonts w:ascii="Calibri" w:eastAsia="Times New Roman" w:hAnsi="Calibri" w:cs="Calibri"/>
+        </w:rPr>
+        <w:pict w14:anchorId="4EE61F41">
+          <v:rect id="_x0000_i1027" style="width:0;height:1.5pt" o:hralign="center" o:hrstd="t" o:hr="t" fillcolor="#a0a0a0" stroked="f"/>
+        </w:pict>
+      </w:r>
+    </w:p>
+    <w:p>
+      <w:pPr>
+        <w:pStyle w:val="Ttulo2"/>
+        <w:rPr>
+          <w:rFonts w:ascii="Calibri" w:eastAsia="Times New Roman" w:hAnsi="Calibri" w:cs="Calibri"/>
+        </w:rPr>
+      </w:pPr>
+      <w:r>
+        <w:rPr>
+          <w:rFonts w:ascii="Calibri" w:eastAsia="Times New Roman" w:hAnsi="Calibri" w:cs="Calibri"/>
+        </w:rPr>
+        <w:t>3. Modelo de Curación Avanzada y Data Quality (Shift-Left)</w:t>
+      </w:r>
+    </w:p>
+    <w:p>
+      <w:pPr>
+        <w:pStyle w:val="NormalWeb"/>
+        <w:rPr>
+          <w:rFonts w:ascii="Calibri" w:hAnsi="Calibri" w:cs="Calibri"/>
+          <w:sz w:val="22"/>
+          <w:szCs w:val="22"/>
+        </w:rPr>
+      </w:pPr>
+      <w:r>
+        <w:rPr>
+          <w:rFonts w:ascii="Calibri" w:hAnsi="Calibri" w:cs="Calibri"/>
+          <w:sz w:val="22"/>
+          <w:szCs w:val="22"/>
+        </w:rPr>
+        <w:t>Para que un modelo predictivo rinda frutos, la basura entrante debe ser aniquilada antes de consolidarse en capas profundas.</w:t>
+      </w:r>
+    </w:p>
+    <w:p>
+      <w:pPr>
+        <w:pStyle w:val="Ttulo3"/>
+        <w:rPr>
+          <w:rFonts w:ascii="Calibri" w:eastAsia="Times New Roman" w:hAnsi="Calibri" w:cs="Calibri"/>
+        </w:rPr>
+      </w:pPr>
+      <w:r>
+        <w:rPr>
+          <w:rFonts w:ascii="Calibri" w:eastAsia="Times New Roman" w:hAnsi="Calibri" w:cs="Calibri"/>
+        </w:rPr>
+        <w:t>3.1 Estructuras Históricas y Limpieza Estandarizada</w:t>
+      </w:r>
+    </w:p>
+    <w:p>
+      <w:pPr>
+        <w:pStyle w:val="NormalWeb"/>
+        <w:rPr>
+          <w:rFonts w:ascii="Calibri" w:hAnsi="Calibri" w:cs="Calibri"/>
+          <w:sz w:val="22"/>
+          <w:szCs w:val="22"/>
+        </w:rPr>
+      </w:pPr>
+      <w:r>
+        <w:rPr>
+          <w:rFonts w:ascii="Calibri" w:hAnsi="Calibri" w:cs="Calibri"/>
+          <w:sz w:val="22"/>
+          <w:szCs w:val="22"/>
+        </w:rPr>
+        <w:t>Se transfieren a la dependencia arquitecturas lógicas de validación temprana en el proceso de ingesta:</w:t>
       </w:r>
     </w:p>
     <w:p>
@@ -374,21 +638,107 @@
       </w:pPr>
       <w:r>
         <w:rPr>
+          <w:rStyle w:val="Fuerte"/>
           <w:rFonts w:ascii="Calibri" w:eastAsia="Times New Roman" w:hAnsi="Calibri" w:cs="Calibri"/>
         </w:rPr>
-        <w:t xml:space="preserve">Integrar las reglas "Shift-Left" en el área de </w:t>
+        <w:t>Vista Analítica Central (</w:t>
       </w:r>
       <w:r>
         <w:rPr>
           <w:rStyle w:val="CdigoHTML"/>
-        </w:rPr>
-        <w:t>Staging</w:t>
+          <w:b/>
+          <w:bCs/>
+        </w:rPr>
+        <w:t>VW_BI_MUSEMS_HISTORICO_CURP</w:t>
       </w:r>
       <w:r>
         <w:rPr>
+          <w:rStyle w:val="Fuerte"/>
           <w:rFonts w:ascii="Calibri" w:eastAsia="Times New Roman" w:hAnsi="Calibri" w:cs="Calibri"/>
         </w:rPr>
-        <w:t xml:space="preserve"> para denegar la inserción profunda de alumnos con claves de centro de trabajo irregulares o identificadores nulos, lo cual garantizará la pureza asintótica de la base maestra.</w:t>
+        <w:t>):</w:t>
+      </w:r>
+      <w:r>
+        <w:rPr>
+          <w:rFonts w:ascii="Calibri" w:eastAsia="Times New Roman" w:hAnsi="Calibri" w:cs="Calibri"/>
+        </w:rPr>
+        <w:t xml:space="preserve"> Se entrega certificada la novena vista estructural. Este *dataset* funge como el historial cronológico vital de trayectorias. Para que los registros califiquen en esta vista, se les exige superar pruebas lógicas rígidas (Ej. rechazo absoluto de registros donde </w:t>
+      </w:r>
+      <w:r>
+        <w:rPr>
+          <w:rStyle w:val="CdigoHTML"/>
+        </w:rPr>
+        <w:t>CURP IS NULL</w:t>
+      </w:r>
+      <w:r>
+        <w:rPr>
+          <w:rFonts w:ascii="Calibri" w:eastAsia="Times New Roman" w:hAnsi="Calibri" w:cs="Calibri"/>
+        </w:rPr>
+        <w:t xml:space="preserve"> o el Centro de Trabajo </w:t>
+      </w:r>
+      <w:r>
+        <w:rPr>
+          <w:rStyle w:val="CdigoHTML"/>
+        </w:rPr>
+        <w:t>CCT</w:t>
+      </w:r>
+      <w:r>
+        <w:rPr>
+          <w:rFonts w:ascii="Calibri" w:eastAsia="Times New Roman" w:hAnsi="Calibri" w:cs="Calibri"/>
+        </w:rPr>
+        <w:t xml:space="preserve"> no contenga la longitud de 10 caracteres obligatorios según catálogo oficial de la SEP).</w:t>
+      </w:r>
+    </w:p>
+    <w:p>
+      <w:pPr>
+        <w:numPr>
+          <w:ilvl w:val="0"/>
+          <w:numId w:val="14"/>
+        </w:numPr>
+        <w:spacing w:before="100" w:beforeAutospacing="1" w:after="100" w:afterAutospacing="1" w:line="240" w:lineRule="auto"/>
+        <w:rPr>
+          <w:rFonts w:ascii="Calibri" w:eastAsia="Times New Roman" w:hAnsi="Calibri" w:cs="Calibri"/>
+        </w:rPr>
+      </w:pPr>
+      <w:r>
+        <w:rPr>
+          <w:rStyle w:val="Fuerte"/>
+          <w:rFonts w:ascii="Calibri" w:eastAsia="Times New Roman" w:hAnsi="Calibri" w:cs="Calibri"/>
+        </w:rPr>
+        <w:t>Tratamiento Purgado (Vida Saludable):</w:t>
+      </w:r>
+      <w:r>
+        <w:rPr>
+          <w:rFonts w:ascii="Calibri" w:eastAsia="Times New Roman" w:hAnsi="Calibri" w:cs="Calibri"/>
+        </w:rPr>
+        <w:t xml:space="preserve"> Se entregaron los *Layouts* funcionales (Ej. </w:t>
+      </w:r>
+      <w:r>
+        <w:rPr>
+          <w:rStyle w:val="CdigoHTML"/>
+        </w:rPr>
+        <w:t>MENORES_SIN_PADECIMIENTO.csv</w:t>
+      </w:r>
+      <w:r>
+        <w:rPr>
+          <w:rFonts w:ascii="Calibri" w:eastAsia="Times New Roman" w:hAnsi="Calibri" w:cs="Calibri"/>
+        </w:rPr>
+        <w:t>) parametrizados; el mes pasado, esto permitió desechar limpiamente códigos de extranjeros erróneos (NE) sin contaminar la matriz transaccional. Se aconseja al área operativa mantener estas limitantes.</w:t>
+      </w:r>
+    </w:p>
+    <w:p>
+      <w:pPr>
+        <w:rPr>
+          <w:rFonts w:ascii="Calibri" w:eastAsia="Times New Roman" w:hAnsi="Calibri" w:cs="Calibri"/>
+        </w:rPr>
+      </w:pPr>
+      <w:r>
+        <w:rPr>
+          <w:rFonts w:ascii="Calibri" w:eastAsia="Times New Roman" w:hAnsi="Calibri" w:cs="Calibri"/>
+        </w:rPr>
+        <w:pict w14:anchorId="6D49DE1F">
+          <v:rect id="_x0000_i1028" style="width:0;height:1.5pt" o:hralign="center" o:hrstd="t" o:hr="t" fillcolor="#a0a0a0" stroked="f"/>
+        </w:pict>
       </w:r>
     </w:p>
     <w:p>
@@ -420,7 +770,7 @@
           <w:sz w:val="22"/>
           <w:szCs w:val="22"/>
         </w:rPr>
-        <w:t>Como certificación definitiva sobre el tratamiento, gobernanza y modelado de datos orientados a BI/IA, se entregan los siguientes artefactos:</w:t>
+        <w:t>Como cierre que rubrica formal y jurídicamente la salvaguarda y preparación de datos maestros, se transfieren a resguardo total de la SEP los siguientes compendios normativos:</w:t>
       </w:r>
     </w:p>
     <w:p>
@@ -436,22 +786,16 @@
       </w:pPr>
       <w:r>
         <w:rPr>
+          <w:rStyle w:val="Fuerte"/>
           <w:rFonts w:ascii="Calibri" w:eastAsia="Times New Roman" w:hAnsi="Calibri" w:cs="Calibri"/>
         </w:rPr>
-        <w:t xml:space="preserve">Entregable CMMI (10) </w:t>
+        <w:t>Entregable Nivel 3 CMMI (10) Diccionario de Datos:</w:t>
       </w:r>
       <w:r>
         <w:rPr>
-          <w:rStyle w:val="Fuerte"/>
           <w:rFonts w:ascii="Calibri" w:eastAsia="Times New Roman" w:hAnsi="Calibri" w:cs="Calibri"/>
         </w:rPr>
-        <w:t>Diccionario de Datos</w:t>
-      </w:r>
-      <w:r>
-        <w:rPr>
-          <w:rFonts w:ascii="Calibri" w:eastAsia="Times New Roman" w:hAnsi="Calibri" w:cs="Calibri"/>
-        </w:rPr>
-        <w:t xml:space="preserve"> oficial, con la taxonomía y diccionario de las 9 vistas analíticas entregadas.</w:t>
+        <w:t xml:space="preserve"> Actualizado masivamente, contiene la inserción, metadata y restricciones de tipo de dato de todas las tablas y vistas, incluyendo la novena capa biográfica y de identidad.</w:t>
       </w:r>
     </w:p>
     <w:p>
@@ -467,22 +811,16 @@
       </w:pPr>
       <w:r>
         <w:rPr>
+          <w:rStyle w:val="Fuerte"/>
           <w:rFonts w:ascii="Calibri" w:eastAsia="Times New Roman" w:hAnsi="Calibri" w:cs="Calibri"/>
         </w:rPr>
-        <w:t xml:space="preserve">Entregable CMMI (12) </w:t>
+        <w:t>Entregable Nivel 3 CMMI (12) Reglas de Negocio:</w:t>
       </w:r>
       <w:r>
         <w:rPr>
-          <w:rStyle w:val="Fuerte"/>
           <w:rFonts w:ascii="Calibri" w:eastAsia="Times New Roman" w:hAnsi="Calibri" w:cs="Calibri"/>
         </w:rPr>
-        <w:t>Reglas de Negocio</w:t>
-      </w:r>
-      <w:r>
-        <w:rPr>
-          <w:rFonts w:ascii="Calibri" w:eastAsia="Times New Roman" w:hAnsi="Calibri" w:cs="Calibri"/>
-        </w:rPr>
-        <w:t>, en donde constan legal y funcionalmente las normativas de enmascaramiento PII y políticas de trazabilidad.</w:t>
+        <w:t xml:space="preserve"> Se transfieren documentadas en su totalidad las regulaciones formales que describen el tratamiento legal de los archivos de importación, dictámenes médicos (IMSS) y retención temporal, asegurando alineación LGPDPPSO.</w:t>
       </w:r>
     </w:p>
     <w:p>
@@ -498,34 +836,16 @@
       </w:pPr>
       <w:r>
         <w:rPr>
+          <w:rStyle w:val="Fuerte"/>
           <w:rFonts w:ascii="Calibri" w:eastAsia="Times New Roman" w:hAnsi="Calibri" w:cs="Calibri"/>
         </w:rPr>
-        <w:t xml:space="preserve">Entregable CMMI (14) </w:t>
+        <w:t>Matriz de Trazabilidad 4.1:</w:t>
       </w:r>
       <w:r>
         <w:rPr>
-          <w:rStyle w:val="Fuerte"/>
           <w:rFonts w:ascii="Calibri" w:eastAsia="Times New Roman" w:hAnsi="Calibri" w:cs="Calibri"/>
         </w:rPr>
-        <w:t>Matriz de Rastreo y Trazabilidad</w:t>
-      </w:r>
-      <w:r>
-        <w:rPr>
-          <w:rFonts w:ascii="Calibri" w:eastAsia="Times New Roman" w:hAnsi="Calibri" w:cs="Calibri"/>
-        </w:rPr>
-        <w:t xml:space="preserve"> (Certificada bajo Caso de Uso </w:t>
-      </w:r>
-      <w:r>
-        <w:rPr>
-          <w:rStyle w:val="CdigoHTML"/>
-        </w:rPr>
-        <w:t>CU-SEC-01</w:t>
-      </w:r>
-      <w:r>
-        <w:rPr>
-          <w:rFonts w:ascii="Calibri" w:eastAsia="Times New Roman" w:hAnsi="Calibri" w:cs="Calibri"/>
-        </w:rPr>
-        <w:t xml:space="preserve"> y Prueba </w:t>
+        <w:t xml:space="preserve"> Documento que valida mediante una tabla HTML de alto impacto que la restricción de visibilidad y encriptación (Requisito RF-08) se cumplió de principio a fin hasta su comprobación E2E (QA </w:t>
       </w:r>
       <w:r>
         <w:rPr>
@@ -537,7 +857,7 @@
         <w:rPr>
           <w:rFonts w:ascii="Calibri" w:eastAsia="Times New Roman" w:hAnsi="Calibri" w:cs="Calibri"/>
         </w:rPr>
-        <w:t xml:space="preserve"> para el control PII).</w:t>
+        <w:t>).</w:t>
       </w:r>
     </w:p>
     <w:p>
@@ -555,7 +875,7 @@
           <w:sz w:val="22"/>
           <w:szCs w:val="22"/>
         </w:rPr>
-        <w:t>El ecosistema de gobernanza de datos queda operativamente transferido y en estado de madurez técnica avanzada.</w:t>
+        <w:t>Con la entrega de estos estatutos, el modelado, privacidad y limpieza de datos institucionales se reporta como plenamente auditado, transferido y exitosamente concluido.</w:t>
       </w:r>
     </w:p>
     <w:p>
@@ -1989,7 +2309,6 @@
           <w:sz w:val="26"/>
           <w:szCs w:val="26"/>
         </w:rPr>
-        <w:lastRenderedPageBreak/>
         <w:t>2. Actividades Realizadas</w:t>
       </w:r>
       <w:bookmarkEnd w:id="2"/>
@@ -2385,6 +2704,7 @@
                 <w:rFonts w:asciiTheme="minorHAnsi" w:hAnsiTheme="minorHAnsi"/>
                 <w:color w:val="auto"/>
               </w:rPr>
+              <w:lastRenderedPageBreak/>
               <w:t>Sistema de Recursos Humanos</w:t>
             </w:r>
           </w:p>
@@ -2914,7 +3234,6 @@
                 <w:rFonts w:asciiTheme="minorHAnsi" w:hAnsiTheme="minorHAnsi"/>
                 <w:color w:val="auto"/>
               </w:rPr>
-              <w:lastRenderedPageBreak/>
               <w:t>Fuente de Datos</w:t>
             </w:r>
           </w:p>
@@ -5691,7 +6010,7 @@
                     <pic:cNvPicPr/>
                   </pic:nvPicPr>
                   <pic:blipFill>
-                    <a:blip r:embed="rId8"/>
+                    <a:blip r:embed="rId9"/>
                     <a:stretch>
                       <a:fillRect/>
                     </a:stretch>
@@ -5750,7 +6069,7 @@
                     <pic:cNvPicPr/>
                   </pic:nvPicPr>
                   <pic:blipFill>
-                    <a:blip r:embed="rId9"/>
+                    <a:blip r:embed="rId10"/>
                     <a:stretch>
                       <a:fillRect/>
                     </a:stretch>
@@ -6564,8 +6883,8 @@
       </w:pPr>
     </w:p>
     <w:sectPr>
-      <w:headerReference w:type="default" r:id="rId10"/>
-      <w:footerReference w:type="default" r:id="rId11"/>
+      <w:headerReference w:type="default" r:id="rId11"/>
+      <w:footerReference w:type="default" r:id="rId12"/>
       <w:pgSz w:w="12240" w:h="15840"/>
       <w:pgMar w:top="2268" w:right="1440" w:bottom="2269" w:left="1440" w:header="720" w:footer="0" w:gutter="0"/>
       <w:cols w:space="720"/>
@@ -7192,6 +7511,155 @@
     </w:lvl>
   </w:abstractNum>
   <w:abstractNum w:abstractNumId="7" w15:restartNumberingAfterBreak="0">
+    <w:nsid w:val="016110E4"/>
+    <w:multiLevelType w:val="multilevel"/>
+    <w:tmpl w:val="826E4544"/>
+    <w:lvl w:ilvl="0">
+      <w:start w:val="1"/>
+      <w:numFmt w:val="bullet"/>
+      <w:lvlText w:val=""/>
+      <w:lvlJc w:val="left"/>
+      <w:pPr>
+        <w:tabs>
+          <w:tab w:val="num" w:pos="720"/>
+        </w:tabs>
+        <w:ind w:left="720" w:hanging="360"/>
+      </w:pPr>
+      <w:rPr>
+        <w:rFonts w:ascii="Symbol" w:hAnsi="Symbol" w:hint="default"/>
+        <w:sz w:val="20"/>
+      </w:rPr>
+    </w:lvl>
+    <w:lvl w:ilvl="1" w:tentative="1">
+      <w:start w:val="1"/>
+      <w:numFmt w:val="bullet"/>
+      <w:lvlText w:val="o"/>
+      <w:lvlJc w:val="left"/>
+      <w:pPr>
+        <w:tabs>
+          <w:tab w:val="num" w:pos="1440"/>
+        </w:tabs>
+        <w:ind w:left="1440" w:hanging="360"/>
+      </w:pPr>
+      <w:rPr>
+        <w:rFonts w:ascii="Courier New" w:hAnsi="Courier New" w:hint="default"/>
+        <w:sz w:val="20"/>
+      </w:rPr>
+    </w:lvl>
+    <w:lvl w:ilvl="2" w:tentative="1">
+      <w:start w:val="1"/>
+      <w:numFmt w:val="bullet"/>
+      <w:lvlText w:val=""/>
+      <w:lvlJc w:val="left"/>
+      <w:pPr>
+        <w:tabs>
+          <w:tab w:val="num" w:pos="2160"/>
+        </w:tabs>
+        <w:ind w:left="2160" w:hanging="360"/>
+      </w:pPr>
+      <w:rPr>
+        <w:rFonts w:ascii="Wingdings" w:hAnsi="Wingdings" w:hint="default"/>
+        <w:sz w:val="20"/>
+      </w:rPr>
+    </w:lvl>
+    <w:lvl w:ilvl="3" w:tentative="1">
+      <w:start w:val="1"/>
+      <w:numFmt w:val="bullet"/>
+      <w:lvlText w:val=""/>
+      <w:lvlJc w:val="left"/>
+      <w:pPr>
+        <w:tabs>
+          <w:tab w:val="num" w:pos="2880"/>
+        </w:tabs>
+        <w:ind w:left="2880" w:hanging="360"/>
+      </w:pPr>
+      <w:rPr>
+        <w:rFonts w:ascii="Wingdings" w:hAnsi="Wingdings" w:hint="default"/>
+        <w:sz w:val="20"/>
+      </w:rPr>
+    </w:lvl>
+    <w:lvl w:ilvl="4" w:tentative="1">
+      <w:start w:val="1"/>
+      <w:numFmt w:val="bullet"/>
+      <w:lvlText w:val=""/>
+      <w:lvlJc w:val="left"/>
+      <w:pPr>
+        <w:tabs>
+          <w:tab w:val="num" w:pos="3600"/>
+        </w:tabs>
+        <w:ind w:left="3600" w:hanging="360"/>
+      </w:pPr>
+      <w:rPr>
+        <w:rFonts w:ascii="Wingdings" w:hAnsi="Wingdings" w:hint="default"/>
+        <w:sz w:val="20"/>
+      </w:rPr>
+    </w:lvl>
+    <w:lvl w:ilvl="5" w:tentative="1">
+      <w:start w:val="1"/>
+      <w:numFmt w:val="bullet"/>
+      <w:lvlText w:val=""/>
+      <w:lvlJc w:val="left"/>
+      <w:pPr>
+        <w:tabs>
+          <w:tab w:val="num" w:pos="4320"/>
+        </w:tabs>
+        <w:ind w:left="4320" w:hanging="360"/>
+      </w:pPr>
+      <w:rPr>
+        <w:rFonts w:ascii="Wingdings" w:hAnsi="Wingdings" w:hint="default"/>
+        <w:sz w:val="20"/>
+      </w:rPr>
+    </w:lvl>
+    <w:lvl w:ilvl="6" w:tentative="1">
+      <w:start w:val="1"/>
+      <w:numFmt w:val="bullet"/>
+      <w:lvlText w:val=""/>
+      <w:lvlJc w:val="left"/>
+      <w:pPr>
+        <w:tabs>
+          <w:tab w:val="num" w:pos="5040"/>
+        </w:tabs>
+        <w:ind w:left="5040" w:hanging="360"/>
+      </w:pPr>
+      <w:rPr>
+        <w:rFonts w:ascii="Wingdings" w:hAnsi="Wingdings" w:hint="default"/>
+        <w:sz w:val="20"/>
+      </w:rPr>
+    </w:lvl>
+    <w:lvl w:ilvl="7" w:tentative="1">
+      <w:start w:val="1"/>
+      <w:numFmt w:val="bullet"/>
+      <w:lvlText w:val=""/>
+      <w:lvlJc w:val="left"/>
+      <w:pPr>
+        <w:tabs>
+          <w:tab w:val="num" w:pos="5760"/>
+        </w:tabs>
+        <w:ind w:left="5760" w:hanging="360"/>
+      </w:pPr>
+      <w:rPr>
+        <w:rFonts w:ascii="Wingdings" w:hAnsi="Wingdings" w:hint="default"/>
+        <w:sz w:val="20"/>
+      </w:rPr>
+    </w:lvl>
+    <w:lvl w:ilvl="8" w:tentative="1">
+      <w:start w:val="1"/>
+      <w:numFmt w:val="bullet"/>
+      <w:lvlText w:val=""/>
+      <w:lvlJc w:val="left"/>
+      <w:pPr>
+        <w:tabs>
+          <w:tab w:val="num" w:pos="6480"/>
+        </w:tabs>
+        <w:ind w:left="6480" w:hanging="360"/>
+      </w:pPr>
+      <w:rPr>
+        <w:rFonts w:ascii="Wingdings" w:hAnsi="Wingdings" w:hint="default"/>
+        <w:sz w:val="20"/>
+      </w:rPr>
+    </w:lvl>
+  </w:abstractNum>
+  <w:abstractNum w:abstractNumId="8" w15:restartNumberingAfterBreak="0">
     <w:nsid w:val="02CA2BA5"/>
     <w:multiLevelType w:val="multilevel"/>
     <w:tmpl w:val="0DEC750A"/>
@@ -7304,7 +7772,7 @@
       </w:pPr>
     </w:lvl>
   </w:abstractNum>
-  <w:abstractNum w:abstractNumId="8" w15:restartNumberingAfterBreak="0">
+  <w:abstractNum w:abstractNumId="9" w15:restartNumberingAfterBreak="0">
     <w:nsid w:val="14A24D95"/>
     <w:multiLevelType w:val="hybridMultilevel"/>
     <w:tmpl w:val="0EDC7788"/>
@@ -7414,155 +7882,6 @@
       </w:pPr>
       <w:rPr>
         <w:rFonts w:ascii="Wingdings" w:hAnsi="Wingdings" w:hint="default"/>
-      </w:rPr>
-    </w:lvl>
-  </w:abstractNum>
-  <w:abstractNum w:abstractNumId="9" w15:restartNumberingAfterBreak="0">
-    <w:nsid w:val="25137F18"/>
-    <w:multiLevelType w:val="multilevel"/>
-    <w:tmpl w:val="2B129D2C"/>
-    <w:lvl w:ilvl="0">
-      <w:start w:val="1"/>
-      <w:numFmt w:val="bullet"/>
-      <w:lvlText w:val=""/>
-      <w:lvlJc w:val="left"/>
-      <w:pPr>
-        <w:tabs>
-          <w:tab w:val="num" w:pos="720"/>
-        </w:tabs>
-        <w:ind w:left="720" w:hanging="360"/>
-      </w:pPr>
-      <w:rPr>
-        <w:rFonts w:ascii="Symbol" w:hAnsi="Symbol" w:hint="default"/>
-        <w:sz w:val="20"/>
-      </w:rPr>
-    </w:lvl>
-    <w:lvl w:ilvl="1" w:tentative="1">
-      <w:start w:val="1"/>
-      <w:numFmt w:val="bullet"/>
-      <w:lvlText w:val="o"/>
-      <w:lvlJc w:val="left"/>
-      <w:pPr>
-        <w:tabs>
-          <w:tab w:val="num" w:pos="1440"/>
-        </w:tabs>
-        <w:ind w:left="1440" w:hanging="360"/>
-      </w:pPr>
-      <w:rPr>
-        <w:rFonts w:ascii="Courier New" w:hAnsi="Courier New" w:hint="default"/>
-        <w:sz w:val="20"/>
-      </w:rPr>
-    </w:lvl>
-    <w:lvl w:ilvl="2" w:tentative="1">
-      <w:start w:val="1"/>
-      <w:numFmt w:val="bullet"/>
-      <w:lvlText w:val=""/>
-      <w:lvlJc w:val="left"/>
-      <w:pPr>
-        <w:tabs>
-          <w:tab w:val="num" w:pos="2160"/>
-        </w:tabs>
-        <w:ind w:left="2160" w:hanging="360"/>
-      </w:pPr>
-      <w:rPr>
-        <w:rFonts w:ascii="Wingdings" w:hAnsi="Wingdings" w:hint="default"/>
-        <w:sz w:val="20"/>
-      </w:rPr>
-    </w:lvl>
-    <w:lvl w:ilvl="3" w:tentative="1">
-      <w:start w:val="1"/>
-      <w:numFmt w:val="bullet"/>
-      <w:lvlText w:val=""/>
-      <w:lvlJc w:val="left"/>
-      <w:pPr>
-        <w:tabs>
-          <w:tab w:val="num" w:pos="2880"/>
-        </w:tabs>
-        <w:ind w:left="2880" w:hanging="360"/>
-      </w:pPr>
-      <w:rPr>
-        <w:rFonts w:ascii="Wingdings" w:hAnsi="Wingdings" w:hint="default"/>
-        <w:sz w:val="20"/>
-      </w:rPr>
-    </w:lvl>
-    <w:lvl w:ilvl="4" w:tentative="1">
-      <w:start w:val="1"/>
-      <w:numFmt w:val="bullet"/>
-      <w:lvlText w:val=""/>
-      <w:lvlJc w:val="left"/>
-      <w:pPr>
-        <w:tabs>
-          <w:tab w:val="num" w:pos="3600"/>
-        </w:tabs>
-        <w:ind w:left="3600" w:hanging="360"/>
-      </w:pPr>
-      <w:rPr>
-        <w:rFonts w:ascii="Wingdings" w:hAnsi="Wingdings" w:hint="default"/>
-        <w:sz w:val="20"/>
-      </w:rPr>
-    </w:lvl>
-    <w:lvl w:ilvl="5" w:tentative="1">
-      <w:start w:val="1"/>
-      <w:numFmt w:val="bullet"/>
-      <w:lvlText w:val=""/>
-      <w:lvlJc w:val="left"/>
-      <w:pPr>
-        <w:tabs>
-          <w:tab w:val="num" w:pos="4320"/>
-        </w:tabs>
-        <w:ind w:left="4320" w:hanging="360"/>
-      </w:pPr>
-      <w:rPr>
-        <w:rFonts w:ascii="Wingdings" w:hAnsi="Wingdings" w:hint="default"/>
-        <w:sz w:val="20"/>
-      </w:rPr>
-    </w:lvl>
-    <w:lvl w:ilvl="6" w:tentative="1">
-      <w:start w:val="1"/>
-      <w:numFmt w:val="bullet"/>
-      <w:lvlText w:val=""/>
-      <w:lvlJc w:val="left"/>
-      <w:pPr>
-        <w:tabs>
-          <w:tab w:val="num" w:pos="5040"/>
-        </w:tabs>
-        <w:ind w:left="5040" w:hanging="360"/>
-      </w:pPr>
-      <w:rPr>
-        <w:rFonts w:ascii="Wingdings" w:hAnsi="Wingdings" w:hint="default"/>
-        <w:sz w:val="20"/>
-      </w:rPr>
-    </w:lvl>
-    <w:lvl w:ilvl="7" w:tentative="1">
-      <w:start w:val="1"/>
-      <w:numFmt w:val="bullet"/>
-      <w:lvlText w:val=""/>
-      <w:lvlJc w:val="left"/>
-      <w:pPr>
-        <w:tabs>
-          <w:tab w:val="num" w:pos="5760"/>
-        </w:tabs>
-        <w:ind w:left="5760" w:hanging="360"/>
-      </w:pPr>
-      <w:rPr>
-        <w:rFonts w:ascii="Wingdings" w:hAnsi="Wingdings" w:hint="default"/>
-        <w:sz w:val="20"/>
-      </w:rPr>
-    </w:lvl>
-    <w:lvl w:ilvl="8" w:tentative="1">
-      <w:start w:val="1"/>
-      <w:numFmt w:val="bullet"/>
-      <w:lvlText w:val=""/>
-      <w:lvlJc w:val="left"/>
-      <w:pPr>
-        <w:tabs>
-          <w:tab w:val="num" w:pos="6480"/>
-        </w:tabs>
-        <w:ind w:left="6480" w:hanging="360"/>
-      </w:pPr>
-      <w:rPr>
-        <w:rFonts w:ascii="Wingdings" w:hAnsi="Wingdings" w:hint="default"/>
-        <w:sz w:val="20"/>
       </w:rPr>
     </w:lvl>
   </w:abstractNum>
@@ -7680,9 +7999,9 @@
     </w:lvl>
   </w:abstractNum>
   <w:abstractNum w:abstractNumId="11" w15:restartNumberingAfterBreak="0">
-    <w:nsid w:val="4F05278A"/>
+    <w:nsid w:val="44146BFB"/>
     <w:multiLevelType w:val="multilevel"/>
-    <w:tmpl w:val="1E32CCF2"/>
+    <w:tmpl w:val="45E02C94"/>
     <w:lvl w:ilvl="0">
       <w:start w:val="1"/>
       <w:numFmt w:val="bullet"/>
@@ -8007,9 +8326,9 @@
     </w:lvl>
   </w:abstractNum>
   <w:abstractNum w:abstractNumId="14" w15:restartNumberingAfterBreak="0">
-    <w:nsid w:val="7A9871B1"/>
+    <w:nsid w:val="58853D24"/>
     <w:multiLevelType w:val="multilevel"/>
-    <w:tmpl w:val="A1EC8456"/>
+    <w:tmpl w:val="A5B47174"/>
     <w:lvl w:ilvl="0">
       <w:start w:val="1"/>
       <w:numFmt w:val="bullet"/>
@@ -8177,10 +8496,10 @@
     <w:abstractNumId w:val="12"/>
   </w:num>
   <w:num w:numId="8" w16cid:durableId="1187519976">
-    <w:abstractNumId w:val="8"/>
+    <w:abstractNumId w:val="9"/>
   </w:num>
   <w:num w:numId="9" w16cid:durableId="774518276">
-    <w:abstractNumId w:val="7"/>
+    <w:abstractNumId w:val="8"/>
   </w:num>
   <w:num w:numId="10" w16cid:durableId="2009867063">
     <w:abstractNumId w:val="10"/>
@@ -8191,14 +8510,14 @@
   <w:num w:numId="12" w16cid:durableId="2021344936">
     <w:abstractNumId w:val="2"/>
   </w:num>
-  <w:num w:numId="13" w16cid:durableId="220409818">
-    <w:abstractNumId w:val="9"/>
+  <w:num w:numId="13" w16cid:durableId="1164125646">
+    <w:abstractNumId w:val="11"/>
   </w:num>
-  <w:num w:numId="14" w16cid:durableId="881861629">
+  <w:num w:numId="14" w16cid:durableId="1461264821">
+    <w:abstractNumId w:val="7"/>
+  </w:num>
+  <w:num w:numId="15" w16cid:durableId="1746878014">
     <w:abstractNumId w:val="14"/>
-  </w:num>
-  <w:num w:numId="15" w16cid:durableId="69816599">
-    <w:abstractNumId w:val="11"/>
   </w:num>
   <w:numIdMacAtCleanup w:val="10"/>
 </w:numbering>
@@ -19855,7 +20174,7 @@
     <w:uiPriority w:val="99"/>
     <w:semiHidden/>
     <w:unhideWhenUsed/>
-    <w:rsid w:val="00A72EFD"/>
+    <w:rsid w:val="00F14EA0"/>
     <w:pPr>
       <w:spacing w:before="100" w:beforeAutospacing="1" w:after="100" w:afterAutospacing="1" w:line="240" w:lineRule="auto"/>
     </w:pPr>
@@ -19873,7 +20192,7 @@
     <w:uiPriority w:val="99"/>
     <w:semiHidden/>
     <w:unhideWhenUsed/>
-    <w:rsid w:val="00A72EFD"/>
+    <w:rsid w:val="00F14EA0"/>
     <w:rPr>
       <w:rFonts w:ascii="Courier New" w:eastAsiaTheme="minorEastAsia" w:hAnsi="Courier New" w:cs="Courier New"/>
       <w:sz w:val="20"/>

--- a/05-Mayo-Junio/Entregables/2026-06/04-Reporte_Preparacion_Datos_IA_2026-06_INSTITUCIONAL.docx
+++ b/05-Mayo-Junio/Entregables/2026-06/04-Reporte_Preparacion_Datos_IA_2026-06_INSTITUCIONAL.docx
@@ -161,7 +161,7 @@
         <w:rPr>
           <w:rFonts w:ascii="Calibri" w:eastAsia="Times New Roman" w:hAnsi="Calibri" w:cs="Calibri"/>
         </w:rPr>
-        <w:pict w14:anchorId="206E5612">
+        <w:pict w14:anchorId="69F9BA81">
           <v:rect id="_x0000_i1025" style="width:0;height:1.5pt" o:hralign="center" o:hrstd="t" o:hr="t" fillcolor="#a0a0a0" stroked="f"/>
         </w:pict>
       </w:r>
@@ -243,7 +243,7 @@
         <w:rPr>
           <w:rFonts w:ascii="Calibri" w:eastAsia="Times New Roman" w:hAnsi="Calibri" w:cs="Calibri"/>
         </w:rPr>
-        <w:pict w14:anchorId="43E8A3F1">
+        <w:pict w14:anchorId="2C74CA5F">
           <v:rect id="_x0000_i1026" style="width:0;height:1.5pt" o:hralign="center" o:hrstd="t" o:hr="t" fillcolor="#a0a0a0" stroked="f"/>
         </w:pict>
       </w:r>
@@ -462,7 +462,7 @@
           <w:noProof/>
         </w:rPr>
         <w:drawing>
-          <wp:inline distT="0" distB="0" distL="0" distR="0" wp14:anchorId="19FA3F83" wp14:editId="30633F7C">
+          <wp:inline distT="0" distB="0" distL="0" distR="0" wp14:anchorId="2C43F986" wp14:editId="46C861DF">
             <wp:extent cx="13677900" cy="3870960"/>
             <wp:effectExtent l="0" t="0" r="0" b="0"/>
             <wp:docPr id="3" name="Imagen 3"/>
@@ -556,7 +556,7 @@
         <w:rPr>
           <w:rFonts w:ascii="Calibri" w:eastAsia="Times New Roman" w:hAnsi="Calibri" w:cs="Calibri"/>
         </w:rPr>
-        <w:pict w14:anchorId="4EE61F41">
+        <w:pict w14:anchorId="17845A62">
           <v:rect id="_x0000_i1027" style="width:0;height:1.5pt" o:hralign="center" o:hrstd="t" o:hr="t" fillcolor="#a0a0a0" stroked="f"/>
         </w:pict>
       </w:r>
@@ -736,7 +736,7 @@
         <w:rPr>
           <w:rFonts w:ascii="Calibri" w:eastAsia="Times New Roman" w:hAnsi="Calibri" w:cs="Calibri"/>
         </w:rPr>
-        <w:pict w14:anchorId="6D49DE1F">
+        <w:pict w14:anchorId="4B8C1A19">
           <v:rect id="_x0000_i1028" style="width:0;height:1.5pt" o:hralign="center" o:hrstd="t" o:hr="t" fillcolor="#a0a0a0" stroked="f"/>
         </w:pict>
       </w:r>
@@ -886,1296 +886,13 @@
         </w:rPr>
       </w:pPr>
     </w:p>
-    <w:sdt>
-      <w:sdtPr>
+    <w:p>
+      <w:pPr>
         <w:rPr>
-          <w:b w:val="0"/>
-          <w:color w:val="545454"/>
+          <w:rFonts w:asciiTheme="minorHAnsi" w:hAnsiTheme="minorHAnsi"/>
+          <w:color w:val="auto"/>
         </w:rPr>
-        <w:id w:val="389240926"/>
-        <w:docPartObj>
-          <w:docPartGallery w:val="Table of Contents"/>
-          <w:docPartUnique/>
-        </w:docPartObj>
-      </w:sdtPr>
-      <w:sdtEndPr>
-        <w:rPr>
-          <w:bCs/>
-        </w:rPr>
-      </w:sdtEndPr>
-      <w:sdtContent>
-        <w:p>
-          <w:pPr>
-            <w:pStyle w:val="TtuloTDC"/>
-            <w:rPr>
-              <w:rFonts w:asciiTheme="majorHAnsi" w:eastAsiaTheme="majorEastAsia" w:hAnsiTheme="majorHAnsi" w:cstheme="majorBidi"/>
-              <w:bCs/>
-              <w:color w:val="365F91" w:themeColor="accent1" w:themeShade="BF"/>
-              <w:sz w:val="28"/>
-              <w:szCs w:val="28"/>
-            </w:rPr>
-          </w:pPr>
-          <w:r>
-            <w:rPr>
-              <w:rFonts w:asciiTheme="majorHAnsi" w:eastAsiaTheme="majorEastAsia" w:hAnsiTheme="majorHAnsi" w:cstheme="majorBidi"/>
-              <w:bCs/>
-              <w:color w:val="365F91" w:themeColor="accent1" w:themeShade="BF"/>
-              <w:sz w:val="28"/>
-              <w:szCs w:val="28"/>
-            </w:rPr>
-            <w:t>Contenido</w:t>
-          </w:r>
-        </w:p>
-        <w:p>
-          <w:pPr>
-            <w:pStyle w:val="TDC1"/>
-            <w:tabs>
-              <w:tab w:val="right" w:leader="dot" w:pos="9350"/>
-            </w:tabs>
-            <w:rPr>
-              <w:rFonts w:asciiTheme="minorHAnsi" w:hAnsiTheme="minorHAnsi"/>
-              <w:noProof/>
-              <w:color w:val="auto"/>
-              <w:kern w:val="2"/>
-              <w:sz w:val="24"/>
-              <w:szCs w:val="24"/>
-              <w:lang w:eastAsia="es-MX"/>
-              <w14:ligatures w14:val="standardContextual"/>
-            </w:rPr>
-          </w:pPr>
-          <w:r>
-            <w:fldChar w:fldCharType="begin"/>
-          </w:r>
-          <w:r>
-            <w:instrText xml:space="preserve"> TOC \o "1-3" \h \z \u </w:instrText>
-          </w:r>
-          <w:r>
-            <w:fldChar w:fldCharType="separate"/>
-          </w:r>
-          <w:hyperlink w:anchor="_Toc221820019" w:history="1">
-            <w:r>
-              <w:rPr>
-                <w:rStyle w:val="Hipervnculo"/>
-                <w:rFonts w:asciiTheme="majorHAnsi" w:eastAsiaTheme="majorEastAsia" w:hAnsiTheme="majorHAnsi" w:cstheme="majorBidi"/>
-                <w:b/>
-                <w:bCs/>
-                <w:noProof/>
-              </w:rPr>
-              <w:t>Diagnóstico del ecosistema de datos</w:t>
-            </w:r>
-            <w:r>
-              <w:rPr>
-                <w:noProof/>
-                <w:webHidden/>
-              </w:rPr>
-              <w:tab/>
-            </w:r>
-            <w:r>
-              <w:rPr>
-                <w:noProof/>
-                <w:webHidden/>
-              </w:rPr>
-              <w:fldChar w:fldCharType="begin"/>
-            </w:r>
-            <w:r>
-              <w:rPr>
-                <w:noProof/>
-                <w:webHidden/>
-              </w:rPr>
-              <w:instrText xml:space="preserve"> PAGEREF _Toc221820019 \h </w:instrText>
-            </w:r>
-            <w:r>
-              <w:rPr>
-                <w:noProof/>
-                <w:webHidden/>
-              </w:rPr>
-            </w:r>
-            <w:r>
-              <w:rPr>
-                <w:noProof/>
-                <w:webHidden/>
-              </w:rPr>
-              <w:fldChar w:fldCharType="separate"/>
-            </w:r>
-            <w:r>
-              <w:rPr>
-                <w:noProof/>
-                <w:webHidden/>
-              </w:rPr>
-              <w:t>1</w:t>
-            </w:r>
-            <w:r>
-              <w:rPr>
-                <w:noProof/>
-                <w:webHidden/>
-              </w:rPr>
-              <w:fldChar w:fldCharType="end"/>
-            </w:r>
-          </w:hyperlink>
-        </w:p>
-        <w:p>
-          <w:pPr>
-            <w:pStyle w:val="TDC2"/>
-            <w:tabs>
-              <w:tab w:val="right" w:leader="dot" w:pos="9350"/>
-            </w:tabs>
-            <w:rPr>
-              <w:rFonts w:asciiTheme="minorHAnsi" w:hAnsiTheme="minorHAnsi"/>
-              <w:noProof/>
-              <w:color w:val="auto"/>
-              <w:kern w:val="2"/>
-              <w:sz w:val="24"/>
-              <w:szCs w:val="24"/>
-              <w:lang w:eastAsia="es-MX"/>
-              <w14:ligatures w14:val="standardContextual"/>
-            </w:rPr>
-          </w:pPr>
-          <w:hyperlink w:anchor="_Toc221820020" w:history="1">
-            <w:r>
-              <w:rPr>
-                <w:rStyle w:val="Hipervnculo"/>
-                <w:rFonts w:asciiTheme="majorHAnsi" w:eastAsiaTheme="majorEastAsia" w:hAnsiTheme="majorHAnsi" w:cstheme="majorBidi"/>
-                <w:b/>
-                <w:bCs/>
-                <w:noProof/>
-              </w:rPr>
-              <w:t>1. Resumen Ejecutivo</w:t>
-            </w:r>
-            <w:r>
-              <w:rPr>
-                <w:noProof/>
-                <w:webHidden/>
-              </w:rPr>
-              <w:tab/>
-            </w:r>
-            <w:r>
-              <w:rPr>
-                <w:noProof/>
-                <w:webHidden/>
-              </w:rPr>
-              <w:fldChar w:fldCharType="begin"/>
-            </w:r>
-            <w:r>
-              <w:rPr>
-                <w:noProof/>
-                <w:webHidden/>
-              </w:rPr>
-              <w:instrText xml:space="preserve"> PAGEREF _Toc221820020 \h </w:instrText>
-            </w:r>
-            <w:r>
-              <w:rPr>
-                <w:noProof/>
-                <w:webHidden/>
-              </w:rPr>
-            </w:r>
-            <w:r>
-              <w:rPr>
-                <w:noProof/>
-                <w:webHidden/>
-              </w:rPr>
-              <w:fldChar w:fldCharType="separate"/>
-            </w:r>
-            <w:r>
-              <w:rPr>
-                <w:noProof/>
-                <w:webHidden/>
-              </w:rPr>
-              <w:t>1</w:t>
-            </w:r>
-            <w:r>
-              <w:rPr>
-                <w:noProof/>
-                <w:webHidden/>
-              </w:rPr>
-              <w:fldChar w:fldCharType="end"/>
-            </w:r>
-          </w:hyperlink>
-        </w:p>
-        <w:p>
-          <w:pPr>
-            <w:pStyle w:val="TDC2"/>
-            <w:tabs>
-              <w:tab w:val="right" w:leader="dot" w:pos="9350"/>
-            </w:tabs>
-            <w:rPr>
-              <w:rFonts w:asciiTheme="minorHAnsi" w:hAnsiTheme="minorHAnsi"/>
-              <w:noProof/>
-              <w:color w:val="auto"/>
-              <w:kern w:val="2"/>
-              <w:sz w:val="24"/>
-              <w:szCs w:val="24"/>
-              <w:lang w:eastAsia="es-MX"/>
-              <w14:ligatures w14:val="standardContextual"/>
-            </w:rPr>
-          </w:pPr>
-          <w:hyperlink w:anchor="_Toc221820021" w:history="1">
-            <w:r>
-              <w:rPr>
-                <w:rStyle w:val="Hipervnculo"/>
-                <w:rFonts w:asciiTheme="majorHAnsi" w:eastAsiaTheme="majorEastAsia" w:hAnsiTheme="majorHAnsi" w:cstheme="majorBidi"/>
-                <w:b/>
-                <w:bCs/>
-                <w:noProof/>
-              </w:rPr>
-              <w:t>2. Actividades Realizadas</w:t>
-            </w:r>
-            <w:r>
-              <w:rPr>
-                <w:noProof/>
-                <w:webHidden/>
-              </w:rPr>
-              <w:tab/>
-            </w:r>
-            <w:r>
-              <w:rPr>
-                <w:noProof/>
-                <w:webHidden/>
-              </w:rPr>
-              <w:fldChar w:fldCharType="begin"/>
-            </w:r>
-            <w:r>
-              <w:rPr>
-                <w:noProof/>
-                <w:webHidden/>
-              </w:rPr>
-              <w:instrText xml:space="preserve"> PAGEREF _Toc221820021 \h </w:instrText>
-            </w:r>
-            <w:r>
-              <w:rPr>
-                <w:noProof/>
-                <w:webHidden/>
-              </w:rPr>
-            </w:r>
-            <w:r>
-              <w:rPr>
-                <w:noProof/>
-                <w:webHidden/>
-              </w:rPr>
-              <w:fldChar w:fldCharType="separate"/>
-            </w:r>
-            <w:r>
-              <w:rPr>
-                <w:noProof/>
-                <w:webHidden/>
-              </w:rPr>
-              <w:t>2</w:t>
-            </w:r>
-            <w:r>
-              <w:rPr>
-                <w:noProof/>
-                <w:webHidden/>
-              </w:rPr>
-              <w:fldChar w:fldCharType="end"/>
-            </w:r>
-          </w:hyperlink>
-        </w:p>
-        <w:p>
-          <w:pPr>
-            <w:pStyle w:val="TDC2"/>
-            <w:tabs>
-              <w:tab w:val="right" w:leader="dot" w:pos="9350"/>
-            </w:tabs>
-            <w:rPr>
-              <w:rFonts w:asciiTheme="minorHAnsi" w:hAnsiTheme="minorHAnsi"/>
-              <w:noProof/>
-              <w:color w:val="auto"/>
-              <w:kern w:val="2"/>
-              <w:sz w:val="24"/>
-              <w:szCs w:val="24"/>
-              <w:lang w:eastAsia="es-MX"/>
-              <w14:ligatures w14:val="standardContextual"/>
-            </w:rPr>
-          </w:pPr>
-          <w:hyperlink w:anchor="_Toc221820022" w:history="1">
-            <w:r>
-              <w:rPr>
-                <w:rStyle w:val="Hipervnculo"/>
-                <w:rFonts w:asciiTheme="majorHAnsi" w:eastAsiaTheme="majorEastAsia" w:hAnsiTheme="majorHAnsi" w:cstheme="majorBidi"/>
-                <w:b/>
-                <w:bCs/>
-                <w:noProof/>
-              </w:rPr>
-              <w:t>2.1 Matriz de Inventario de Fuentes de Datos</w:t>
-            </w:r>
-            <w:r>
-              <w:rPr>
-                <w:noProof/>
-                <w:webHidden/>
-              </w:rPr>
-              <w:tab/>
-            </w:r>
-            <w:r>
-              <w:rPr>
-                <w:noProof/>
-                <w:webHidden/>
-              </w:rPr>
-              <w:fldChar w:fldCharType="begin"/>
-            </w:r>
-            <w:r>
-              <w:rPr>
-                <w:noProof/>
-                <w:webHidden/>
-              </w:rPr>
-              <w:instrText xml:space="preserve"> PAGEREF _Toc221820022 \h </w:instrText>
-            </w:r>
-            <w:r>
-              <w:rPr>
-                <w:noProof/>
-                <w:webHidden/>
-              </w:rPr>
-            </w:r>
-            <w:r>
-              <w:rPr>
-                <w:noProof/>
-                <w:webHidden/>
-              </w:rPr>
-              <w:fldChar w:fldCharType="separate"/>
-            </w:r>
-            <w:r>
-              <w:rPr>
-                <w:noProof/>
-                <w:webHidden/>
-              </w:rPr>
-              <w:t>2</w:t>
-            </w:r>
-            <w:r>
-              <w:rPr>
-                <w:noProof/>
-                <w:webHidden/>
-              </w:rPr>
-              <w:fldChar w:fldCharType="end"/>
-            </w:r>
-          </w:hyperlink>
-        </w:p>
-        <w:p>
-          <w:pPr>
-            <w:pStyle w:val="TDC2"/>
-            <w:tabs>
-              <w:tab w:val="right" w:leader="dot" w:pos="9350"/>
-            </w:tabs>
-            <w:rPr>
-              <w:rFonts w:asciiTheme="minorHAnsi" w:hAnsiTheme="minorHAnsi"/>
-              <w:noProof/>
-              <w:color w:val="auto"/>
-              <w:kern w:val="2"/>
-              <w:sz w:val="24"/>
-              <w:szCs w:val="24"/>
-              <w:lang w:eastAsia="es-MX"/>
-              <w14:ligatures w14:val="standardContextual"/>
-            </w:rPr>
-          </w:pPr>
-          <w:hyperlink w:anchor="_Toc221820023" w:history="1">
-            <w:r>
-              <w:rPr>
-                <w:rStyle w:val="Hipervnculo"/>
-                <w:rFonts w:asciiTheme="majorHAnsi" w:eastAsiaTheme="majorEastAsia" w:hAnsiTheme="majorHAnsi" w:cstheme="majorBidi"/>
-                <w:b/>
-                <w:bCs/>
-                <w:noProof/>
-              </w:rPr>
-              <w:t>2.2 Matriz de Riesgos y Calidad</w:t>
-            </w:r>
-            <w:r>
-              <w:rPr>
-                <w:noProof/>
-                <w:webHidden/>
-              </w:rPr>
-              <w:tab/>
-            </w:r>
-            <w:r>
-              <w:rPr>
-                <w:noProof/>
-                <w:webHidden/>
-              </w:rPr>
-              <w:fldChar w:fldCharType="begin"/>
-            </w:r>
-            <w:r>
-              <w:rPr>
-                <w:noProof/>
-                <w:webHidden/>
-              </w:rPr>
-              <w:instrText xml:space="preserve"> PAGEREF _Toc221820023 \h </w:instrText>
-            </w:r>
-            <w:r>
-              <w:rPr>
-                <w:noProof/>
-                <w:webHidden/>
-              </w:rPr>
-            </w:r>
-            <w:r>
-              <w:rPr>
-                <w:noProof/>
-                <w:webHidden/>
-              </w:rPr>
-              <w:fldChar w:fldCharType="separate"/>
-            </w:r>
-            <w:r>
-              <w:rPr>
-                <w:noProof/>
-                <w:webHidden/>
-              </w:rPr>
-              <w:t>3</w:t>
-            </w:r>
-            <w:r>
-              <w:rPr>
-                <w:noProof/>
-                <w:webHidden/>
-              </w:rPr>
-              <w:fldChar w:fldCharType="end"/>
-            </w:r>
-          </w:hyperlink>
-        </w:p>
-        <w:p>
-          <w:pPr>
-            <w:pStyle w:val="TDC2"/>
-            <w:tabs>
-              <w:tab w:val="right" w:leader="dot" w:pos="9350"/>
-            </w:tabs>
-            <w:rPr>
-              <w:rFonts w:asciiTheme="minorHAnsi" w:hAnsiTheme="minorHAnsi"/>
-              <w:noProof/>
-              <w:color w:val="auto"/>
-              <w:kern w:val="2"/>
-              <w:sz w:val="24"/>
-              <w:szCs w:val="24"/>
-              <w:lang w:eastAsia="es-MX"/>
-              <w14:ligatures w14:val="standardContextual"/>
-            </w:rPr>
-          </w:pPr>
-          <w:hyperlink w:anchor="_Toc221820024" w:history="1">
-            <w:r>
-              <w:rPr>
-                <w:rStyle w:val="Hipervnculo"/>
-                <w:rFonts w:asciiTheme="majorHAnsi" w:eastAsiaTheme="majorEastAsia" w:hAnsiTheme="majorHAnsi" w:cstheme="majorBidi"/>
-                <w:b/>
-                <w:bCs/>
-                <w:noProof/>
-              </w:rPr>
-              <w:t>2.3 Formato de Entrevista a Responsables</w:t>
-            </w:r>
-            <w:r>
-              <w:rPr>
-                <w:noProof/>
-                <w:webHidden/>
-              </w:rPr>
-              <w:tab/>
-            </w:r>
-            <w:r>
-              <w:rPr>
-                <w:noProof/>
-                <w:webHidden/>
-              </w:rPr>
-              <w:fldChar w:fldCharType="begin"/>
-            </w:r>
-            <w:r>
-              <w:rPr>
-                <w:noProof/>
-                <w:webHidden/>
-              </w:rPr>
-              <w:instrText xml:space="preserve"> PAGEREF _Toc221820024 \h </w:instrText>
-            </w:r>
-            <w:r>
-              <w:rPr>
-                <w:noProof/>
-                <w:webHidden/>
-              </w:rPr>
-            </w:r>
-            <w:r>
-              <w:rPr>
-                <w:noProof/>
-                <w:webHidden/>
-              </w:rPr>
-              <w:fldChar w:fldCharType="separate"/>
-            </w:r>
-            <w:r>
-              <w:rPr>
-                <w:noProof/>
-                <w:webHidden/>
-              </w:rPr>
-              <w:t>3</w:t>
-            </w:r>
-            <w:r>
-              <w:rPr>
-                <w:noProof/>
-                <w:webHidden/>
-              </w:rPr>
-              <w:fldChar w:fldCharType="end"/>
-            </w:r>
-          </w:hyperlink>
-        </w:p>
-        <w:p>
-          <w:pPr>
-            <w:pStyle w:val="TDC2"/>
-            <w:tabs>
-              <w:tab w:val="right" w:leader="dot" w:pos="9350"/>
-            </w:tabs>
-            <w:rPr>
-              <w:rFonts w:asciiTheme="minorHAnsi" w:hAnsiTheme="minorHAnsi"/>
-              <w:noProof/>
-              <w:color w:val="auto"/>
-              <w:kern w:val="2"/>
-              <w:sz w:val="24"/>
-              <w:szCs w:val="24"/>
-              <w:lang w:eastAsia="es-MX"/>
-              <w14:ligatures w14:val="standardContextual"/>
-            </w:rPr>
-          </w:pPr>
-          <w:hyperlink w:anchor="_Toc221820025" w:history="1">
-            <w:r>
-              <w:rPr>
-                <w:rStyle w:val="Hipervnculo"/>
-                <w:rFonts w:asciiTheme="majorHAnsi" w:eastAsiaTheme="majorEastAsia" w:hAnsiTheme="majorHAnsi" w:cstheme="majorBidi"/>
-                <w:b/>
-                <w:bCs/>
-                <w:noProof/>
-              </w:rPr>
-              <w:t>2.4 Cronograma de Actividades</w:t>
-            </w:r>
-            <w:r>
-              <w:rPr>
-                <w:noProof/>
-                <w:webHidden/>
-              </w:rPr>
-              <w:tab/>
-            </w:r>
-            <w:r>
-              <w:rPr>
-                <w:noProof/>
-                <w:webHidden/>
-              </w:rPr>
-              <w:fldChar w:fldCharType="begin"/>
-            </w:r>
-            <w:r>
-              <w:rPr>
-                <w:noProof/>
-                <w:webHidden/>
-              </w:rPr>
-              <w:instrText xml:space="preserve"> PAGEREF _Toc221820025 \h </w:instrText>
-            </w:r>
-            <w:r>
-              <w:rPr>
-                <w:noProof/>
-                <w:webHidden/>
-              </w:rPr>
-            </w:r>
-            <w:r>
-              <w:rPr>
-                <w:noProof/>
-                <w:webHidden/>
-              </w:rPr>
-              <w:fldChar w:fldCharType="separate"/>
-            </w:r>
-            <w:r>
-              <w:rPr>
-                <w:noProof/>
-                <w:webHidden/>
-              </w:rPr>
-              <w:t>4</w:t>
-            </w:r>
-            <w:r>
-              <w:rPr>
-                <w:noProof/>
-                <w:webHidden/>
-              </w:rPr>
-              <w:fldChar w:fldCharType="end"/>
-            </w:r>
-          </w:hyperlink>
-        </w:p>
-        <w:p>
-          <w:pPr>
-            <w:pStyle w:val="TDC2"/>
-            <w:tabs>
-              <w:tab w:val="right" w:leader="dot" w:pos="9350"/>
-            </w:tabs>
-            <w:rPr>
-              <w:rFonts w:asciiTheme="minorHAnsi" w:hAnsiTheme="minorHAnsi"/>
-              <w:noProof/>
-              <w:color w:val="auto"/>
-              <w:kern w:val="2"/>
-              <w:sz w:val="24"/>
-              <w:szCs w:val="24"/>
-              <w:lang w:eastAsia="es-MX"/>
-              <w14:ligatures w14:val="standardContextual"/>
-            </w:rPr>
-          </w:pPr>
-          <w:hyperlink w:anchor="_Toc221820026" w:history="1">
-            <w:r>
-              <w:rPr>
-                <w:rStyle w:val="Hipervnculo"/>
-                <w:rFonts w:asciiTheme="majorHAnsi" w:eastAsiaTheme="majorEastAsia" w:hAnsiTheme="majorHAnsi" w:cstheme="majorBidi"/>
-                <w:b/>
-                <w:bCs/>
-                <w:noProof/>
-              </w:rPr>
-              <w:t>2.5 Taller Colaborativo</w:t>
-            </w:r>
-            <w:r>
-              <w:rPr>
-                <w:noProof/>
-                <w:webHidden/>
-              </w:rPr>
-              <w:tab/>
-            </w:r>
-            <w:r>
-              <w:rPr>
-                <w:noProof/>
-                <w:webHidden/>
-              </w:rPr>
-              <w:fldChar w:fldCharType="begin"/>
-            </w:r>
-            <w:r>
-              <w:rPr>
-                <w:noProof/>
-                <w:webHidden/>
-              </w:rPr>
-              <w:instrText xml:space="preserve"> PAGEREF _Toc221820026 \h </w:instrText>
-            </w:r>
-            <w:r>
-              <w:rPr>
-                <w:noProof/>
-                <w:webHidden/>
-              </w:rPr>
-            </w:r>
-            <w:r>
-              <w:rPr>
-                <w:noProof/>
-                <w:webHidden/>
-              </w:rPr>
-              <w:fldChar w:fldCharType="separate"/>
-            </w:r>
-            <w:r>
-              <w:rPr>
-                <w:noProof/>
-                <w:webHidden/>
-              </w:rPr>
-              <w:t>4</w:t>
-            </w:r>
-            <w:r>
-              <w:rPr>
-                <w:noProof/>
-                <w:webHidden/>
-              </w:rPr>
-              <w:fldChar w:fldCharType="end"/>
-            </w:r>
-          </w:hyperlink>
-        </w:p>
-        <w:p>
-          <w:pPr>
-            <w:pStyle w:val="TDC3"/>
-            <w:tabs>
-              <w:tab w:val="right" w:leader="dot" w:pos="9350"/>
-            </w:tabs>
-            <w:rPr>
-              <w:rFonts w:asciiTheme="minorHAnsi" w:hAnsiTheme="minorHAnsi"/>
-              <w:noProof/>
-              <w:color w:val="auto"/>
-              <w:kern w:val="2"/>
-              <w:sz w:val="24"/>
-              <w:szCs w:val="24"/>
-              <w:lang w:eastAsia="es-MX"/>
-              <w14:ligatures w14:val="standardContextual"/>
-            </w:rPr>
-          </w:pPr>
-          <w:hyperlink w:anchor="_Toc221820027" w:history="1">
-            <w:r>
-              <w:rPr>
-                <w:rStyle w:val="Hipervnculo"/>
-                <w:rFonts w:asciiTheme="majorHAnsi" w:eastAsiaTheme="majorEastAsia" w:hAnsiTheme="majorHAnsi" w:cstheme="majorBidi"/>
-                <w:b/>
-                <w:bCs/>
-                <w:noProof/>
-              </w:rPr>
-              <w:t>Sugerencia de Actividades para el Taller Colaborativo</w:t>
-            </w:r>
-            <w:r>
-              <w:rPr>
-                <w:noProof/>
-                <w:webHidden/>
-              </w:rPr>
-              <w:tab/>
-            </w:r>
-            <w:r>
-              <w:rPr>
-                <w:noProof/>
-                <w:webHidden/>
-              </w:rPr>
-              <w:fldChar w:fldCharType="begin"/>
-            </w:r>
-            <w:r>
-              <w:rPr>
-                <w:noProof/>
-                <w:webHidden/>
-              </w:rPr>
-              <w:instrText xml:space="preserve"> PAGEREF _Toc221820027 \h </w:instrText>
-            </w:r>
-            <w:r>
-              <w:rPr>
-                <w:noProof/>
-                <w:webHidden/>
-              </w:rPr>
-            </w:r>
-            <w:r>
-              <w:rPr>
-                <w:noProof/>
-                <w:webHidden/>
-              </w:rPr>
-              <w:fldChar w:fldCharType="separate"/>
-            </w:r>
-            <w:r>
-              <w:rPr>
-                <w:noProof/>
-                <w:webHidden/>
-              </w:rPr>
-              <w:t>5</w:t>
-            </w:r>
-            <w:r>
-              <w:rPr>
-                <w:noProof/>
-                <w:webHidden/>
-              </w:rPr>
-              <w:fldChar w:fldCharType="end"/>
-            </w:r>
-          </w:hyperlink>
-        </w:p>
-        <w:p>
-          <w:pPr>
-            <w:pStyle w:val="TDC2"/>
-            <w:tabs>
-              <w:tab w:val="right" w:leader="dot" w:pos="9350"/>
-            </w:tabs>
-            <w:rPr>
-              <w:rFonts w:asciiTheme="minorHAnsi" w:hAnsiTheme="minorHAnsi"/>
-              <w:noProof/>
-              <w:color w:val="auto"/>
-              <w:kern w:val="2"/>
-              <w:sz w:val="24"/>
-              <w:szCs w:val="24"/>
-              <w:lang w:eastAsia="es-MX"/>
-              <w14:ligatures w14:val="standardContextual"/>
-            </w:rPr>
-          </w:pPr>
-          <w:hyperlink w:anchor="_Toc221820028" w:history="1">
-            <w:r>
-              <w:rPr>
-                <w:rStyle w:val="Hipervnculo"/>
-                <w:rFonts w:asciiTheme="majorHAnsi" w:eastAsiaTheme="majorEastAsia" w:hAnsiTheme="majorHAnsi" w:cstheme="majorBidi"/>
-                <w:b/>
-                <w:bCs/>
-                <w:noProof/>
-              </w:rPr>
-              <w:t>2.6 Documentación de Hallazgos y Recomendaciones</w:t>
-            </w:r>
-            <w:r>
-              <w:rPr>
-                <w:noProof/>
-                <w:webHidden/>
-              </w:rPr>
-              <w:tab/>
-            </w:r>
-            <w:r>
-              <w:rPr>
-                <w:noProof/>
-                <w:webHidden/>
-              </w:rPr>
-              <w:fldChar w:fldCharType="begin"/>
-            </w:r>
-            <w:r>
-              <w:rPr>
-                <w:noProof/>
-                <w:webHidden/>
-              </w:rPr>
-              <w:instrText xml:space="preserve"> PAGEREF _Toc221820028 \h </w:instrText>
-            </w:r>
-            <w:r>
-              <w:rPr>
-                <w:noProof/>
-                <w:webHidden/>
-              </w:rPr>
-            </w:r>
-            <w:r>
-              <w:rPr>
-                <w:noProof/>
-                <w:webHidden/>
-              </w:rPr>
-              <w:fldChar w:fldCharType="separate"/>
-            </w:r>
-            <w:r>
-              <w:rPr>
-                <w:noProof/>
-                <w:webHidden/>
-              </w:rPr>
-              <w:t>5</w:t>
-            </w:r>
-            <w:r>
-              <w:rPr>
-                <w:noProof/>
-                <w:webHidden/>
-              </w:rPr>
-              <w:fldChar w:fldCharType="end"/>
-            </w:r>
-          </w:hyperlink>
-        </w:p>
-        <w:p>
-          <w:pPr>
-            <w:pStyle w:val="TDC3"/>
-            <w:tabs>
-              <w:tab w:val="right" w:leader="dot" w:pos="9350"/>
-            </w:tabs>
-            <w:rPr>
-              <w:rFonts w:asciiTheme="minorHAnsi" w:hAnsiTheme="minorHAnsi"/>
-              <w:noProof/>
-              <w:color w:val="auto"/>
-              <w:kern w:val="2"/>
-              <w:sz w:val="24"/>
-              <w:szCs w:val="24"/>
-              <w:lang w:eastAsia="es-MX"/>
-              <w14:ligatures w14:val="standardContextual"/>
-            </w:rPr>
-          </w:pPr>
-          <w:hyperlink w:anchor="_Toc221820029" w:history="1">
-            <w:r>
-              <w:rPr>
-                <w:rStyle w:val="Hipervnculo"/>
-                <w:rFonts w:asciiTheme="majorHAnsi" w:eastAsiaTheme="majorEastAsia" w:hAnsiTheme="majorHAnsi" w:cstheme="majorBidi"/>
-                <w:b/>
-                <w:bCs/>
-                <w:noProof/>
-              </w:rPr>
-              <w:t>Ejemplo de una matriz de Hallazgos y Recomendaciones</w:t>
-            </w:r>
-            <w:r>
-              <w:rPr>
-                <w:noProof/>
-                <w:webHidden/>
-              </w:rPr>
-              <w:tab/>
-            </w:r>
-            <w:r>
-              <w:rPr>
-                <w:noProof/>
-                <w:webHidden/>
-              </w:rPr>
-              <w:fldChar w:fldCharType="begin"/>
-            </w:r>
-            <w:r>
-              <w:rPr>
-                <w:noProof/>
-                <w:webHidden/>
-              </w:rPr>
-              <w:instrText xml:space="preserve"> PAGEREF _Toc221820029 \h </w:instrText>
-            </w:r>
-            <w:r>
-              <w:rPr>
-                <w:noProof/>
-                <w:webHidden/>
-              </w:rPr>
-            </w:r>
-            <w:r>
-              <w:rPr>
-                <w:noProof/>
-                <w:webHidden/>
-              </w:rPr>
-              <w:fldChar w:fldCharType="separate"/>
-            </w:r>
-            <w:r>
-              <w:rPr>
-                <w:noProof/>
-                <w:webHidden/>
-              </w:rPr>
-              <w:t>5</w:t>
-            </w:r>
-            <w:r>
-              <w:rPr>
-                <w:noProof/>
-                <w:webHidden/>
-              </w:rPr>
-              <w:fldChar w:fldCharType="end"/>
-            </w:r>
-          </w:hyperlink>
-        </w:p>
-        <w:p>
-          <w:pPr>
-            <w:pStyle w:val="TDC2"/>
-            <w:tabs>
-              <w:tab w:val="right" w:leader="dot" w:pos="9350"/>
-            </w:tabs>
-            <w:rPr>
-              <w:rFonts w:asciiTheme="minorHAnsi" w:hAnsiTheme="minorHAnsi"/>
-              <w:noProof/>
-              <w:color w:val="auto"/>
-              <w:kern w:val="2"/>
-              <w:sz w:val="24"/>
-              <w:szCs w:val="24"/>
-              <w:lang w:eastAsia="es-MX"/>
-              <w14:ligatures w14:val="standardContextual"/>
-            </w:rPr>
-          </w:pPr>
-          <w:hyperlink w:anchor="_Toc221820030" w:history="1">
-            <w:r>
-              <w:rPr>
-                <w:rStyle w:val="Hipervnculo"/>
-                <w:rFonts w:asciiTheme="majorHAnsi" w:eastAsiaTheme="majorEastAsia" w:hAnsiTheme="majorHAnsi" w:cstheme="majorBidi"/>
-                <w:b/>
-                <w:bCs/>
-                <w:noProof/>
-              </w:rPr>
-              <w:t>2.7 Ejemplo de Informe Estructurado</w:t>
-            </w:r>
-            <w:r>
-              <w:rPr>
-                <w:noProof/>
-                <w:webHidden/>
-              </w:rPr>
-              <w:tab/>
-            </w:r>
-            <w:r>
-              <w:rPr>
-                <w:noProof/>
-                <w:webHidden/>
-              </w:rPr>
-              <w:fldChar w:fldCharType="begin"/>
-            </w:r>
-            <w:r>
-              <w:rPr>
-                <w:noProof/>
-                <w:webHidden/>
-              </w:rPr>
-              <w:instrText xml:space="preserve"> PAGEREF _Toc221820030 \h </w:instrText>
-            </w:r>
-            <w:r>
-              <w:rPr>
-                <w:noProof/>
-                <w:webHidden/>
-              </w:rPr>
-            </w:r>
-            <w:r>
-              <w:rPr>
-                <w:noProof/>
-                <w:webHidden/>
-              </w:rPr>
-              <w:fldChar w:fldCharType="separate"/>
-            </w:r>
-            <w:r>
-              <w:rPr>
-                <w:noProof/>
-                <w:webHidden/>
-              </w:rPr>
-              <w:t>6</w:t>
-            </w:r>
-            <w:r>
-              <w:rPr>
-                <w:noProof/>
-                <w:webHidden/>
-              </w:rPr>
-              <w:fldChar w:fldCharType="end"/>
-            </w:r>
-          </w:hyperlink>
-        </w:p>
-        <w:p>
-          <w:pPr>
-            <w:pStyle w:val="TDC3"/>
-            <w:tabs>
-              <w:tab w:val="right" w:leader="dot" w:pos="9350"/>
-            </w:tabs>
-            <w:rPr>
-              <w:rFonts w:asciiTheme="minorHAnsi" w:hAnsiTheme="minorHAnsi"/>
-              <w:noProof/>
-              <w:color w:val="auto"/>
-              <w:kern w:val="2"/>
-              <w:sz w:val="24"/>
-              <w:szCs w:val="24"/>
-              <w:lang w:eastAsia="es-MX"/>
-              <w14:ligatures w14:val="standardContextual"/>
-            </w:rPr>
-          </w:pPr>
-          <w:hyperlink w:anchor="_Toc221820031" w:history="1">
-            <w:r>
-              <w:rPr>
-                <w:rStyle w:val="Hipervnculo"/>
-                <w:rFonts w:asciiTheme="majorHAnsi" w:eastAsiaTheme="majorEastAsia" w:hAnsiTheme="majorHAnsi" w:cstheme="majorBidi"/>
-                <w:b/>
-                <w:bCs/>
-                <w:noProof/>
-              </w:rPr>
-              <w:t>Breve ejemplo de informe estructurado</w:t>
-            </w:r>
-            <w:r>
-              <w:rPr>
-                <w:noProof/>
-                <w:webHidden/>
-              </w:rPr>
-              <w:tab/>
-            </w:r>
-            <w:r>
-              <w:rPr>
-                <w:noProof/>
-                <w:webHidden/>
-              </w:rPr>
-              <w:fldChar w:fldCharType="begin"/>
-            </w:r>
-            <w:r>
-              <w:rPr>
-                <w:noProof/>
-                <w:webHidden/>
-              </w:rPr>
-              <w:instrText xml:space="preserve"> PAGEREF _Toc221820031 \h </w:instrText>
-            </w:r>
-            <w:r>
-              <w:rPr>
-                <w:noProof/>
-                <w:webHidden/>
-              </w:rPr>
-            </w:r>
-            <w:r>
-              <w:rPr>
-                <w:noProof/>
-                <w:webHidden/>
-              </w:rPr>
-              <w:fldChar w:fldCharType="separate"/>
-            </w:r>
-            <w:r>
-              <w:rPr>
-                <w:noProof/>
-                <w:webHidden/>
-              </w:rPr>
-              <w:t>6</w:t>
-            </w:r>
-            <w:r>
-              <w:rPr>
-                <w:noProof/>
-                <w:webHidden/>
-              </w:rPr>
-              <w:fldChar w:fldCharType="end"/>
-            </w:r>
-          </w:hyperlink>
-        </w:p>
-        <w:p>
-          <w:pPr>
-            <w:pStyle w:val="TDC2"/>
-            <w:tabs>
-              <w:tab w:val="right" w:leader="dot" w:pos="9350"/>
-            </w:tabs>
-            <w:rPr>
-              <w:rFonts w:asciiTheme="minorHAnsi" w:hAnsiTheme="minorHAnsi"/>
-              <w:noProof/>
-              <w:color w:val="auto"/>
-              <w:kern w:val="2"/>
-              <w:sz w:val="24"/>
-              <w:szCs w:val="24"/>
-              <w:lang w:eastAsia="es-MX"/>
-              <w14:ligatures w14:val="standardContextual"/>
-            </w:rPr>
-          </w:pPr>
-          <w:hyperlink w:anchor="_Toc221820032" w:history="1">
-            <w:r>
-              <w:rPr>
-                <w:rStyle w:val="Hipervnculo"/>
-                <w:rFonts w:asciiTheme="majorHAnsi" w:eastAsiaTheme="majorEastAsia" w:hAnsiTheme="majorHAnsi" w:cstheme="majorBidi"/>
-                <w:b/>
-                <w:bCs/>
-                <w:noProof/>
-              </w:rPr>
-              <w:t>2.8 Matriz Visual de Riesgos</w:t>
-            </w:r>
-            <w:r>
-              <w:rPr>
-                <w:noProof/>
-                <w:webHidden/>
-              </w:rPr>
-              <w:tab/>
-            </w:r>
-            <w:r>
-              <w:rPr>
-                <w:noProof/>
-                <w:webHidden/>
-              </w:rPr>
-              <w:fldChar w:fldCharType="begin"/>
-            </w:r>
-            <w:r>
-              <w:rPr>
-                <w:noProof/>
-                <w:webHidden/>
-              </w:rPr>
-              <w:instrText xml:space="preserve"> PAGEREF _Toc221820032 \h </w:instrText>
-            </w:r>
-            <w:r>
-              <w:rPr>
-                <w:noProof/>
-                <w:webHidden/>
-              </w:rPr>
-            </w:r>
-            <w:r>
-              <w:rPr>
-                <w:noProof/>
-                <w:webHidden/>
-              </w:rPr>
-              <w:fldChar w:fldCharType="separate"/>
-            </w:r>
-            <w:r>
-              <w:rPr>
-                <w:noProof/>
-                <w:webHidden/>
-              </w:rPr>
-              <w:t>7</w:t>
-            </w:r>
-            <w:r>
-              <w:rPr>
-                <w:noProof/>
-                <w:webHidden/>
-              </w:rPr>
-              <w:fldChar w:fldCharType="end"/>
-            </w:r>
-          </w:hyperlink>
-        </w:p>
-        <w:p>
-          <w:pPr>
-            <w:pStyle w:val="TDC2"/>
-            <w:tabs>
-              <w:tab w:val="right" w:leader="dot" w:pos="9350"/>
-            </w:tabs>
-            <w:rPr>
-              <w:rFonts w:asciiTheme="minorHAnsi" w:hAnsiTheme="minorHAnsi"/>
-              <w:noProof/>
-              <w:color w:val="auto"/>
-              <w:kern w:val="2"/>
-              <w:sz w:val="24"/>
-              <w:szCs w:val="24"/>
-              <w:lang w:eastAsia="es-MX"/>
-              <w14:ligatures w14:val="standardContextual"/>
-            </w:rPr>
-          </w:pPr>
-          <w:hyperlink w:anchor="_Toc221820033" w:history="1">
-            <w:r>
-              <w:rPr>
-                <w:rStyle w:val="Hipervnculo"/>
-                <w:rFonts w:asciiTheme="majorHAnsi" w:eastAsiaTheme="majorEastAsia" w:hAnsiTheme="majorHAnsi" w:cstheme="majorBidi"/>
-                <w:b/>
-                <w:bCs/>
-                <w:noProof/>
-              </w:rPr>
-              <w:t>3. Sección de firmas</w:t>
-            </w:r>
-            <w:r>
-              <w:rPr>
-                <w:noProof/>
-                <w:webHidden/>
-              </w:rPr>
-              <w:tab/>
-            </w:r>
-            <w:r>
-              <w:rPr>
-                <w:noProof/>
-                <w:webHidden/>
-              </w:rPr>
-              <w:fldChar w:fldCharType="begin"/>
-            </w:r>
-            <w:r>
-              <w:rPr>
-                <w:noProof/>
-                <w:webHidden/>
-              </w:rPr>
-              <w:instrText xml:space="preserve"> PAGEREF _Toc221820033 \h </w:instrText>
-            </w:r>
-            <w:r>
-              <w:rPr>
-                <w:noProof/>
-                <w:webHidden/>
-              </w:rPr>
-            </w:r>
-            <w:r>
-              <w:rPr>
-                <w:noProof/>
-                <w:webHidden/>
-              </w:rPr>
-              <w:fldChar w:fldCharType="separate"/>
-            </w:r>
-            <w:r>
-              <w:rPr>
-                <w:noProof/>
-                <w:webHidden/>
-              </w:rPr>
-              <w:t>10</w:t>
-            </w:r>
-            <w:r>
-              <w:rPr>
-                <w:noProof/>
-                <w:webHidden/>
-              </w:rPr>
-              <w:fldChar w:fldCharType="end"/>
-            </w:r>
-          </w:hyperlink>
-        </w:p>
-        <w:p>
-          <w:r>
-            <w:rPr>
-              <w:b/>
-              <w:bCs/>
-            </w:rPr>
-            <w:fldChar w:fldCharType="end"/>
-          </w:r>
-        </w:p>
-      </w:sdtContent>
-    </w:sdt>
-    <w:p>
-      <w:pPr>
-        <w:keepNext/>
-        <w:keepLines/>
-        <w:spacing w:before="480" w:after="0"/>
-        <w:outlineLvl w:val="0"/>
-        <w:rPr>
-          <w:rFonts w:asciiTheme="majorHAnsi" w:eastAsiaTheme="majorEastAsia" w:hAnsiTheme="majorHAnsi" w:cstheme="majorBidi"/>
-          <w:b/>
-          <w:bCs/>
-          <w:color w:val="365F91" w:themeColor="accent1" w:themeShade="BF"/>
-          <w:sz w:val="28"/>
-          <w:szCs w:val="28"/>
-        </w:rPr>
-      </w:pPr>
-    </w:p>
-    <w:p>
-      <w:pPr>
-        <w:keepNext/>
-        <w:keepLines/>
-        <w:spacing w:before="480" w:after="0"/>
-        <w:outlineLvl w:val="0"/>
-        <w:rPr>
-          <w:rFonts w:asciiTheme="majorHAnsi" w:eastAsiaTheme="majorEastAsia" w:hAnsiTheme="majorHAnsi" w:cstheme="majorBidi"/>
-          <w:b/>
-          <w:bCs/>
-          <w:color w:val="365F91" w:themeColor="accent1" w:themeShade="BF"/>
-          <w:sz w:val="28"/>
-          <w:szCs w:val="28"/>
-        </w:rPr>
-      </w:pPr>
-    </w:p>
-    <w:p>
-      <w:pPr>
-        <w:keepNext/>
-        <w:keepLines/>
-        <w:spacing w:before="480" w:after="0"/>
-        <w:outlineLvl w:val="0"/>
-        <w:rPr>
-          <w:rFonts w:asciiTheme="majorHAnsi" w:eastAsiaTheme="majorEastAsia" w:hAnsiTheme="majorHAnsi" w:cstheme="majorBidi"/>
-          <w:b/>
-          <w:bCs/>
-          <w:color w:val="365F91" w:themeColor="accent1" w:themeShade="BF"/>
-          <w:sz w:val="28"/>
-          <w:szCs w:val="28"/>
-        </w:rPr>
-      </w:pPr>
-      <w:bookmarkStart w:id="0" w:name="_Toc221820019"/>
-      <w:r>
-        <w:rPr>
-          <w:rFonts w:asciiTheme="majorHAnsi" w:eastAsiaTheme="majorEastAsia" w:hAnsiTheme="majorHAnsi" w:cstheme="majorBidi"/>
-          <w:b/>
-          <w:bCs/>
-          <w:color w:val="365F91" w:themeColor="accent1" w:themeShade="BF"/>
-          <w:sz w:val="28"/>
-          <w:szCs w:val="28"/>
-        </w:rPr>
-        <w:t>Diagnóstico del ecosistema de datos</w:t>
-      </w:r>
-      <w:bookmarkEnd w:id="0"/>
+      </w:pPr>
     </w:p>
     <w:p>
       <w:pPr>
@@ -2192,7 +909,8 @@
           <w:szCs w:val="26"/>
         </w:rPr>
       </w:pPr>
-      <w:bookmarkStart w:id="1" w:name="_Toc221820020"/>
+      <w:bookmarkStart w:id="0" w:name="_Toc217296775"/>
+      <w:bookmarkStart w:id="1" w:name="_Toc219739752"/>
       <w:r>
         <w:rPr>
           <w:rFonts w:asciiTheme="majorHAnsi" w:eastAsiaTheme="majorEastAsia" w:hAnsiTheme="majorHAnsi" w:cstheme="majorBidi"/>
@@ -2202,4279 +920,10 @@
           <w:sz w:val="26"/>
           <w:szCs w:val="26"/>
         </w:rPr>
-        <w:t>1. Resumen Ejecutivo</w:t>
+        <w:t>8. Sección de firmas</w:t>
       </w:r>
+      <w:bookmarkEnd w:id="0"/>
       <w:bookmarkEnd w:id="1"/>
-    </w:p>
-    <w:p>
-      <w:pPr>
-        <w:rPr>
-          <w:rFonts w:asciiTheme="minorHAnsi" w:hAnsiTheme="minorHAnsi"/>
-          <w:color w:val="auto"/>
-        </w:rPr>
-      </w:pPr>
-    </w:p>
-    <w:p>
-      <w:pPr>
-        <w:jc w:val="both"/>
-        <w:rPr>
-          <w:rFonts w:asciiTheme="minorHAnsi" w:hAnsiTheme="minorHAnsi"/>
-          <w:color w:val="auto"/>
-        </w:rPr>
-      </w:pPr>
-      <w:r>
-        <w:rPr>
-          <w:rFonts w:asciiTheme="minorHAnsi" w:hAnsiTheme="minorHAnsi"/>
-          <w:color w:val="auto"/>
-        </w:rPr>
-        <w:t xml:space="preserve">Durante enero 2026 se realizó un análisis preliminar para definir las actividades necesarias que permitan llevar a cabo el diagnóstico del ecosistema de datos institucional. </w:t>
-      </w:r>
-    </w:p>
-    <w:p>
-      <w:pPr>
-        <w:jc w:val="both"/>
-        <w:rPr>
-          <w:rFonts w:asciiTheme="minorHAnsi" w:hAnsiTheme="minorHAnsi"/>
-          <w:color w:val="auto"/>
-        </w:rPr>
-      </w:pPr>
-      <w:r>
-        <w:rPr>
-          <w:rFonts w:asciiTheme="minorHAnsi" w:hAnsiTheme="minorHAnsi"/>
-          <w:color w:val="auto"/>
-        </w:rPr>
-        <w:t>Se plante</w:t>
-      </w:r>
-      <w:r>
-        <w:rPr>
-          <w:rFonts w:asciiTheme="minorHAnsi" w:hAnsiTheme="minorHAnsi"/>
-          <w:color w:val="auto"/>
-        </w:rPr>
-        <w:t>an</w:t>
-      </w:r>
-      <w:r>
-        <w:rPr>
-          <w:rFonts w:asciiTheme="minorHAnsi" w:hAnsiTheme="minorHAnsi"/>
-          <w:color w:val="auto"/>
-        </w:rPr>
-        <w:t xml:space="preserve"> propuestas para identificar fuentes de datos, estimar calidad y volumen, detectar posibles riesgos y establecer acciones prioritarias. </w:t>
-      </w:r>
-    </w:p>
-    <w:p>
-      <w:pPr>
-        <w:jc w:val="both"/>
-        <w:rPr>
-          <w:rFonts w:asciiTheme="minorHAnsi" w:hAnsiTheme="minorHAnsi"/>
-          <w:color w:val="auto"/>
-        </w:rPr>
-      </w:pPr>
-      <w:r>
-        <w:rPr>
-          <w:rFonts w:asciiTheme="minorHAnsi" w:hAnsiTheme="minorHAnsi"/>
-          <w:color w:val="auto"/>
-        </w:rPr>
-        <w:t xml:space="preserve">Todas las cifras y riesgos mencionados son ejemplos o estimaciones para orientar el diagnóstico futuro. </w:t>
-      </w:r>
-    </w:p>
-    <w:p>
-      <w:pPr>
-        <w:rPr>
-          <w:rFonts w:asciiTheme="minorHAnsi" w:hAnsiTheme="minorHAnsi"/>
-          <w:color w:val="auto"/>
-        </w:rPr>
-      </w:pPr>
-    </w:p>
-    <w:p>
-      <w:pPr>
-        <w:keepNext/>
-        <w:keepLines/>
-        <w:spacing w:before="200" w:after="0"/>
-        <w:outlineLvl w:val="1"/>
-        <w:rPr>
-          <w:rFonts w:asciiTheme="majorHAnsi" w:eastAsiaTheme="majorEastAsia" w:hAnsiTheme="majorHAnsi" w:cstheme="majorBidi"/>
-          <w:b/>
-          <w:bCs/>
-          <w:color w:val="4F81BD" w:themeColor="accent1"/>
-          <w:sz w:val="26"/>
-          <w:szCs w:val="26"/>
-        </w:rPr>
-      </w:pPr>
-      <w:bookmarkStart w:id="2" w:name="_Toc221820021"/>
-      <w:r>
-        <w:rPr>
-          <w:rFonts w:asciiTheme="majorHAnsi" w:eastAsiaTheme="majorEastAsia" w:hAnsiTheme="majorHAnsi" w:cstheme="majorBidi"/>
-          <w:b/>
-          <w:bCs/>
-          <w:color w:val="4F81BD" w:themeColor="accent1"/>
-          <w:sz w:val="26"/>
-          <w:szCs w:val="26"/>
-        </w:rPr>
-        <w:t>2. Actividades Realizadas</w:t>
-      </w:r>
-      <w:bookmarkEnd w:id="2"/>
-    </w:p>
-    <w:p>
-      <w:pPr>
-        <w:keepNext/>
-        <w:keepLines/>
-        <w:spacing w:before="200" w:after="0"/>
-        <w:outlineLvl w:val="1"/>
-        <w:rPr>
-          <w:rFonts w:asciiTheme="majorHAnsi" w:eastAsiaTheme="majorEastAsia" w:hAnsiTheme="majorHAnsi" w:cstheme="majorBidi"/>
-          <w:b/>
-          <w:bCs/>
-          <w:color w:val="4F81BD" w:themeColor="accent1"/>
-          <w:sz w:val="26"/>
-          <w:szCs w:val="26"/>
-        </w:rPr>
-      </w:pPr>
-      <w:bookmarkStart w:id="3" w:name="_Toc221820022"/>
-      <w:r>
-        <w:rPr>
-          <w:rFonts w:asciiTheme="majorHAnsi" w:eastAsiaTheme="majorEastAsia" w:hAnsiTheme="majorHAnsi" w:cstheme="majorBidi"/>
-          <w:b/>
-          <w:bCs/>
-          <w:color w:val="4F81BD" w:themeColor="accent1"/>
-          <w:sz w:val="26"/>
-          <w:szCs w:val="26"/>
-        </w:rPr>
-        <w:t>2.1 Matriz de Inventario de Fuentes de Datos</w:t>
-      </w:r>
-      <w:bookmarkEnd w:id="3"/>
-    </w:p>
-    <w:p>
-      <w:pPr>
-        <w:rPr>
-          <w:rFonts w:asciiTheme="minorHAnsi" w:hAnsiTheme="minorHAnsi"/>
-          <w:color w:val="auto"/>
-        </w:rPr>
-      </w:pPr>
-    </w:p>
-    <w:p>
-      <w:pPr>
-        <w:rPr>
-          <w:rFonts w:asciiTheme="minorHAnsi" w:hAnsiTheme="minorHAnsi"/>
-          <w:color w:val="auto"/>
-        </w:rPr>
-      </w:pPr>
-      <w:r>
-        <w:rPr>
-          <w:rFonts w:asciiTheme="minorHAnsi" w:hAnsiTheme="minorHAnsi"/>
-          <w:color w:val="auto"/>
-        </w:rPr>
-        <w:t>Esta tabla muestra las principales fuentes de datos institucionales, el área responsable, el sistema de origen, la periodicidad de actualización, el nivel de calidad, los riesgos identificados y las acciones recomendadas para cada fuente.</w:t>
-      </w:r>
-    </w:p>
-    <w:p>
-      <w:pPr>
-        <w:rPr>
-          <w:rFonts w:asciiTheme="minorHAnsi" w:hAnsiTheme="minorHAnsi"/>
-          <w:color w:val="auto"/>
-        </w:rPr>
-      </w:pPr>
-    </w:p>
-    <w:tbl>
-      <w:tblPr>
-        <w:tblStyle w:val="Tablaconcuadrcula"/>
-        <w:tblW w:w="0" w:type="auto"/>
-        <w:tblLook w:val="04A0" w:firstRow="1" w:lastRow="0" w:firstColumn="1" w:lastColumn="0" w:noHBand="0" w:noVBand="1"/>
-      </w:tblPr>
-      <w:tblGrid>
-        <w:gridCol w:w="1056"/>
-        <w:gridCol w:w="1235"/>
-        <w:gridCol w:w="961"/>
-        <w:gridCol w:w="1182"/>
-        <w:gridCol w:w="2340"/>
-        <w:gridCol w:w="1207"/>
-        <w:gridCol w:w="1369"/>
-      </w:tblGrid>
-      <w:tr>
-        <w:tc>
-          <w:tcPr>
-            <w:tcW w:w="1413" w:type="dxa"/>
-            <w:vAlign w:val="center"/>
-          </w:tcPr>
-          <w:p>
-            <w:pPr>
-              <w:rPr>
-                <w:rFonts w:asciiTheme="minorHAnsi" w:hAnsiTheme="minorHAnsi"/>
-                <w:color w:val="auto"/>
-              </w:rPr>
-            </w:pPr>
-            <w:r>
-              <w:rPr>
-                <w:rFonts w:asciiTheme="minorHAnsi" w:hAnsiTheme="minorHAnsi"/>
-                <w:color w:val="auto"/>
-              </w:rPr>
-              <w:t>Fuente de Datos</w:t>
-            </w:r>
-          </w:p>
-        </w:tc>
-        <w:tc>
-          <w:tcPr>
-            <w:tcW w:w="878" w:type="dxa"/>
-            <w:vAlign w:val="center"/>
-          </w:tcPr>
-          <w:p>
-            <w:pPr>
-              <w:rPr>
-                <w:rFonts w:asciiTheme="minorHAnsi" w:hAnsiTheme="minorHAnsi"/>
-                <w:color w:val="auto"/>
-              </w:rPr>
-            </w:pPr>
-            <w:r>
-              <w:rPr>
-                <w:rFonts w:asciiTheme="minorHAnsi" w:hAnsiTheme="minorHAnsi"/>
-                <w:color w:val="auto"/>
-              </w:rPr>
-              <w:t>Responsable</w:t>
-            </w:r>
-          </w:p>
-        </w:tc>
-        <w:tc>
-          <w:tcPr>
-            <w:tcW w:w="961" w:type="dxa"/>
-            <w:vAlign w:val="center"/>
-          </w:tcPr>
-          <w:p>
-            <w:pPr>
-              <w:rPr>
-                <w:rFonts w:asciiTheme="minorHAnsi" w:hAnsiTheme="minorHAnsi"/>
-                <w:color w:val="auto"/>
-              </w:rPr>
-            </w:pPr>
-            <w:r>
-              <w:rPr>
-                <w:rFonts w:asciiTheme="minorHAnsi" w:hAnsiTheme="minorHAnsi"/>
-                <w:color w:val="auto"/>
-              </w:rPr>
-              <w:t>Sistema Origen</w:t>
-            </w:r>
-          </w:p>
-        </w:tc>
-        <w:tc>
-          <w:tcPr>
-            <w:tcW w:w="1182" w:type="dxa"/>
-            <w:vAlign w:val="center"/>
-          </w:tcPr>
-          <w:p>
-            <w:pPr>
-              <w:rPr>
-                <w:rFonts w:asciiTheme="minorHAnsi" w:hAnsiTheme="minorHAnsi"/>
-                <w:color w:val="auto"/>
-              </w:rPr>
-            </w:pPr>
-            <w:r>
-              <w:rPr>
-                <w:rFonts w:asciiTheme="minorHAnsi" w:hAnsiTheme="minorHAnsi"/>
-                <w:color w:val="auto"/>
-              </w:rPr>
-              <w:t>Periodicidad</w:t>
-            </w:r>
-          </w:p>
-        </w:tc>
-        <w:tc>
-          <w:tcPr>
-            <w:tcW w:w="2340" w:type="dxa"/>
-            <w:vAlign w:val="center"/>
-          </w:tcPr>
-          <w:p>
-            <w:pPr>
-              <w:rPr>
-                <w:rFonts w:asciiTheme="minorHAnsi" w:hAnsiTheme="minorHAnsi"/>
-                <w:color w:val="auto"/>
-              </w:rPr>
-            </w:pPr>
-            <w:r>
-              <w:rPr>
-                <w:rFonts w:asciiTheme="minorHAnsi" w:hAnsiTheme="minorHAnsi"/>
-                <w:color w:val="auto"/>
-              </w:rPr>
-              <w:t>Calidad (Completitud/Consistencia)</w:t>
-            </w:r>
-          </w:p>
-        </w:tc>
-        <w:tc>
-          <w:tcPr>
-            <w:tcW w:w="1207" w:type="dxa"/>
-            <w:vAlign w:val="center"/>
-          </w:tcPr>
-          <w:p>
-            <w:pPr>
-              <w:rPr>
-                <w:rFonts w:asciiTheme="minorHAnsi" w:hAnsiTheme="minorHAnsi"/>
-                <w:color w:val="auto"/>
-              </w:rPr>
-            </w:pPr>
-            <w:r>
-              <w:rPr>
-                <w:rFonts w:asciiTheme="minorHAnsi" w:hAnsiTheme="minorHAnsi"/>
-                <w:color w:val="auto"/>
-              </w:rPr>
-              <w:t>Riesgos Identificados</w:t>
-            </w:r>
-          </w:p>
-        </w:tc>
-        <w:tc>
-          <w:tcPr>
-            <w:tcW w:w="1369" w:type="dxa"/>
-            <w:vAlign w:val="center"/>
-          </w:tcPr>
-          <w:p>
-            <w:pPr>
-              <w:rPr>
-                <w:rFonts w:asciiTheme="minorHAnsi" w:hAnsiTheme="minorHAnsi"/>
-                <w:color w:val="auto"/>
-              </w:rPr>
-            </w:pPr>
-            <w:r>
-              <w:rPr>
-                <w:rFonts w:asciiTheme="minorHAnsi" w:hAnsiTheme="minorHAnsi"/>
-                <w:color w:val="auto"/>
-              </w:rPr>
-              <w:t>Acciones Recomendadas</w:t>
-            </w:r>
-          </w:p>
-        </w:tc>
-      </w:tr>
-      <w:tr>
-        <w:tc>
-          <w:tcPr>
-            <w:tcW w:w="1413" w:type="dxa"/>
-            <w:vAlign w:val="center"/>
-          </w:tcPr>
-          <w:p>
-            <w:pPr>
-              <w:rPr>
-                <w:rFonts w:asciiTheme="minorHAnsi" w:hAnsiTheme="minorHAnsi"/>
-                <w:color w:val="auto"/>
-              </w:rPr>
-            </w:pPr>
-            <w:r>
-              <w:rPr>
-                <w:rFonts w:asciiTheme="minorHAnsi" w:hAnsiTheme="minorHAnsi"/>
-                <w:color w:val="auto"/>
-              </w:rPr>
-              <w:t>Base de Datos de Alumnos</w:t>
-            </w:r>
-          </w:p>
-        </w:tc>
-        <w:tc>
-          <w:tcPr>
-            <w:tcW w:w="878" w:type="dxa"/>
-            <w:vAlign w:val="center"/>
-          </w:tcPr>
-          <w:p>
-            <w:pPr>
-              <w:rPr>
-                <w:rFonts w:asciiTheme="minorHAnsi" w:hAnsiTheme="minorHAnsi"/>
-                <w:color w:val="auto"/>
-              </w:rPr>
-            </w:pPr>
-            <w:r>
-              <w:rPr>
-                <w:rFonts w:asciiTheme="minorHAnsi" w:hAnsiTheme="minorHAnsi"/>
-                <w:color w:val="auto"/>
-              </w:rPr>
-              <w:t>Servicios Escolares</w:t>
-            </w:r>
-          </w:p>
-        </w:tc>
-        <w:tc>
-          <w:tcPr>
-            <w:tcW w:w="961" w:type="dxa"/>
-            <w:vAlign w:val="center"/>
-          </w:tcPr>
-          <w:p>
-            <w:pPr>
-              <w:rPr>
-                <w:rFonts w:asciiTheme="minorHAnsi" w:hAnsiTheme="minorHAnsi"/>
-                <w:color w:val="auto"/>
-              </w:rPr>
-            </w:pPr>
-            <w:r>
-              <w:rPr>
-                <w:rFonts w:asciiTheme="minorHAnsi" w:hAnsiTheme="minorHAnsi"/>
-                <w:color w:val="auto"/>
-              </w:rPr>
-              <w:t>SIGA</w:t>
-            </w:r>
-          </w:p>
-        </w:tc>
-        <w:tc>
-          <w:tcPr>
-            <w:tcW w:w="1182" w:type="dxa"/>
-            <w:vAlign w:val="center"/>
-          </w:tcPr>
-          <w:p>
-            <w:pPr>
-              <w:rPr>
-                <w:rFonts w:asciiTheme="minorHAnsi" w:hAnsiTheme="minorHAnsi"/>
-                <w:color w:val="auto"/>
-              </w:rPr>
-            </w:pPr>
-            <w:r>
-              <w:rPr>
-                <w:rFonts w:asciiTheme="minorHAnsi" w:hAnsiTheme="minorHAnsi"/>
-                <w:color w:val="auto"/>
-              </w:rPr>
-              <w:t>Diaria</w:t>
-            </w:r>
-          </w:p>
-        </w:tc>
-        <w:tc>
-          <w:tcPr>
-            <w:tcW w:w="2340" w:type="dxa"/>
-            <w:vAlign w:val="center"/>
-          </w:tcPr>
-          <w:p>
-            <w:pPr>
-              <w:rPr>
-                <w:rFonts w:asciiTheme="minorHAnsi" w:hAnsiTheme="minorHAnsi"/>
-                <w:color w:val="auto"/>
-              </w:rPr>
-            </w:pPr>
-            <w:r>
-              <w:rPr>
-                <w:rFonts w:asciiTheme="minorHAnsi" w:hAnsiTheme="minorHAnsi"/>
-                <w:color w:val="auto"/>
-              </w:rPr>
-              <w:t>Alta / Media</w:t>
-            </w:r>
-          </w:p>
-        </w:tc>
-        <w:tc>
-          <w:tcPr>
-            <w:tcW w:w="1207" w:type="dxa"/>
-            <w:vAlign w:val="center"/>
-          </w:tcPr>
-          <w:p>
-            <w:pPr>
-              <w:rPr>
-                <w:rFonts w:asciiTheme="minorHAnsi" w:hAnsiTheme="minorHAnsi"/>
-                <w:color w:val="auto"/>
-              </w:rPr>
-            </w:pPr>
-            <w:r>
-              <w:rPr>
-                <w:rFonts w:asciiTheme="minorHAnsi" w:hAnsiTheme="minorHAnsi"/>
-                <w:color w:val="auto"/>
-              </w:rPr>
-              <w:t>Falta de datos de contacto</w:t>
-            </w:r>
-          </w:p>
-        </w:tc>
-        <w:tc>
-          <w:tcPr>
-            <w:tcW w:w="1369" w:type="dxa"/>
-            <w:vAlign w:val="center"/>
-          </w:tcPr>
-          <w:p>
-            <w:pPr>
-              <w:rPr>
-                <w:rFonts w:asciiTheme="minorHAnsi" w:hAnsiTheme="minorHAnsi"/>
-                <w:color w:val="auto"/>
-              </w:rPr>
-            </w:pPr>
-            <w:r>
-              <w:rPr>
-                <w:rFonts w:asciiTheme="minorHAnsi" w:hAnsiTheme="minorHAnsi"/>
-                <w:color w:val="auto"/>
-              </w:rPr>
-              <w:t>Validar y depurar registros</w:t>
-            </w:r>
-          </w:p>
-        </w:tc>
-      </w:tr>
-      <w:tr>
-        <w:tc>
-          <w:tcPr>
-            <w:tcW w:w="1413" w:type="dxa"/>
-            <w:vAlign w:val="center"/>
-          </w:tcPr>
-          <w:p>
-            <w:pPr>
-              <w:rPr>
-                <w:rFonts w:asciiTheme="minorHAnsi" w:hAnsiTheme="minorHAnsi"/>
-                <w:color w:val="auto"/>
-              </w:rPr>
-            </w:pPr>
-            <w:r>
-              <w:rPr>
-                <w:rFonts w:asciiTheme="minorHAnsi" w:hAnsiTheme="minorHAnsi"/>
-                <w:color w:val="auto"/>
-              </w:rPr>
-              <w:lastRenderedPageBreak/>
-              <w:t>Sistema de Recursos Humanos</w:t>
-            </w:r>
-          </w:p>
-        </w:tc>
-        <w:tc>
-          <w:tcPr>
-            <w:tcW w:w="878" w:type="dxa"/>
-            <w:vAlign w:val="center"/>
-          </w:tcPr>
-          <w:p>
-            <w:pPr>
-              <w:rPr>
-                <w:rFonts w:asciiTheme="minorHAnsi" w:hAnsiTheme="minorHAnsi"/>
-                <w:color w:val="auto"/>
-              </w:rPr>
-            </w:pPr>
-            <w:r>
-              <w:rPr>
-                <w:rFonts w:asciiTheme="minorHAnsi" w:hAnsiTheme="minorHAnsi"/>
-                <w:color w:val="auto"/>
-              </w:rPr>
-              <w:t>Dirección de Recursos Humanos</w:t>
-            </w:r>
-          </w:p>
-        </w:tc>
-        <w:tc>
-          <w:tcPr>
-            <w:tcW w:w="961" w:type="dxa"/>
-            <w:vAlign w:val="center"/>
-          </w:tcPr>
-          <w:p>
-            <w:pPr>
-              <w:rPr>
-                <w:rFonts w:asciiTheme="minorHAnsi" w:hAnsiTheme="minorHAnsi"/>
-                <w:color w:val="auto"/>
-              </w:rPr>
-            </w:pPr>
-            <w:r>
-              <w:rPr>
-                <w:rFonts w:asciiTheme="minorHAnsi" w:hAnsiTheme="minorHAnsi"/>
-                <w:color w:val="auto"/>
-              </w:rPr>
-              <w:t>RH-Plus</w:t>
-            </w:r>
-          </w:p>
-        </w:tc>
-        <w:tc>
-          <w:tcPr>
-            <w:tcW w:w="1182" w:type="dxa"/>
-            <w:vAlign w:val="center"/>
-          </w:tcPr>
-          <w:p>
-            <w:pPr>
-              <w:rPr>
-                <w:rFonts w:asciiTheme="minorHAnsi" w:hAnsiTheme="minorHAnsi"/>
-                <w:color w:val="auto"/>
-              </w:rPr>
-            </w:pPr>
-            <w:r>
-              <w:rPr>
-                <w:rFonts w:asciiTheme="minorHAnsi" w:hAnsiTheme="minorHAnsi"/>
-                <w:color w:val="auto"/>
-              </w:rPr>
-              <w:t>Diaria</w:t>
-            </w:r>
-          </w:p>
-        </w:tc>
-        <w:tc>
-          <w:tcPr>
-            <w:tcW w:w="2340" w:type="dxa"/>
-            <w:vAlign w:val="center"/>
-          </w:tcPr>
-          <w:p>
-            <w:pPr>
-              <w:rPr>
-                <w:rFonts w:asciiTheme="minorHAnsi" w:hAnsiTheme="minorHAnsi"/>
-                <w:color w:val="auto"/>
-              </w:rPr>
-            </w:pPr>
-            <w:r>
-              <w:rPr>
-                <w:rFonts w:asciiTheme="minorHAnsi" w:hAnsiTheme="minorHAnsi"/>
-                <w:color w:val="auto"/>
-              </w:rPr>
-              <w:t>Media / Alta</w:t>
-            </w:r>
-          </w:p>
-        </w:tc>
-        <w:tc>
-          <w:tcPr>
-            <w:tcW w:w="1207" w:type="dxa"/>
-            <w:vAlign w:val="center"/>
-          </w:tcPr>
-          <w:p>
-            <w:pPr>
-              <w:rPr>
-                <w:rFonts w:asciiTheme="minorHAnsi" w:hAnsiTheme="minorHAnsi"/>
-                <w:color w:val="auto"/>
-              </w:rPr>
-            </w:pPr>
-            <w:r>
-              <w:rPr>
-                <w:rFonts w:asciiTheme="minorHAnsi" w:hAnsiTheme="minorHAnsi"/>
-                <w:color w:val="auto"/>
-              </w:rPr>
-              <w:t>Campos incompletos</w:t>
-            </w:r>
-          </w:p>
-        </w:tc>
-        <w:tc>
-          <w:tcPr>
-            <w:tcW w:w="1369" w:type="dxa"/>
-            <w:vAlign w:val="center"/>
-          </w:tcPr>
-          <w:p>
-            <w:pPr>
-              <w:rPr>
-                <w:rFonts w:asciiTheme="minorHAnsi" w:hAnsiTheme="minorHAnsi"/>
-                <w:color w:val="auto"/>
-              </w:rPr>
-            </w:pPr>
-            <w:r>
-              <w:rPr>
-                <w:rFonts w:asciiTheme="minorHAnsi" w:hAnsiTheme="minorHAnsi"/>
-                <w:color w:val="auto"/>
-              </w:rPr>
-              <w:t>Actualizar información</w:t>
-            </w:r>
-          </w:p>
-        </w:tc>
-      </w:tr>
-      <w:tr>
-        <w:tc>
-          <w:tcPr>
-            <w:tcW w:w="1413" w:type="dxa"/>
-            <w:vAlign w:val="center"/>
-          </w:tcPr>
-          <w:p>
-            <w:pPr>
-              <w:rPr>
-                <w:rFonts w:asciiTheme="minorHAnsi" w:hAnsiTheme="minorHAnsi"/>
-                <w:color w:val="auto"/>
-              </w:rPr>
-            </w:pPr>
-            <w:r>
-              <w:rPr>
-                <w:rFonts w:asciiTheme="minorHAnsi" w:hAnsiTheme="minorHAnsi"/>
-                <w:color w:val="auto"/>
-              </w:rPr>
-              <w:t>Plataforma Evaluación Docente</w:t>
-            </w:r>
-          </w:p>
-        </w:tc>
-        <w:tc>
-          <w:tcPr>
-            <w:tcW w:w="878" w:type="dxa"/>
-            <w:vAlign w:val="center"/>
-          </w:tcPr>
-          <w:p>
-            <w:pPr>
-              <w:rPr>
-                <w:rFonts w:asciiTheme="minorHAnsi" w:hAnsiTheme="minorHAnsi"/>
-                <w:color w:val="auto"/>
-              </w:rPr>
-            </w:pPr>
-            <w:r>
-              <w:rPr>
-                <w:rFonts w:asciiTheme="minorHAnsi" w:hAnsiTheme="minorHAnsi"/>
-                <w:color w:val="auto"/>
-              </w:rPr>
-              <w:t>Coordinación Académica</w:t>
-            </w:r>
-          </w:p>
-        </w:tc>
-        <w:tc>
-          <w:tcPr>
-            <w:tcW w:w="961" w:type="dxa"/>
-            <w:vAlign w:val="center"/>
-          </w:tcPr>
-          <w:p>
-            <w:pPr>
-              <w:rPr>
-                <w:rFonts w:asciiTheme="minorHAnsi" w:hAnsiTheme="minorHAnsi"/>
-                <w:color w:val="auto"/>
-              </w:rPr>
-            </w:pPr>
-            <w:r>
-              <w:rPr>
-                <w:rFonts w:asciiTheme="minorHAnsi" w:hAnsiTheme="minorHAnsi"/>
-                <w:color w:val="auto"/>
-              </w:rPr>
-              <w:t>EvalDoc</w:t>
-            </w:r>
-          </w:p>
-        </w:tc>
-        <w:tc>
-          <w:tcPr>
-            <w:tcW w:w="1182" w:type="dxa"/>
-            <w:vAlign w:val="center"/>
-          </w:tcPr>
-          <w:p>
-            <w:pPr>
-              <w:rPr>
-                <w:rFonts w:asciiTheme="minorHAnsi" w:hAnsiTheme="minorHAnsi"/>
-                <w:color w:val="auto"/>
-              </w:rPr>
-            </w:pPr>
-            <w:r>
-              <w:rPr>
-                <w:rFonts w:asciiTheme="minorHAnsi" w:hAnsiTheme="minorHAnsi"/>
-                <w:color w:val="auto"/>
-              </w:rPr>
-              <w:t>Semestral</w:t>
-            </w:r>
-          </w:p>
-        </w:tc>
-        <w:tc>
-          <w:tcPr>
-            <w:tcW w:w="2340" w:type="dxa"/>
-            <w:vAlign w:val="center"/>
-          </w:tcPr>
-          <w:p>
-            <w:pPr>
-              <w:rPr>
-                <w:rFonts w:asciiTheme="minorHAnsi" w:hAnsiTheme="minorHAnsi"/>
-                <w:color w:val="auto"/>
-              </w:rPr>
-            </w:pPr>
-            <w:r>
-              <w:rPr>
-                <w:rFonts w:asciiTheme="minorHAnsi" w:hAnsiTheme="minorHAnsi"/>
-                <w:color w:val="auto"/>
-              </w:rPr>
-              <w:t>Media / Baja</w:t>
-            </w:r>
-          </w:p>
-        </w:tc>
-        <w:tc>
-          <w:tcPr>
-            <w:tcW w:w="1207" w:type="dxa"/>
-            <w:vAlign w:val="center"/>
-          </w:tcPr>
-          <w:p>
-            <w:pPr>
-              <w:rPr>
-                <w:rFonts w:asciiTheme="minorHAnsi" w:hAnsiTheme="minorHAnsi"/>
-                <w:color w:val="auto"/>
-              </w:rPr>
-            </w:pPr>
-            <w:r>
-              <w:rPr>
-                <w:rFonts w:asciiTheme="minorHAnsi" w:hAnsiTheme="minorHAnsi"/>
-                <w:color w:val="auto"/>
-              </w:rPr>
-              <w:t>Duplicidad de registros</w:t>
-            </w:r>
-          </w:p>
-        </w:tc>
-        <w:tc>
-          <w:tcPr>
-            <w:tcW w:w="1369" w:type="dxa"/>
-            <w:vAlign w:val="center"/>
-          </w:tcPr>
-          <w:p>
-            <w:pPr>
-              <w:rPr>
-                <w:rFonts w:asciiTheme="minorHAnsi" w:hAnsiTheme="minorHAnsi"/>
-                <w:color w:val="auto"/>
-              </w:rPr>
-            </w:pPr>
-            <w:r>
-              <w:rPr>
-                <w:rFonts w:asciiTheme="minorHAnsi" w:hAnsiTheme="minorHAnsi"/>
-                <w:color w:val="auto"/>
-              </w:rPr>
-              <w:t>Depuración y control de acceso</w:t>
-            </w:r>
-          </w:p>
-        </w:tc>
-      </w:tr>
-      <w:tr>
-        <w:tc>
-          <w:tcPr>
-            <w:tcW w:w="1413" w:type="dxa"/>
-            <w:vAlign w:val="center"/>
-          </w:tcPr>
-          <w:p>
-            <w:pPr>
-              <w:rPr>
-                <w:rFonts w:asciiTheme="minorHAnsi" w:hAnsiTheme="minorHAnsi"/>
-                <w:color w:val="auto"/>
-              </w:rPr>
-            </w:pPr>
-            <w:r>
-              <w:rPr>
-                <w:rFonts w:asciiTheme="minorHAnsi" w:hAnsiTheme="minorHAnsi"/>
-                <w:color w:val="auto"/>
-              </w:rPr>
-              <w:t>Sistema de Bibliotecas</w:t>
-            </w:r>
-          </w:p>
-        </w:tc>
-        <w:tc>
-          <w:tcPr>
-            <w:tcW w:w="878" w:type="dxa"/>
-            <w:vAlign w:val="center"/>
-          </w:tcPr>
-          <w:p>
-            <w:pPr>
-              <w:rPr>
-                <w:rFonts w:asciiTheme="minorHAnsi" w:hAnsiTheme="minorHAnsi"/>
-                <w:color w:val="auto"/>
-              </w:rPr>
-            </w:pPr>
-            <w:r>
-              <w:rPr>
-                <w:rFonts w:asciiTheme="minorHAnsi" w:hAnsiTheme="minorHAnsi"/>
-                <w:color w:val="auto"/>
-              </w:rPr>
-              <w:t>Biblioteca Central</w:t>
-            </w:r>
-          </w:p>
-        </w:tc>
-        <w:tc>
-          <w:tcPr>
-            <w:tcW w:w="961" w:type="dxa"/>
-            <w:vAlign w:val="center"/>
-          </w:tcPr>
-          <w:p>
-            <w:pPr>
-              <w:rPr>
-                <w:rFonts w:asciiTheme="minorHAnsi" w:hAnsiTheme="minorHAnsi"/>
-                <w:color w:val="auto"/>
-              </w:rPr>
-            </w:pPr>
-            <w:r>
-              <w:rPr>
-                <w:rFonts w:asciiTheme="minorHAnsi" w:hAnsiTheme="minorHAnsi"/>
-                <w:color w:val="auto"/>
-              </w:rPr>
-              <w:t>BiblioSoft</w:t>
-            </w:r>
-          </w:p>
-        </w:tc>
-        <w:tc>
-          <w:tcPr>
-            <w:tcW w:w="1182" w:type="dxa"/>
-            <w:vAlign w:val="center"/>
-          </w:tcPr>
-          <w:p>
-            <w:pPr>
-              <w:rPr>
-                <w:rFonts w:asciiTheme="minorHAnsi" w:hAnsiTheme="minorHAnsi"/>
-                <w:color w:val="auto"/>
-              </w:rPr>
-            </w:pPr>
-            <w:r>
-              <w:rPr>
-                <w:rFonts w:asciiTheme="minorHAnsi" w:hAnsiTheme="minorHAnsi"/>
-                <w:color w:val="auto"/>
-              </w:rPr>
-              <w:t>Semanal</w:t>
-            </w:r>
-          </w:p>
-        </w:tc>
-        <w:tc>
-          <w:tcPr>
-            <w:tcW w:w="2340" w:type="dxa"/>
-            <w:vAlign w:val="center"/>
-          </w:tcPr>
-          <w:p>
-            <w:pPr>
-              <w:rPr>
-                <w:rFonts w:asciiTheme="minorHAnsi" w:hAnsiTheme="minorHAnsi"/>
-                <w:color w:val="auto"/>
-              </w:rPr>
-            </w:pPr>
-            <w:r>
-              <w:rPr>
-                <w:rFonts w:asciiTheme="minorHAnsi" w:hAnsiTheme="minorHAnsi"/>
-                <w:color w:val="auto"/>
-              </w:rPr>
-              <w:t>Alta / Alta</w:t>
-            </w:r>
-          </w:p>
-        </w:tc>
-        <w:tc>
-          <w:tcPr>
-            <w:tcW w:w="1207" w:type="dxa"/>
-            <w:vAlign w:val="center"/>
-          </w:tcPr>
-          <w:p>
-            <w:pPr>
-              <w:rPr>
-                <w:rFonts w:asciiTheme="minorHAnsi" w:hAnsiTheme="minorHAnsi"/>
-                <w:color w:val="auto"/>
-              </w:rPr>
-            </w:pPr>
-            <w:r>
-              <w:rPr>
-                <w:rFonts w:asciiTheme="minorHAnsi" w:hAnsiTheme="minorHAnsi"/>
-                <w:color w:val="auto"/>
-              </w:rPr>
-              <w:t>Falta de respaldo</w:t>
-            </w:r>
-          </w:p>
-        </w:tc>
-        <w:tc>
-          <w:tcPr>
-            <w:tcW w:w="1369" w:type="dxa"/>
-            <w:vAlign w:val="center"/>
-          </w:tcPr>
-          <w:p>
-            <w:pPr>
-              <w:rPr>
-                <w:rFonts w:asciiTheme="minorHAnsi" w:hAnsiTheme="minorHAnsi"/>
-                <w:color w:val="auto"/>
-              </w:rPr>
-            </w:pPr>
-            <w:r>
-              <w:rPr>
-                <w:rFonts w:asciiTheme="minorHAnsi" w:hAnsiTheme="minorHAnsi"/>
-                <w:color w:val="auto"/>
-              </w:rPr>
-              <w:t>Implementar respaldo periódico</w:t>
-            </w:r>
-          </w:p>
-        </w:tc>
-      </w:tr>
-    </w:tbl>
-    <w:p>
-      <w:pPr>
-        <w:rPr>
-          <w:rFonts w:asciiTheme="minorHAnsi" w:hAnsiTheme="minorHAnsi"/>
-          <w:color w:val="auto"/>
-        </w:rPr>
-      </w:pPr>
-    </w:p>
-    <w:p>
-      <w:pPr>
-        <w:keepNext/>
-        <w:keepLines/>
-        <w:spacing w:before="200" w:after="0"/>
-        <w:outlineLvl w:val="1"/>
-        <w:rPr>
-          <w:rFonts w:asciiTheme="majorHAnsi" w:eastAsiaTheme="majorEastAsia" w:hAnsiTheme="majorHAnsi" w:cstheme="majorBidi"/>
-          <w:b/>
-          <w:bCs/>
-          <w:color w:val="4F81BD" w:themeColor="accent1"/>
-          <w:sz w:val="26"/>
-          <w:szCs w:val="26"/>
-        </w:rPr>
-      </w:pPr>
-      <w:bookmarkStart w:id="4" w:name="_Toc221820023"/>
-      <w:r>
-        <w:rPr>
-          <w:rFonts w:asciiTheme="majorHAnsi" w:eastAsiaTheme="majorEastAsia" w:hAnsiTheme="majorHAnsi" w:cstheme="majorBidi"/>
-          <w:b/>
-          <w:bCs/>
-          <w:color w:val="4F81BD" w:themeColor="accent1"/>
-          <w:sz w:val="26"/>
-          <w:szCs w:val="26"/>
-        </w:rPr>
-        <w:t>2.2 Matriz de Riesgos y Calidad</w:t>
-      </w:r>
-      <w:bookmarkEnd w:id="4"/>
-    </w:p>
-    <w:p>
-      <w:pPr>
-        <w:rPr>
-          <w:rFonts w:asciiTheme="minorHAnsi" w:hAnsiTheme="minorHAnsi"/>
-          <w:color w:val="auto"/>
-        </w:rPr>
-      </w:pPr>
-    </w:p>
-    <w:p>
-      <w:pPr>
-        <w:rPr>
-          <w:rFonts w:asciiTheme="minorHAnsi" w:hAnsiTheme="minorHAnsi"/>
-          <w:color w:val="auto"/>
-        </w:rPr>
-      </w:pPr>
-      <w:r>
-        <w:rPr>
-          <w:rFonts w:asciiTheme="minorHAnsi" w:hAnsiTheme="minorHAnsi"/>
-          <w:color w:val="auto"/>
-        </w:rPr>
-        <w:t>Esta tabla resume los riesgos principales asociados a cada fuente de datos, su probabilidad, impacto y la acción mitigadora sugerida para cada caso.</w:t>
-      </w:r>
-    </w:p>
-    <w:p>
-      <w:pPr>
-        <w:rPr>
-          <w:rFonts w:asciiTheme="minorHAnsi" w:hAnsiTheme="minorHAnsi"/>
-          <w:color w:val="auto"/>
-        </w:rPr>
-      </w:pPr>
-    </w:p>
-    <w:tbl>
-      <w:tblPr>
-        <w:tblStyle w:val="Tablaconcuadrcula"/>
-        <w:tblW w:w="0" w:type="auto"/>
-        <w:tblLook w:val="04A0" w:firstRow="1" w:lastRow="0" w:firstColumn="1" w:lastColumn="0" w:noHBand="0" w:noVBand="1"/>
-      </w:tblPr>
-      <w:tblGrid>
-        <w:gridCol w:w="1728"/>
-        <w:gridCol w:w="1728"/>
-        <w:gridCol w:w="1728"/>
-        <w:gridCol w:w="1728"/>
-        <w:gridCol w:w="1728"/>
-      </w:tblGrid>
-      <w:tr>
-        <w:tc>
-          <w:tcPr>
-            <w:tcW w:w="1728" w:type="dxa"/>
-            <w:vAlign w:val="center"/>
-          </w:tcPr>
-          <w:p>
-            <w:pPr>
-              <w:rPr>
-                <w:rFonts w:asciiTheme="minorHAnsi" w:hAnsiTheme="minorHAnsi"/>
-                <w:color w:val="auto"/>
-              </w:rPr>
-            </w:pPr>
-            <w:r>
-              <w:rPr>
-                <w:rFonts w:asciiTheme="minorHAnsi" w:hAnsiTheme="minorHAnsi"/>
-                <w:color w:val="auto"/>
-              </w:rPr>
-              <w:t>Fuente de Datos</w:t>
-            </w:r>
-          </w:p>
-        </w:tc>
-        <w:tc>
-          <w:tcPr>
-            <w:tcW w:w="1728" w:type="dxa"/>
-            <w:vAlign w:val="center"/>
-          </w:tcPr>
-          <w:p>
-            <w:pPr>
-              <w:rPr>
-                <w:rFonts w:asciiTheme="minorHAnsi" w:hAnsiTheme="minorHAnsi"/>
-                <w:color w:val="auto"/>
-              </w:rPr>
-            </w:pPr>
-            <w:r>
-              <w:rPr>
-                <w:rFonts w:asciiTheme="minorHAnsi" w:hAnsiTheme="minorHAnsi"/>
-                <w:color w:val="auto"/>
-              </w:rPr>
-              <w:t>Riesgo Principal</w:t>
-            </w:r>
-          </w:p>
-        </w:tc>
-        <w:tc>
-          <w:tcPr>
-            <w:tcW w:w="1728" w:type="dxa"/>
-            <w:vAlign w:val="center"/>
-          </w:tcPr>
-          <w:p>
-            <w:pPr>
-              <w:rPr>
-                <w:rFonts w:asciiTheme="minorHAnsi" w:hAnsiTheme="minorHAnsi"/>
-                <w:color w:val="auto"/>
-              </w:rPr>
-            </w:pPr>
-            <w:r>
-              <w:rPr>
-                <w:rFonts w:asciiTheme="minorHAnsi" w:hAnsiTheme="minorHAnsi"/>
-                <w:color w:val="auto"/>
-              </w:rPr>
-              <w:t>Probabilidad</w:t>
-            </w:r>
-          </w:p>
-        </w:tc>
-        <w:tc>
-          <w:tcPr>
-            <w:tcW w:w="1728" w:type="dxa"/>
-            <w:vAlign w:val="center"/>
-          </w:tcPr>
-          <w:p>
-            <w:pPr>
-              <w:rPr>
-                <w:rFonts w:asciiTheme="minorHAnsi" w:hAnsiTheme="minorHAnsi"/>
-                <w:color w:val="auto"/>
-              </w:rPr>
-            </w:pPr>
-            <w:r>
-              <w:rPr>
-                <w:rFonts w:asciiTheme="minorHAnsi" w:hAnsiTheme="minorHAnsi"/>
-                <w:color w:val="auto"/>
-              </w:rPr>
-              <w:t>Impacto</w:t>
-            </w:r>
-          </w:p>
-        </w:tc>
-        <w:tc>
-          <w:tcPr>
-            <w:tcW w:w="1728" w:type="dxa"/>
-            <w:vAlign w:val="center"/>
-          </w:tcPr>
-          <w:p>
-            <w:pPr>
-              <w:rPr>
-                <w:rFonts w:asciiTheme="minorHAnsi" w:hAnsiTheme="minorHAnsi"/>
-                <w:color w:val="auto"/>
-              </w:rPr>
-            </w:pPr>
-            <w:r>
-              <w:rPr>
-                <w:rFonts w:asciiTheme="minorHAnsi" w:hAnsiTheme="minorHAnsi"/>
-                <w:color w:val="auto"/>
-              </w:rPr>
-              <w:t>Acción Mitigadora</w:t>
-            </w:r>
-          </w:p>
-        </w:tc>
-      </w:tr>
-      <w:tr>
-        <w:tc>
-          <w:tcPr>
-            <w:tcW w:w="1728" w:type="dxa"/>
-            <w:vAlign w:val="center"/>
-          </w:tcPr>
-          <w:p>
-            <w:pPr>
-              <w:rPr>
-                <w:rFonts w:asciiTheme="minorHAnsi" w:hAnsiTheme="minorHAnsi"/>
-                <w:color w:val="auto"/>
-              </w:rPr>
-            </w:pPr>
-            <w:r>
-              <w:rPr>
-                <w:rFonts w:asciiTheme="minorHAnsi" w:hAnsiTheme="minorHAnsi"/>
-                <w:color w:val="auto"/>
-              </w:rPr>
-              <w:t>Base de Datos de Alumnos</w:t>
-            </w:r>
-          </w:p>
-        </w:tc>
-        <w:tc>
-          <w:tcPr>
-            <w:tcW w:w="1728" w:type="dxa"/>
-            <w:vAlign w:val="center"/>
-          </w:tcPr>
-          <w:p>
-            <w:pPr>
-              <w:rPr>
-                <w:rFonts w:asciiTheme="minorHAnsi" w:hAnsiTheme="minorHAnsi"/>
-                <w:color w:val="auto"/>
-              </w:rPr>
-            </w:pPr>
-            <w:r>
-              <w:rPr>
-                <w:rFonts w:asciiTheme="minorHAnsi" w:hAnsiTheme="minorHAnsi"/>
-                <w:color w:val="auto"/>
-              </w:rPr>
-              <w:t>Falta de datos de contacto</w:t>
-            </w:r>
-          </w:p>
-        </w:tc>
-        <w:tc>
-          <w:tcPr>
-            <w:tcW w:w="1728" w:type="dxa"/>
-            <w:vAlign w:val="center"/>
-          </w:tcPr>
-          <w:p>
-            <w:pPr>
-              <w:rPr>
-                <w:rFonts w:asciiTheme="minorHAnsi" w:hAnsiTheme="minorHAnsi"/>
-                <w:color w:val="auto"/>
-              </w:rPr>
-            </w:pPr>
-            <w:r>
-              <w:rPr>
-                <w:rFonts w:asciiTheme="minorHAnsi" w:hAnsiTheme="minorHAnsi"/>
-                <w:color w:val="auto"/>
-              </w:rPr>
-              <w:t>Media</w:t>
-            </w:r>
-          </w:p>
-        </w:tc>
-        <w:tc>
-          <w:tcPr>
-            <w:tcW w:w="1728" w:type="dxa"/>
-            <w:vAlign w:val="center"/>
-          </w:tcPr>
-          <w:p>
-            <w:pPr>
-              <w:rPr>
-                <w:rFonts w:asciiTheme="minorHAnsi" w:hAnsiTheme="minorHAnsi"/>
-                <w:color w:val="auto"/>
-              </w:rPr>
-            </w:pPr>
-            <w:r>
-              <w:rPr>
-                <w:rFonts w:asciiTheme="minorHAnsi" w:hAnsiTheme="minorHAnsi"/>
-                <w:color w:val="auto"/>
-              </w:rPr>
-              <w:t>Alta</w:t>
-            </w:r>
-          </w:p>
-        </w:tc>
-        <w:tc>
-          <w:tcPr>
-            <w:tcW w:w="1728" w:type="dxa"/>
-            <w:vAlign w:val="center"/>
-          </w:tcPr>
-          <w:p>
-            <w:pPr>
-              <w:rPr>
-                <w:rFonts w:asciiTheme="minorHAnsi" w:hAnsiTheme="minorHAnsi"/>
-                <w:color w:val="auto"/>
-              </w:rPr>
-            </w:pPr>
-            <w:r>
-              <w:rPr>
-                <w:rFonts w:asciiTheme="minorHAnsi" w:hAnsiTheme="minorHAnsi"/>
-                <w:color w:val="auto"/>
-              </w:rPr>
-              <w:t>Validar y solicitar actualización</w:t>
-            </w:r>
-          </w:p>
-        </w:tc>
-      </w:tr>
-      <w:tr>
-        <w:tc>
-          <w:tcPr>
-            <w:tcW w:w="1728" w:type="dxa"/>
-            <w:vAlign w:val="center"/>
-          </w:tcPr>
-          <w:p>
-            <w:pPr>
-              <w:rPr>
-                <w:rFonts w:asciiTheme="minorHAnsi" w:hAnsiTheme="minorHAnsi"/>
-                <w:color w:val="auto"/>
-              </w:rPr>
-            </w:pPr>
-            <w:r>
-              <w:rPr>
-                <w:rFonts w:asciiTheme="minorHAnsi" w:hAnsiTheme="minorHAnsi"/>
-                <w:color w:val="auto"/>
-              </w:rPr>
-              <w:t>Sistema de Recursos Humanos</w:t>
-            </w:r>
-          </w:p>
-        </w:tc>
-        <w:tc>
-          <w:tcPr>
-            <w:tcW w:w="1728" w:type="dxa"/>
-            <w:vAlign w:val="center"/>
-          </w:tcPr>
-          <w:p>
-            <w:pPr>
-              <w:rPr>
-                <w:rFonts w:asciiTheme="minorHAnsi" w:hAnsiTheme="minorHAnsi"/>
-                <w:color w:val="auto"/>
-              </w:rPr>
-            </w:pPr>
-            <w:r>
-              <w:rPr>
-                <w:rFonts w:asciiTheme="minorHAnsi" w:hAnsiTheme="minorHAnsi"/>
-                <w:color w:val="auto"/>
-              </w:rPr>
-              <w:t>Campos incompletos</w:t>
-            </w:r>
-          </w:p>
-        </w:tc>
-        <w:tc>
-          <w:tcPr>
-            <w:tcW w:w="1728" w:type="dxa"/>
-            <w:vAlign w:val="center"/>
-          </w:tcPr>
-          <w:p>
-            <w:pPr>
-              <w:rPr>
-                <w:rFonts w:asciiTheme="minorHAnsi" w:hAnsiTheme="minorHAnsi"/>
-                <w:color w:val="auto"/>
-              </w:rPr>
-            </w:pPr>
-            <w:r>
-              <w:rPr>
-                <w:rFonts w:asciiTheme="minorHAnsi" w:hAnsiTheme="minorHAnsi"/>
-                <w:color w:val="auto"/>
-              </w:rPr>
-              <w:t>Alta</w:t>
-            </w:r>
-          </w:p>
-        </w:tc>
-        <w:tc>
-          <w:tcPr>
-            <w:tcW w:w="1728" w:type="dxa"/>
-            <w:vAlign w:val="center"/>
-          </w:tcPr>
-          <w:p>
-            <w:pPr>
-              <w:rPr>
-                <w:rFonts w:asciiTheme="minorHAnsi" w:hAnsiTheme="minorHAnsi"/>
-                <w:color w:val="auto"/>
-              </w:rPr>
-            </w:pPr>
-            <w:r>
-              <w:rPr>
-                <w:rFonts w:asciiTheme="minorHAnsi" w:hAnsiTheme="minorHAnsi"/>
-                <w:color w:val="auto"/>
-              </w:rPr>
-              <w:t>Media</w:t>
-            </w:r>
-          </w:p>
-        </w:tc>
-        <w:tc>
-          <w:tcPr>
-            <w:tcW w:w="1728" w:type="dxa"/>
-            <w:vAlign w:val="center"/>
-          </w:tcPr>
-          <w:p>
-            <w:pPr>
-              <w:rPr>
-                <w:rFonts w:asciiTheme="minorHAnsi" w:hAnsiTheme="minorHAnsi"/>
-                <w:color w:val="auto"/>
-              </w:rPr>
-            </w:pPr>
-            <w:r>
-              <w:rPr>
-                <w:rFonts w:asciiTheme="minorHAnsi" w:hAnsiTheme="minorHAnsi"/>
-                <w:color w:val="auto"/>
-              </w:rPr>
-              <w:t>Actualizar registros</w:t>
-            </w:r>
-          </w:p>
-        </w:tc>
-      </w:tr>
-      <w:tr>
-        <w:tc>
-          <w:tcPr>
-            <w:tcW w:w="1728" w:type="dxa"/>
-            <w:vAlign w:val="center"/>
-          </w:tcPr>
-          <w:p>
-            <w:pPr>
-              <w:rPr>
-                <w:rFonts w:asciiTheme="minorHAnsi" w:hAnsiTheme="minorHAnsi"/>
-                <w:color w:val="auto"/>
-              </w:rPr>
-            </w:pPr>
-            <w:r>
-              <w:rPr>
-                <w:rFonts w:asciiTheme="minorHAnsi" w:hAnsiTheme="minorHAnsi"/>
-                <w:color w:val="auto"/>
-              </w:rPr>
-              <w:t>Plataforma Evaluación Docente</w:t>
-            </w:r>
-          </w:p>
-        </w:tc>
-        <w:tc>
-          <w:tcPr>
-            <w:tcW w:w="1728" w:type="dxa"/>
-            <w:vAlign w:val="center"/>
-          </w:tcPr>
-          <w:p>
-            <w:pPr>
-              <w:rPr>
-                <w:rFonts w:asciiTheme="minorHAnsi" w:hAnsiTheme="minorHAnsi"/>
-                <w:color w:val="auto"/>
-              </w:rPr>
-            </w:pPr>
-            <w:r>
-              <w:rPr>
-                <w:rFonts w:asciiTheme="minorHAnsi" w:hAnsiTheme="minorHAnsi"/>
-                <w:color w:val="auto"/>
-              </w:rPr>
-              <w:t>Duplicidad de registros</w:t>
-            </w:r>
-          </w:p>
-        </w:tc>
-        <w:tc>
-          <w:tcPr>
-            <w:tcW w:w="1728" w:type="dxa"/>
-            <w:vAlign w:val="center"/>
-          </w:tcPr>
-          <w:p>
-            <w:pPr>
-              <w:rPr>
-                <w:rFonts w:asciiTheme="minorHAnsi" w:hAnsiTheme="minorHAnsi"/>
-                <w:color w:val="auto"/>
-              </w:rPr>
-            </w:pPr>
-            <w:r>
-              <w:rPr>
-                <w:rFonts w:asciiTheme="minorHAnsi" w:hAnsiTheme="minorHAnsi"/>
-                <w:color w:val="auto"/>
-              </w:rPr>
-              <w:t>Alta</w:t>
-            </w:r>
-          </w:p>
-        </w:tc>
-        <w:tc>
-          <w:tcPr>
-            <w:tcW w:w="1728" w:type="dxa"/>
-            <w:vAlign w:val="center"/>
-          </w:tcPr>
-          <w:p>
-            <w:pPr>
-              <w:rPr>
-                <w:rFonts w:asciiTheme="minorHAnsi" w:hAnsiTheme="minorHAnsi"/>
-                <w:color w:val="auto"/>
-              </w:rPr>
-            </w:pPr>
-            <w:r>
-              <w:rPr>
-                <w:rFonts w:asciiTheme="minorHAnsi" w:hAnsiTheme="minorHAnsi"/>
-                <w:color w:val="auto"/>
-              </w:rPr>
-              <w:t>Alta</w:t>
-            </w:r>
-          </w:p>
-        </w:tc>
-        <w:tc>
-          <w:tcPr>
-            <w:tcW w:w="1728" w:type="dxa"/>
-            <w:vAlign w:val="center"/>
-          </w:tcPr>
-          <w:p>
-            <w:pPr>
-              <w:rPr>
-                <w:rFonts w:asciiTheme="minorHAnsi" w:hAnsiTheme="minorHAnsi"/>
-                <w:color w:val="auto"/>
-              </w:rPr>
-            </w:pPr>
-            <w:r>
-              <w:rPr>
-                <w:rFonts w:asciiTheme="minorHAnsi" w:hAnsiTheme="minorHAnsi"/>
-                <w:color w:val="auto"/>
-              </w:rPr>
-              <w:t>Depuración periódica</w:t>
-            </w:r>
-          </w:p>
-        </w:tc>
-      </w:tr>
-      <w:tr>
-        <w:tc>
-          <w:tcPr>
-            <w:tcW w:w="1728" w:type="dxa"/>
-            <w:vAlign w:val="center"/>
-          </w:tcPr>
-          <w:p>
-            <w:pPr>
-              <w:rPr>
-                <w:rFonts w:asciiTheme="minorHAnsi" w:hAnsiTheme="minorHAnsi"/>
-                <w:color w:val="auto"/>
-              </w:rPr>
-            </w:pPr>
-            <w:r>
-              <w:rPr>
-                <w:rFonts w:asciiTheme="minorHAnsi" w:hAnsiTheme="minorHAnsi"/>
-                <w:color w:val="auto"/>
-              </w:rPr>
-              <w:t>Sistema de Bibliotecas</w:t>
-            </w:r>
-          </w:p>
-        </w:tc>
-        <w:tc>
-          <w:tcPr>
-            <w:tcW w:w="1728" w:type="dxa"/>
-            <w:vAlign w:val="center"/>
-          </w:tcPr>
-          <w:p>
-            <w:pPr>
-              <w:rPr>
-                <w:rFonts w:asciiTheme="minorHAnsi" w:hAnsiTheme="minorHAnsi"/>
-                <w:color w:val="auto"/>
-              </w:rPr>
-            </w:pPr>
-            <w:r>
-              <w:rPr>
-                <w:rFonts w:asciiTheme="minorHAnsi" w:hAnsiTheme="minorHAnsi"/>
-                <w:color w:val="auto"/>
-              </w:rPr>
-              <w:t>Falta de respaldo</w:t>
-            </w:r>
-          </w:p>
-        </w:tc>
-        <w:tc>
-          <w:tcPr>
-            <w:tcW w:w="1728" w:type="dxa"/>
-            <w:vAlign w:val="center"/>
-          </w:tcPr>
-          <w:p>
-            <w:pPr>
-              <w:rPr>
-                <w:rFonts w:asciiTheme="minorHAnsi" w:hAnsiTheme="minorHAnsi"/>
-                <w:color w:val="auto"/>
-              </w:rPr>
-            </w:pPr>
-            <w:r>
-              <w:rPr>
-                <w:rFonts w:asciiTheme="minorHAnsi" w:hAnsiTheme="minorHAnsi"/>
-                <w:color w:val="auto"/>
-              </w:rPr>
-              <w:t>Media</w:t>
-            </w:r>
-          </w:p>
-        </w:tc>
-        <w:tc>
-          <w:tcPr>
-            <w:tcW w:w="1728" w:type="dxa"/>
-            <w:vAlign w:val="center"/>
-          </w:tcPr>
-          <w:p>
-            <w:pPr>
-              <w:rPr>
-                <w:rFonts w:asciiTheme="minorHAnsi" w:hAnsiTheme="minorHAnsi"/>
-                <w:color w:val="auto"/>
-              </w:rPr>
-            </w:pPr>
-            <w:r>
-              <w:rPr>
-                <w:rFonts w:asciiTheme="minorHAnsi" w:hAnsiTheme="minorHAnsi"/>
-                <w:color w:val="auto"/>
-              </w:rPr>
-              <w:t>Alta</w:t>
-            </w:r>
-          </w:p>
-        </w:tc>
-        <w:tc>
-          <w:tcPr>
-            <w:tcW w:w="1728" w:type="dxa"/>
-            <w:vAlign w:val="center"/>
-          </w:tcPr>
-          <w:p>
-            <w:pPr>
-              <w:rPr>
-                <w:rFonts w:asciiTheme="minorHAnsi" w:hAnsiTheme="minorHAnsi"/>
-                <w:color w:val="auto"/>
-              </w:rPr>
-            </w:pPr>
-            <w:r>
-              <w:rPr>
-                <w:rFonts w:asciiTheme="minorHAnsi" w:hAnsiTheme="minorHAnsi"/>
-                <w:color w:val="auto"/>
-              </w:rPr>
-              <w:t>Implementar respaldo automático</w:t>
-            </w:r>
-          </w:p>
-        </w:tc>
-      </w:tr>
-    </w:tbl>
-    <w:p>
-      <w:pPr>
-        <w:rPr>
-          <w:rFonts w:asciiTheme="minorHAnsi" w:hAnsiTheme="minorHAnsi"/>
-          <w:color w:val="auto"/>
-        </w:rPr>
-      </w:pPr>
-    </w:p>
-    <w:p>
-      <w:pPr>
-        <w:rPr>
-          <w:rFonts w:asciiTheme="minorHAnsi" w:hAnsiTheme="minorHAnsi"/>
-          <w:color w:val="auto"/>
-        </w:rPr>
-      </w:pPr>
-    </w:p>
-    <w:p>
-      <w:pPr>
-        <w:rPr>
-          <w:rFonts w:asciiTheme="minorHAnsi" w:hAnsiTheme="minorHAnsi"/>
-          <w:color w:val="auto"/>
-        </w:rPr>
-      </w:pPr>
-    </w:p>
-    <w:p>
-      <w:pPr>
-        <w:keepNext/>
-        <w:keepLines/>
-        <w:spacing w:before="200" w:after="0"/>
-        <w:outlineLvl w:val="1"/>
-        <w:rPr>
-          <w:rFonts w:asciiTheme="majorHAnsi" w:eastAsiaTheme="majorEastAsia" w:hAnsiTheme="majorHAnsi" w:cstheme="majorBidi"/>
-          <w:b/>
-          <w:bCs/>
-          <w:color w:val="4F81BD" w:themeColor="accent1"/>
-          <w:sz w:val="26"/>
-          <w:szCs w:val="26"/>
-        </w:rPr>
-      </w:pPr>
-      <w:bookmarkStart w:id="5" w:name="_Toc221820024"/>
-      <w:r>
-        <w:rPr>
-          <w:rFonts w:asciiTheme="majorHAnsi" w:eastAsiaTheme="majorEastAsia" w:hAnsiTheme="majorHAnsi" w:cstheme="majorBidi"/>
-          <w:b/>
-          <w:bCs/>
-          <w:color w:val="4F81BD" w:themeColor="accent1"/>
-          <w:sz w:val="26"/>
-          <w:szCs w:val="26"/>
-        </w:rPr>
-        <w:t>2.3 Formato de Entrevista a Responsables</w:t>
-      </w:r>
-      <w:bookmarkEnd w:id="5"/>
-    </w:p>
-    <w:p>
-      <w:pPr>
-        <w:rPr>
-          <w:rFonts w:asciiTheme="minorHAnsi" w:hAnsiTheme="minorHAnsi"/>
-          <w:color w:val="auto"/>
-        </w:rPr>
-      </w:pPr>
-    </w:p>
-    <w:p>
-      <w:pPr>
-        <w:tabs>
-          <w:tab w:val="num" w:pos="360"/>
-        </w:tabs>
-        <w:ind w:left="360" w:hanging="360"/>
-        <w:contextualSpacing/>
-        <w:rPr>
-          <w:rFonts w:asciiTheme="minorHAnsi" w:hAnsiTheme="minorHAnsi"/>
-          <w:color w:val="auto"/>
-        </w:rPr>
-      </w:pPr>
-      <w:r>
-        <w:rPr>
-          <w:rFonts w:asciiTheme="minorHAnsi" w:hAnsiTheme="minorHAnsi"/>
-          <w:color w:val="auto"/>
-        </w:rPr>
-        <w:t>1. ¿Cuál es la fuente de datos bajo su responsabilidad?</w:t>
-      </w:r>
-    </w:p>
-    <w:p>
-      <w:pPr>
-        <w:tabs>
-          <w:tab w:val="num" w:pos="360"/>
-        </w:tabs>
-        <w:ind w:left="360" w:hanging="360"/>
-        <w:contextualSpacing/>
-        <w:rPr>
-          <w:rFonts w:asciiTheme="minorHAnsi" w:hAnsiTheme="minorHAnsi"/>
-          <w:color w:val="auto"/>
-        </w:rPr>
-      </w:pPr>
-    </w:p>
-    <w:p>
-      <w:pPr>
-        <w:rPr>
-          <w:rFonts w:asciiTheme="minorHAnsi" w:hAnsiTheme="minorHAnsi"/>
-          <w:color w:val="auto"/>
-        </w:rPr>
-      </w:pPr>
-      <w:r>
-        <w:rPr>
-          <w:rFonts w:asciiTheme="minorHAnsi" w:hAnsiTheme="minorHAnsi"/>
-          <w:color w:val="auto"/>
-        </w:rPr>
-        <w:t>2. ¿Con qué frecuencia se actualiza la información?</w:t>
-      </w:r>
-    </w:p>
-    <w:p>
-      <w:pPr>
-        <w:rPr>
-          <w:rFonts w:asciiTheme="minorHAnsi" w:hAnsiTheme="minorHAnsi"/>
-          <w:color w:val="auto"/>
-        </w:rPr>
-      </w:pPr>
-      <w:r>
-        <w:rPr>
-          <w:rFonts w:asciiTheme="minorHAnsi" w:hAnsiTheme="minorHAnsi"/>
-          <w:color w:val="auto"/>
-        </w:rPr>
-        <w:t>3. ¿Qué problemas de calidad o riesgos ha detectado?</w:t>
-      </w:r>
-    </w:p>
-    <w:p>
-      <w:pPr>
-        <w:rPr>
-          <w:rFonts w:asciiTheme="minorHAnsi" w:hAnsiTheme="minorHAnsi"/>
-          <w:color w:val="auto"/>
-        </w:rPr>
-      </w:pPr>
-      <w:r>
-        <w:rPr>
-          <w:rFonts w:asciiTheme="minorHAnsi" w:hAnsiTheme="minorHAnsi"/>
-          <w:color w:val="auto"/>
-        </w:rPr>
-        <w:t>4. ¿Qué acciones considera necesarias para mejorar la gestión de datos?</w:t>
-      </w:r>
-    </w:p>
-    <w:p>
-      <w:pPr>
-        <w:rPr>
-          <w:rFonts w:asciiTheme="minorHAnsi" w:hAnsiTheme="minorHAnsi"/>
-          <w:color w:val="auto"/>
-        </w:rPr>
-      </w:pPr>
-      <w:r>
-        <w:rPr>
-          <w:rFonts w:asciiTheme="minorHAnsi" w:hAnsiTheme="minorHAnsi"/>
-          <w:color w:val="auto"/>
-        </w:rPr>
-        <w:t>5. ¿Cuenta con mecanismos de respaldo y seguridad?</w:t>
-      </w:r>
-    </w:p>
-    <w:p>
-      <w:pPr>
-        <w:rPr>
-          <w:rFonts w:asciiTheme="minorHAnsi" w:hAnsiTheme="minorHAnsi"/>
-          <w:color w:val="auto"/>
-        </w:rPr>
-      </w:pPr>
-    </w:p>
-    <w:p>
-      <w:pPr>
-        <w:keepNext/>
-        <w:keepLines/>
-        <w:spacing w:before="200" w:after="0"/>
-        <w:outlineLvl w:val="1"/>
-        <w:rPr>
-          <w:rFonts w:asciiTheme="majorHAnsi" w:eastAsiaTheme="majorEastAsia" w:hAnsiTheme="majorHAnsi" w:cstheme="majorBidi"/>
-          <w:b/>
-          <w:bCs/>
-          <w:color w:val="4F81BD" w:themeColor="accent1"/>
-          <w:sz w:val="26"/>
-          <w:szCs w:val="26"/>
-        </w:rPr>
-      </w:pPr>
-      <w:bookmarkStart w:id="6" w:name="_Toc221820025"/>
-      <w:r>
-        <w:rPr>
-          <w:rFonts w:asciiTheme="majorHAnsi" w:eastAsiaTheme="majorEastAsia" w:hAnsiTheme="majorHAnsi" w:cstheme="majorBidi"/>
-          <w:b/>
-          <w:bCs/>
-          <w:color w:val="4F81BD" w:themeColor="accent1"/>
-          <w:sz w:val="26"/>
-          <w:szCs w:val="26"/>
-        </w:rPr>
-        <w:t>2.4 Cronograma de Actividades</w:t>
-      </w:r>
-      <w:bookmarkEnd w:id="6"/>
-    </w:p>
-    <w:p>
-      <w:pPr>
-        <w:rPr>
-          <w:rFonts w:asciiTheme="minorHAnsi" w:hAnsiTheme="minorHAnsi"/>
-          <w:color w:val="auto"/>
-        </w:rPr>
-      </w:pPr>
-    </w:p>
-    <w:tbl>
-      <w:tblPr>
-        <w:tblStyle w:val="Tablaconcuadrcula"/>
-        <w:tblW w:w="0" w:type="auto"/>
-        <w:tblLook w:val="04A0" w:firstRow="1" w:lastRow="0" w:firstColumn="1" w:lastColumn="0" w:noHBand="0" w:noVBand="1"/>
-      </w:tblPr>
-      <w:tblGrid>
-        <w:gridCol w:w="3397"/>
-        <w:gridCol w:w="3402"/>
-        <w:gridCol w:w="1841"/>
-      </w:tblGrid>
-      <w:tr>
-        <w:trPr>
-          <w:trHeight w:val="547"/>
-        </w:trPr>
-        <w:tc>
-          <w:tcPr>
-            <w:tcW w:w="3397" w:type="dxa"/>
-            <w:vAlign w:val="center"/>
-          </w:tcPr>
-          <w:p>
-            <w:pPr>
-              <w:jc w:val="center"/>
-              <w:rPr>
-                <w:rFonts w:asciiTheme="minorHAnsi" w:hAnsiTheme="minorHAnsi"/>
-                <w:color w:val="auto"/>
-              </w:rPr>
-            </w:pPr>
-            <w:r>
-              <w:rPr>
-                <w:rFonts w:asciiTheme="minorHAnsi" w:hAnsiTheme="minorHAnsi"/>
-                <w:color w:val="auto"/>
-              </w:rPr>
-              <w:t>Actividad</w:t>
-            </w:r>
-          </w:p>
-        </w:tc>
-        <w:tc>
-          <w:tcPr>
-            <w:tcW w:w="3402" w:type="dxa"/>
-            <w:vAlign w:val="center"/>
-          </w:tcPr>
-          <w:p>
-            <w:pPr>
-              <w:jc w:val="center"/>
-              <w:rPr>
-                <w:rFonts w:asciiTheme="minorHAnsi" w:hAnsiTheme="minorHAnsi"/>
-                <w:color w:val="auto"/>
-              </w:rPr>
-            </w:pPr>
-            <w:r>
-              <w:rPr>
-                <w:rFonts w:asciiTheme="minorHAnsi" w:hAnsiTheme="minorHAnsi"/>
-                <w:color w:val="auto"/>
-              </w:rPr>
-              <w:t>Responsable</w:t>
-            </w:r>
-          </w:p>
-        </w:tc>
-        <w:tc>
-          <w:tcPr>
-            <w:tcW w:w="1841" w:type="dxa"/>
-            <w:vAlign w:val="center"/>
-          </w:tcPr>
-          <w:p>
-            <w:pPr>
-              <w:jc w:val="center"/>
-              <w:rPr>
-                <w:rFonts w:asciiTheme="minorHAnsi" w:hAnsiTheme="minorHAnsi"/>
-                <w:color w:val="auto"/>
-              </w:rPr>
-            </w:pPr>
-            <w:r>
-              <w:rPr>
-                <w:rFonts w:asciiTheme="minorHAnsi" w:hAnsiTheme="minorHAnsi"/>
-                <w:color w:val="auto"/>
-              </w:rPr>
-              <w:t>Fecha Estimada</w:t>
-            </w:r>
-          </w:p>
-        </w:tc>
-      </w:tr>
-      <w:tr>
-        <w:trPr>
-          <w:trHeight w:val="411"/>
-        </w:trPr>
-        <w:tc>
-          <w:tcPr>
-            <w:tcW w:w="3397" w:type="dxa"/>
-            <w:vAlign w:val="center"/>
-          </w:tcPr>
-          <w:p>
-            <w:pPr>
-              <w:rPr>
-                <w:rFonts w:asciiTheme="minorHAnsi" w:hAnsiTheme="minorHAnsi"/>
-                <w:color w:val="auto"/>
-              </w:rPr>
-            </w:pPr>
-            <w:r>
-              <w:rPr>
-                <w:rFonts w:asciiTheme="minorHAnsi" w:hAnsiTheme="minorHAnsi"/>
-                <w:color w:val="auto"/>
-              </w:rPr>
-              <w:t>Identificación de fuentes de datos</w:t>
-            </w:r>
-          </w:p>
-        </w:tc>
-        <w:tc>
-          <w:tcPr>
-            <w:tcW w:w="3402" w:type="dxa"/>
-            <w:vAlign w:val="center"/>
-          </w:tcPr>
-          <w:p>
-            <w:pPr>
-              <w:rPr>
-                <w:rFonts w:asciiTheme="minorHAnsi" w:hAnsiTheme="minorHAnsi"/>
-                <w:color w:val="auto"/>
-              </w:rPr>
-            </w:pPr>
-            <w:r>
-              <w:rPr>
-                <w:rFonts w:asciiTheme="minorHAnsi" w:hAnsiTheme="minorHAnsi"/>
-                <w:color w:val="auto"/>
-              </w:rPr>
-              <w:t>Coordinación de Proyectos TI</w:t>
-            </w:r>
-          </w:p>
-        </w:tc>
-        <w:tc>
-          <w:tcPr>
-            <w:tcW w:w="1841" w:type="dxa"/>
-            <w:vAlign w:val="center"/>
-          </w:tcPr>
-          <w:p>
-            <w:pPr>
-              <w:rPr>
-                <w:rFonts w:asciiTheme="minorHAnsi" w:hAnsiTheme="minorHAnsi"/>
-                <w:color w:val="auto"/>
-              </w:rPr>
-            </w:pPr>
-            <w:r>
-              <w:rPr>
-                <w:rFonts w:asciiTheme="minorHAnsi" w:hAnsiTheme="minorHAnsi"/>
-                <w:color w:val="auto"/>
-              </w:rPr>
-              <w:t>Pendiente</w:t>
-            </w:r>
-          </w:p>
-        </w:tc>
-      </w:tr>
-      <w:tr>
-        <w:trPr>
-          <w:trHeight w:val="403"/>
-        </w:trPr>
-        <w:tc>
-          <w:tcPr>
-            <w:tcW w:w="3397" w:type="dxa"/>
-            <w:vAlign w:val="center"/>
-          </w:tcPr>
-          <w:p>
-            <w:pPr>
-              <w:rPr>
-                <w:rFonts w:asciiTheme="minorHAnsi" w:hAnsiTheme="minorHAnsi"/>
-                <w:color w:val="auto"/>
-              </w:rPr>
-            </w:pPr>
-            <w:r>
-              <w:rPr>
-                <w:rFonts w:asciiTheme="minorHAnsi" w:hAnsiTheme="minorHAnsi"/>
-                <w:color w:val="auto"/>
-              </w:rPr>
-              <w:t>Reunión con responsables</w:t>
-            </w:r>
-          </w:p>
-        </w:tc>
-        <w:tc>
-          <w:tcPr>
-            <w:tcW w:w="3402" w:type="dxa"/>
-            <w:vAlign w:val="center"/>
-          </w:tcPr>
-          <w:p>
-            <w:pPr>
-              <w:rPr>
-                <w:rFonts w:asciiTheme="minorHAnsi" w:hAnsiTheme="minorHAnsi"/>
-                <w:color w:val="auto"/>
-              </w:rPr>
-            </w:pPr>
-            <w:r>
-              <w:rPr>
-                <w:rFonts w:asciiTheme="minorHAnsi" w:hAnsiTheme="minorHAnsi"/>
-                <w:color w:val="auto"/>
-              </w:rPr>
-              <w:t>Coordinación de Proyectos TI</w:t>
-            </w:r>
-          </w:p>
-        </w:tc>
-        <w:tc>
-          <w:tcPr>
-            <w:tcW w:w="1841" w:type="dxa"/>
-            <w:vAlign w:val="center"/>
-          </w:tcPr>
-          <w:p>
-            <w:pPr>
-              <w:rPr>
-                <w:rFonts w:asciiTheme="minorHAnsi" w:hAnsiTheme="minorHAnsi"/>
-                <w:color w:val="auto"/>
-              </w:rPr>
-            </w:pPr>
-            <w:r>
-              <w:rPr>
-                <w:rFonts w:asciiTheme="minorHAnsi" w:hAnsiTheme="minorHAnsi"/>
-                <w:color w:val="auto"/>
-              </w:rPr>
-              <w:t>Pendiente</w:t>
-            </w:r>
-          </w:p>
-        </w:tc>
-      </w:tr>
-      <w:tr>
-        <w:trPr>
-          <w:trHeight w:val="423"/>
-        </w:trPr>
-        <w:tc>
-          <w:tcPr>
-            <w:tcW w:w="3397" w:type="dxa"/>
-            <w:vAlign w:val="center"/>
-          </w:tcPr>
-          <w:p>
-            <w:pPr>
-              <w:rPr>
-                <w:rFonts w:asciiTheme="minorHAnsi" w:hAnsiTheme="minorHAnsi"/>
-                <w:color w:val="auto"/>
-              </w:rPr>
-            </w:pPr>
-            <w:r>
-              <w:rPr>
-                <w:rFonts w:asciiTheme="minorHAnsi" w:hAnsiTheme="minorHAnsi"/>
-                <w:color w:val="auto"/>
-              </w:rPr>
-              <w:t>Evaluación de calidad y riesgos</w:t>
-            </w:r>
-          </w:p>
-        </w:tc>
-        <w:tc>
-          <w:tcPr>
-            <w:tcW w:w="3402" w:type="dxa"/>
-            <w:vAlign w:val="center"/>
-          </w:tcPr>
-          <w:p>
-            <w:pPr>
-              <w:rPr>
-                <w:rFonts w:asciiTheme="minorHAnsi" w:hAnsiTheme="minorHAnsi"/>
-                <w:color w:val="auto"/>
-              </w:rPr>
-            </w:pPr>
-            <w:r>
-              <w:rPr>
-                <w:rFonts w:asciiTheme="minorHAnsi" w:hAnsiTheme="minorHAnsi"/>
-                <w:color w:val="auto"/>
-              </w:rPr>
-              <w:t>Coordinación de Proyectos TI</w:t>
-            </w:r>
-          </w:p>
-        </w:tc>
-        <w:tc>
-          <w:tcPr>
-            <w:tcW w:w="1841" w:type="dxa"/>
-            <w:vAlign w:val="center"/>
-          </w:tcPr>
-          <w:p>
-            <w:pPr>
-              <w:rPr>
-                <w:rFonts w:asciiTheme="minorHAnsi" w:hAnsiTheme="minorHAnsi"/>
-                <w:color w:val="auto"/>
-              </w:rPr>
-            </w:pPr>
-            <w:r>
-              <w:rPr>
-                <w:rFonts w:asciiTheme="minorHAnsi" w:hAnsiTheme="minorHAnsi"/>
-                <w:color w:val="auto"/>
-              </w:rPr>
-              <w:t>Pendiente</w:t>
-            </w:r>
-          </w:p>
-        </w:tc>
-      </w:tr>
-      <w:tr>
-        <w:trPr>
-          <w:trHeight w:val="699"/>
-        </w:trPr>
-        <w:tc>
-          <w:tcPr>
-            <w:tcW w:w="3397" w:type="dxa"/>
-            <w:vAlign w:val="center"/>
-          </w:tcPr>
-          <w:p>
-            <w:pPr>
-              <w:rPr>
-                <w:rFonts w:asciiTheme="minorHAnsi" w:hAnsiTheme="minorHAnsi"/>
-                <w:color w:val="auto"/>
-              </w:rPr>
-            </w:pPr>
-            <w:r>
-              <w:rPr>
-                <w:rFonts w:asciiTheme="minorHAnsi" w:hAnsiTheme="minorHAnsi"/>
-                <w:color w:val="auto"/>
-              </w:rPr>
-              <w:t>Documentación de inventario y matrices</w:t>
-            </w:r>
-          </w:p>
-        </w:tc>
-        <w:tc>
-          <w:tcPr>
-            <w:tcW w:w="3402" w:type="dxa"/>
-            <w:vAlign w:val="center"/>
-          </w:tcPr>
-          <w:p>
-            <w:pPr>
-              <w:rPr>
-                <w:rFonts w:asciiTheme="minorHAnsi" w:hAnsiTheme="minorHAnsi"/>
-                <w:color w:val="auto"/>
-              </w:rPr>
-            </w:pPr>
-            <w:r>
-              <w:rPr>
-                <w:rFonts w:asciiTheme="minorHAnsi" w:hAnsiTheme="minorHAnsi"/>
-                <w:color w:val="auto"/>
-              </w:rPr>
-              <w:t>Coordinación de Proyectos TI</w:t>
-            </w:r>
-          </w:p>
-        </w:tc>
-        <w:tc>
-          <w:tcPr>
-            <w:tcW w:w="1841" w:type="dxa"/>
-            <w:vAlign w:val="center"/>
-          </w:tcPr>
-          <w:p>
-            <w:pPr>
-              <w:rPr>
-                <w:rFonts w:asciiTheme="minorHAnsi" w:hAnsiTheme="minorHAnsi"/>
-                <w:color w:val="auto"/>
-              </w:rPr>
-            </w:pPr>
-            <w:r>
-              <w:rPr>
-                <w:rFonts w:asciiTheme="minorHAnsi" w:hAnsiTheme="minorHAnsi"/>
-                <w:color w:val="auto"/>
-              </w:rPr>
-              <w:t>Pendiente</w:t>
-            </w:r>
-          </w:p>
-        </w:tc>
-      </w:tr>
-      <w:tr>
-        <w:trPr>
-          <w:trHeight w:val="707"/>
-        </w:trPr>
-        <w:tc>
-          <w:tcPr>
-            <w:tcW w:w="3397" w:type="dxa"/>
-            <w:vAlign w:val="center"/>
-          </w:tcPr>
-          <w:p>
-            <w:pPr>
-              <w:rPr>
-                <w:rFonts w:asciiTheme="minorHAnsi" w:hAnsiTheme="minorHAnsi"/>
-                <w:color w:val="auto"/>
-              </w:rPr>
-            </w:pPr>
-            <w:r>
-              <w:rPr>
-                <w:rFonts w:asciiTheme="minorHAnsi" w:hAnsiTheme="minorHAnsi"/>
-                <w:color w:val="auto"/>
-              </w:rPr>
-              <w:t>Propuesta de acciones y capacitación</w:t>
-            </w:r>
-          </w:p>
-        </w:tc>
-        <w:tc>
-          <w:tcPr>
-            <w:tcW w:w="3402" w:type="dxa"/>
-            <w:vAlign w:val="center"/>
-          </w:tcPr>
-          <w:p>
-            <w:pPr>
-              <w:rPr>
-                <w:rFonts w:asciiTheme="minorHAnsi" w:hAnsiTheme="minorHAnsi"/>
-                <w:color w:val="auto"/>
-              </w:rPr>
-            </w:pPr>
-            <w:r>
-              <w:rPr>
-                <w:rFonts w:asciiTheme="minorHAnsi" w:hAnsiTheme="minorHAnsi"/>
-                <w:color w:val="auto"/>
-              </w:rPr>
-              <w:t>Coordinación de Proyectos TI</w:t>
-            </w:r>
-          </w:p>
-        </w:tc>
-        <w:tc>
-          <w:tcPr>
-            <w:tcW w:w="1841" w:type="dxa"/>
-            <w:vAlign w:val="center"/>
-          </w:tcPr>
-          <w:p>
-            <w:pPr>
-              <w:rPr>
-                <w:rFonts w:asciiTheme="minorHAnsi" w:hAnsiTheme="minorHAnsi"/>
-                <w:color w:val="auto"/>
-              </w:rPr>
-            </w:pPr>
-            <w:r>
-              <w:rPr>
-                <w:rFonts w:asciiTheme="minorHAnsi" w:hAnsiTheme="minorHAnsi"/>
-                <w:color w:val="auto"/>
-              </w:rPr>
-              <w:t>Pendiente</w:t>
-            </w:r>
-          </w:p>
-        </w:tc>
-      </w:tr>
-    </w:tbl>
-    <w:p>
-      <w:pPr>
-        <w:rPr>
-          <w:rFonts w:asciiTheme="minorHAnsi" w:hAnsiTheme="minorHAnsi"/>
-          <w:color w:val="auto"/>
-        </w:rPr>
-      </w:pPr>
-    </w:p>
-    <w:p>
-      <w:pPr>
-        <w:rPr>
-          <w:rFonts w:asciiTheme="minorHAnsi" w:hAnsiTheme="minorHAnsi"/>
-          <w:color w:val="auto"/>
-        </w:rPr>
-      </w:pPr>
-    </w:p>
-    <w:p>
-      <w:pPr>
-        <w:rPr>
-          <w:rFonts w:asciiTheme="minorHAnsi" w:hAnsiTheme="minorHAnsi"/>
-          <w:color w:val="auto"/>
-        </w:rPr>
-      </w:pPr>
-    </w:p>
-    <w:p>
-      <w:pPr>
-        <w:rPr>
-          <w:rFonts w:asciiTheme="minorHAnsi" w:hAnsiTheme="minorHAnsi"/>
-          <w:color w:val="auto"/>
-        </w:rPr>
-      </w:pPr>
-    </w:p>
-    <w:p>
-      <w:pPr>
-        <w:rPr>
-          <w:rFonts w:asciiTheme="minorHAnsi" w:hAnsiTheme="minorHAnsi"/>
-          <w:color w:val="auto"/>
-        </w:rPr>
-      </w:pPr>
-    </w:p>
-    <w:p>
-      <w:pPr>
-        <w:rPr>
-          <w:rFonts w:asciiTheme="minorHAnsi" w:hAnsiTheme="minorHAnsi"/>
-          <w:color w:val="auto"/>
-        </w:rPr>
-      </w:pPr>
-    </w:p>
-    <w:p>
-      <w:pPr>
-        <w:rPr>
-          <w:rFonts w:asciiTheme="minorHAnsi" w:hAnsiTheme="minorHAnsi"/>
-          <w:color w:val="auto"/>
-        </w:rPr>
-      </w:pPr>
-    </w:p>
-    <w:p>
-      <w:pPr>
-        <w:keepNext/>
-        <w:keepLines/>
-        <w:spacing w:before="200" w:after="0"/>
-        <w:outlineLvl w:val="1"/>
-        <w:rPr>
-          <w:rFonts w:asciiTheme="majorHAnsi" w:eastAsiaTheme="majorEastAsia" w:hAnsiTheme="majorHAnsi" w:cstheme="majorBidi"/>
-          <w:b/>
-          <w:bCs/>
-          <w:color w:val="4F81BD" w:themeColor="accent1"/>
-          <w:sz w:val="26"/>
-          <w:szCs w:val="26"/>
-        </w:rPr>
-      </w:pPr>
-      <w:bookmarkStart w:id="7" w:name="_Toc221820026"/>
-      <w:r>
-        <w:rPr>
-          <w:rFonts w:asciiTheme="majorHAnsi" w:eastAsiaTheme="majorEastAsia" w:hAnsiTheme="majorHAnsi" w:cstheme="majorBidi"/>
-          <w:b/>
-          <w:bCs/>
-          <w:color w:val="4F81BD" w:themeColor="accent1"/>
-          <w:sz w:val="26"/>
-          <w:szCs w:val="26"/>
-        </w:rPr>
-        <w:t>2.5 Taller Colaborativo</w:t>
-      </w:r>
-      <w:bookmarkEnd w:id="7"/>
-    </w:p>
-    <w:p>
-      <w:pPr>
-        <w:tabs>
-          <w:tab w:val="num" w:pos="360"/>
-        </w:tabs>
-        <w:ind w:left="360" w:hanging="360"/>
-        <w:contextualSpacing/>
-        <w:rPr>
-          <w:rFonts w:asciiTheme="minorHAnsi" w:hAnsiTheme="minorHAnsi"/>
-          <w:color w:val="auto"/>
-        </w:rPr>
-      </w:pPr>
-    </w:p>
-    <w:p>
-      <w:pPr>
-        <w:tabs>
-          <w:tab w:val="num" w:pos="360"/>
-        </w:tabs>
-        <w:ind w:left="360" w:hanging="360"/>
-        <w:contextualSpacing/>
-        <w:rPr>
-          <w:rFonts w:asciiTheme="minorHAnsi" w:hAnsiTheme="minorHAnsi"/>
-          <w:color w:val="auto"/>
-        </w:rPr>
-      </w:pPr>
-      <w:r>
-        <w:rPr>
-          <w:rFonts w:asciiTheme="minorHAnsi" w:hAnsiTheme="minorHAnsi"/>
-          <w:color w:val="auto"/>
-        </w:rPr>
-        <w:t>Revisión de riesgos y definición de acciones prioritarias:</w:t>
-      </w:r>
-    </w:p>
-    <w:p>
-      <w:pPr>
-        <w:tabs>
-          <w:tab w:val="num" w:pos="360"/>
-        </w:tabs>
-        <w:ind w:left="360" w:hanging="360"/>
-        <w:contextualSpacing/>
-        <w:rPr>
-          <w:rFonts w:asciiTheme="minorHAnsi" w:hAnsiTheme="minorHAnsi"/>
-          <w:color w:val="auto"/>
-        </w:rPr>
-      </w:pPr>
-    </w:p>
-    <w:p>
-      <w:pPr>
-        <w:rPr>
-          <w:rFonts w:asciiTheme="minorHAnsi" w:hAnsiTheme="minorHAnsi"/>
-          <w:color w:val="auto"/>
-        </w:rPr>
-      </w:pPr>
-      <w:r>
-        <w:rPr>
-          <w:rFonts w:asciiTheme="minorHAnsi" w:hAnsiTheme="minorHAnsi"/>
-          <w:color w:val="auto"/>
-        </w:rPr>
-        <w:tab/>
-        <w:t>- Validación y depuración en la</w:t>
-      </w:r>
-      <w:r>
-        <w:rPr>
-          <w:rFonts w:asciiTheme="minorHAnsi" w:hAnsiTheme="minorHAnsi"/>
-          <w:color w:val="auto"/>
-        </w:rPr>
-        <w:t>s</w:t>
-      </w:r>
-      <w:r>
-        <w:rPr>
-          <w:rFonts w:asciiTheme="minorHAnsi" w:hAnsiTheme="minorHAnsi"/>
-          <w:color w:val="auto"/>
-        </w:rPr>
-        <w:t xml:space="preserve"> Plataforma</w:t>
-      </w:r>
-      <w:r>
-        <w:rPr>
-          <w:rFonts w:asciiTheme="minorHAnsi" w:hAnsiTheme="minorHAnsi"/>
-          <w:color w:val="auto"/>
-        </w:rPr>
-        <w:t>s</w:t>
-      </w:r>
-      <w:r>
-        <w:rPr>
-          <w:rFonts w:asciiTheme="minorHAnsi" w:hAnsiTheme="minorHAnsi"/>
-          <w:color w:val="auto"/>
-        </w:rPr>
-        <w:t>.</w:t>
-      </w:r>
-    </w:p>
-    <w:p>
-      <w:pPr>
-        <w:rPr>
-          <w:rFonts w:asciiTheme="minorHAnsi" w:hAnsiTheme="minorHAnsi"/>
-          <w:color w:val="auto"/>
-        </w:rPr>
-      </w:pPr>
-      <w:r>
-        <w:rPr>
-          <w:rFonts w:asciiTheme="minorHAnsi" w:hAnsiTheme="minorHAnsi"/>
-          <w:color w:val="auto"/>
-        </w:rPr>
-        <w:tab/>
-        <w:t xml:space="preserve">- Respaldos automáticos semanales en </w:t>
-      </w:r>
-      <w:r>
-        <w:rPr>
-          <w:rFonts w:asciiTheme="minorHAnsi" w:hAnsiTheme="minorHAnsi"/>
-          <w:color w:val="auto"/>
-        </w:rPr>
-        <w:t xml:space="preserve">los </w:t>
-      </w:r>
-      <w:r>
-        <w:rPr>
-          <w:rFonts w:asciiTheme="minorHAnsi" w:hAnsiTheme="minorHAnsi"/>
-          <w:color w:val="auto"/>
-        </w:rPr>
-        <w:t>Sistema</w:t>
-      </w:r>
-      <w:r>
-        <w:rPr>
-          <w:rFonts w:asciiTheme="minorHAnsi" w:hAnsiTheme="minorHAnsi"/>
-          <w:color w:val="auto"/>
-        </w:rPr>
-        <w:t>s</w:t>
-      </w:r>
-      <w:r>
-        <w:rPr>
-          <w:rFonts w:asciiTheme="minorHAnsi" w:hAnsiTheme="minorHAnsi"/>
-          <w:color w:val="auto"/>
-        </w:rPr>
-        <w:t>.</w:t>
-      </w:r>
-    </w:p>
-    <w:p>
-      <w:pPr>
-        <w:rPr>
-          <w:rFonts w:asciiTheme="minorHAnsi" w:hAnsiTheme="minorHAnsi"/>
-          <w:color w:val="auto"/>
-        </w:rPr>
-      </w:pPr>
-      <w:r>
-        <w:rPr>
-          <w:rFonts w:asciiTheme="minorHAnsi" w:hAnsiTheme="minorHAnsi"/>
-          <w:color w:val="auto"/>
-        </w:rPr>
-        <w:tab/>
-        <w:t>- Reforzar controles de acceso y autenticación en la</w:t>
-      </w:r>
-      <w:r>
-        <w:rPr>
-          <w:rFonts w:asciiTheme="minorHAnsi" w:hAnsiTheme="minorHAnsi"/>
-          <w:color w:val="auto"/>
-        </w:rPr>
-        <w:t>s</w:t>
-      </w:r>
-      <w:r>
-        <w:rPr>
-          <w:rFonts w:asciiTheme="minorHAnsi" w:hAnsiTheme="minorHAnsi"/>
-          <w:color w:val="auto"/>
-        </w:rPr>
-        <w:t xml:space="preserve"> Base</w:t>
-      </w:r>
-      <w:r>
-        <w:rPr>
-          <w:rFonts w:asciiTheme="minorHAnsi" w:hAnsiTheme="minorHAnsi"/>
-          <w:color w:val="auto"/>
-        </w:rPr>
-        <w:t>s</w:t>
-      </w:r>
-      <w:r>
-        <w:rPr>
-          <w:rFonts w:asciiTheme="minorHAnsi" w:hAnsiTheme="minorHAnsi"/>
-          <w:color w:val="auto"/>
-        </w:rPr>
-        <w:t xml:space="preserve"> de Datos.</w:t>
-      </w:r>
-    </w:p>
-    <w:p>
-      <w:pPr>
-        <w:keepNext/>
-        <w:keepLines/>
-        <w:spacing w:before="200" w:after="0"/>
-        <w:outlineLvl w:val="2"/>
-        <w:rPr>
-          <w:rFonts w:asciiTheme="majorHAnsi" w:eastAsiaTheme="majorEastAsia" w:hAnsiTheme="majorHAnsi" w:cstheme="majorBidi"/>
-          <w:b/>
-          <w:bCs/>
-          <w:color w:val="4F81BD" w:themeColor="accent1"/>
-        </w:rPr>
-      </w:pPr>
-    </w:p>
-    <w:p>
-      <w:pPr>
-        <w:keepNext/>
-        <w:keepLines/>
-        <w:spacing w:before="200" w:after="0"/>
-        <w:outlineLvl w:val="2"/>
-        <w:rPr>
-          <w:rFonts w:asciiTheme="majorHAnsi" w:eastAsiaTheme="majorEastAsia" w:hAnsiTheme="majorHAnsi" w:cstheme="majorBidi"/>
-          <w:b/>
-          <w:bCs/>
-          <w:color w:val="4F81BD" w:themeColor="accent1"/>
-        </w:rPr>
-      </w:pPr>
-      <w:bookmarkStart w:id="8" w:name="_Toc221820027"/>
-      <w:r>
-        <w:rPr>
-          <w:rFonts w:asciiTheme="majorHAnsi" w:eastAsiaTheme="majorEastAsia" w:hAnsiTheme="majorHAnsi" w:cstheme="majorBidi"/>
-          <w:b/>
-          <w:bCs/>
-          <w:color w:val="4F81BD" w:themeColor="accent1"/>
-        </w:rPr>
-        <w:t>Sugerencia de Actividades para el Taller Colaborativo</w:t>
-      </w:r>
-      <w:bookmarkEnd w:id="8"/>
-    </w:p>
-    <w:p>
-      <w:pPr>
-        <w:tabs>
-          <w:tab w:val="num" w:pos="360"/>
-        </w:tabs>
-        <w:ind w:left="360" w:hanging="360"/>
-        <w:contextualSpacing/>
-        <w:rPr>
-          <w:rFonts w:asciiTheme="minorHAnsi" w:hAnsiTheme="minorHAnsi"/>
-          <w:color w:val="auto"/>
-        </w:rPr>
-      </w:pPr>
-    </w:p>
-    <w:p>
-      <w:pPr>
-        <w:numPr>
-          <w:ilvl w:val="0"/>
-          <w:numId w:val="1"/>
-        </w:numPr>
-        <w:contextualSpacing/>
-        <w:rPr>
-          <w:rFonts w:asciiTheme="minorHAnsi" w:hAnsiTheme="minorHAnsi"/>
-          <w:color w:val="auto"/>
-        </w:rPr>
-      </w:pPr>
-      <w:r>
-        <w:rPr>
-          <w:rFonts w:asciiTheme="minorHAnsi" w:hAnsiTheme="minorHAnsi"/>
-          <w:color w:val="auto"/>
-        </w:rPr>
-        <w:t>Presentación de objetivos y alcance del diagnóstico de datos.</w:t>
-      </w:r>
-    </w:p>
-    <w:p>
-      <w:pPr>
-        <w:numPr>
-          <w:ilvl w:val="0"/>
-          <w:numId w:val="1"/>
-        </w:numPr>
-        <w:contextualSpacing/>
-        <w:rPr>
-          <w:rFonts w:asciiTheme="minorHAnsi" w:hAnsiTheme="minorHAnsi"/>
-          <w:color w:val="auto"/>
-        </w:rPr>
-      </w:pPr>
-      <w:r>
-        <w:rPr>
-          <w:rFonts w:asciiTheme="minorHAnsi" w:hAnsiTheme="minorHAnsi"/>
-          <w:color w:val="auto"/>
-        </w:rPr>
-        <w:t>Revisión y validación conjunta del inventario de fuentes de datos.</w:t>
-      </w:r>
-    </w:p>
-    <w:p>
-      <w:pPr>
-        <w:numPr>
-          <w:ilvl w:val="0"/>
-          <w:numId w:val="1"/>
-        </w:numPr>
-        <w:contextualSpacing/>
-        <w:rPr>
-          <w:rFonts w:asciiTheme="minorHAnsi" w:hAnsiTheme="minorHAnsi"/>
-          <w:color w:val="auto"/>
-        </w:rPr>
-      </w:pPr>
-      <w:r>
-        <w:rPr>
-          <w:rFonts w:asciiTheme="minorHAnsi" w:hAnsiTheme="minorHAnsi"/>
-          <w:color w:val="auto"/>
-        </w:rPr>
-        <w:t>Identificación de problemas de calidad y riesgos en cada fuente.</w:t>
-      </w:r>
-    </w:p>
-    <w:p>
-      <w:pPr>
-        <w:numPr>
-          <w:ilvl w:val="0"/>
-          <w:numId w:val="1"/>
-        </w:numPr>
-        <w:contextualSpacing/>
-        <w:rPr>
-          <w:rFonts w:asciiTheme="minorHAnsi" w:hAnsiTheme="minorHAnsi"/>
-          <w:color w:val="auto"/>
-        </w:rPr>
-      </w:pPr>
-      <w:r>
-        <w:rPr>
-          <w:rFonts w:asciiTheme="minorHAnsi" w:hAnsiTheme="minorHAnsi"/>
-          <w:color w:val="auto"/>
-        </w:rPr>
-        <w:t>Priorización de acciones y definición de responsables.</w:t>
-      </w:r>
-    </w:p>
-    <w:p>
-      <w:pPr>
-        <w:numPr>
-          <w:ilvl w:val="0"/>
-          <w:numId w:val="1"/>
-        </w:numPr>
-        <w:contextualSpacing/>
-        <w:rPr>
-          <w:rFonts w:asciiTheme="minorHAnsi" w:hAnsiTheme="minorHAnsi"/>
-          <w:color w:val="auto"/>
-        </w:rPr>
-      </w:pPr>
-      <w:r>
-        <w:rPr>
-          <w:rFonts w:asciiTheme="minorHAnsi" w:hAnsiTheme="minorHAnsi"/>
-          <w:color w:val="auto"/>
-        </w:rPr>
-        <w:t>Elaboración de un plan de seguimiento y mejora.</w:t>
-      </w:r>
-    </w:p>
-    <w:p>
-      <w:pPr>
-        <w:tabs>
-          <w:tab w:val="num" w:pos="360"/>
-        </w:tabs>
-        <w:ind w:left="360" w:hanging="360"/>
-        <w:contextualSpacing/>
-        <w:rPr>
-          <w:rFonts w:asciiTheme="minorHAnsi" w:hAnsiTheme="minorHAnsi"/>
-          <w:color w:val="auto"/>
-        </w:rPr>
-      </w:pPr>
-    </w:p>
-    <w:p>
-      <w:pPr>
-        <w:tabs>
-          <w:tab w:val="num" w:pos="360"/>
-        </w:tabs>
-        <w:ind w:left="360" w:hanging="360"/>
-        <w:contextualSpacing/>
-        <w:rPr>
-          <w:rFonts w:asciiTheme="minorHAnsi" w:hAnsiTheme="minorHAnsi"/>
-          <w:color w:val="auto"/>
-        </w:rPr>
-      </w:pPr>
-    </w:p>
-    <w:p>
-      <w:pPr>
-        <w:tabs>
-          <w:tab w:val="num" w:pos="360"/>
-        </w:tabs>
-        <w:ind w:left="360" w:hanging="360"/>
-        <w:contextualSpacing/>
-        <w:rPr>
-          <w:rFonts w:asciiTheme="minorHAnsi" w:hAnsiTheme="minorHAnsi"/>
-          <w:color w:val="auto"/>
-        </w:rPr>
-      </w:pPr>
-    </w:p>
-    <w:p>
-      <w:pPr>
-        <w:tabs>
-          <w:tab w:val="num" w:pos="360"/>
-        </w:tabs>
-        <w:ind w:left="360" w:hanging="360"/>
-        <w:contextualSpacing/>
-        <w:rPr>
-          <w:rFonts w:asciiTheme="minorHAnsi" w:hAnsiTheme="minorHAnsi"/>
-          <w:color w:val="auto"/>
-        </w:rPr>
-      </w:pPr>
-    </w:p>
-    <w:p>
-      <w:pPr>
-        <w:tabs>
-          <w:tab w:val="num" w:pos="360"/>
-        </w:tabs>
-        <w:ind w:left="360" w:hanging="360"/>
-        <w:contextualSpacing/>
-        <w:rPr>
-          <w:rFonts w:asciiTheme="minorHAnsi" w:hAnsiTheme="minorHAnsi"/>
-          <w:color w:val="auto"/>
-        </w:rPr>
-      </w:pPr>
-    </w:p>
-    <w:p>
-      <w:pPr>
-        <w:tabs>
-          <w:tab w:val="num" w:pos="360"/>
-        </w:tabs>
-        <w:ind w:left="360" w:hanging="360"/>
-        <w:contextualSpacing/>
-        <w:rPr>
-          <w:rFonts w:asciiTheme="minorHAnsi" w:hAnsiTheme="minorHAnsi"/>
-          <w:color w:val="auto"/>
-        </w:rPr>
-      </w:pPr>
-    </w:p>
-    <w:p>
-      <w:pPr>
-        <w:tabs>
-          <w:tab w:val="num" w:pos="360"/>
-        </w:tabs>
-        <w:ind w:left="360" w:hanging="360"/>
-        <w:contextualSpacing/>
-        <w:rPr>
-          <w:rFonts w:asciiTheme="minorHAnsi" w:hAnsiTheme="minorHAnsi"/>
-          <w:color w:val="auto"/>
-        </w:rPr>
-      </w:pPr>
-    </w:p>
-    <w:p>
-      <w:pPr>
-        <w:tabs>
-          <w:tab w:val="num" w:pos="360"/>
-        </w:tabs>
-        <w:ind w:left="360" w:hanging="360"/>
-        <w:contextualSpacing/>
-        <w:rPr>
-          <w:rFonts w:asciiTheme="minorHAnsi" w:hAnsiTheme="minorHAnsi"/>
-          <w:color w:val="auto"/>
-        </w:rPr>
-      </w:pPr>
-    </w:p>
-    <w:p>
-      <w:pPr>
-        <w:tabs>
-          <w:tab w:val="num" w:pos="360"/>
-        </w:tabs>
-        <w:ind w:left="360" w:hanging="360"/>
-        <w:contextualSpacing/>
-        <w:rPr>
-          <w:rFonts w:asciiTheme="minorHAnsi" w:hAnsiTheme="minorHAnsi"/>
-          <w:color w:val="auto"/>
-        </w:rPr>
-      </w:pPr>
-    </w:p>
-    <w:p>
-      <w:pPr>
-        <w:tabs>
-          <w:tab w:val="num" w:pos="360"/>
-        </w:tabs>
-        <w:ind w:left="360" w:hanging="360"/>
-        <w:contextualSpacing/>
-        <w:rPr>
-          <w:rFonts w:asciiTheme="minorHAnsi" w:hAnsiTheme="minorHAnsi"/>
-          <w:color w:val="auto"/>
-        </w:rPr>
-      </w:pPr>
-    </w:p>
-    <w:p>
-      <w:pPr>
-        <w:tabs>
-          <w:tab w:val="num" w:pos="360"/>
-        </w:tabs>
-        <w:ind w:left="360" w:hanging="360"/>
-        <w:contextualSpacing/>
-        <w:rPr>
-          <w:rFonts w:asciiTheme="minorHAnsi" w:hAnsiTheme="minorHAnsi"/>
-          <w:color w:val="auto"/>
-        </w:rPr>
-      </w:pPr>
-    </w:p>
-    <w:p>
-      <w:pPr>
-        <w:tabs>
-          <w:tab w:val="num" w:pos="360"/>
-        </w:tabs>
-        <w:ind w:left="360" w:hanging="360"/>
-        <w:contextualSpacing/>
-        <w:rPr>
-          <w:rFonts w:asciiTheme="minorHAnsi" w:hAnsiTheme="minorHAnsi"/>
-          <w:color w:val="auto"/>
-        </w:rPr>
-      </w:pPr>
-    </w:p>
-    <w:p>
-      <w:pPr>
-        <w:tabs>
-          <w:tab w:val="num" w:pos="360"/>
-        </w:tabs>
-        <w:ind w:left="360" w:hanging="360"/>
-        <w:contextualSpacing/>
-        <w:rPr>
-          <w:rFonts w:asciiTheme="minorHAnsi" w:hAnsiTheme="minorHAnsi"/>
-          <w:color w:val="auto"/>
-        </w:rPr>
-      </w:pPr>
-    </w:p>
-    <w:p>
-      <w:pPr>
-        <w:tabs>
-          <w:tab w:val="num" w:pos="360"/>
-        </w:tabs>
-        <w:ind w:left="360" w:hanging="360"/>
-        <w:contextualSpacing/>
-        <w:rPr>
-          <w:rFonts w:asciiTheme="minorHAnsi" w:hAnsiTheme="minorHAnsi"/>
-          <w:color w:val="auto"/>
-        </w:rPr>
-      </w:pPr>
-    </w:p>
-    <w:p>
-      <w:pPr>
-        <w:tabs>
-          <w:tab w:val="num" w:pos="360"/>
-        </w:tabs>
-        <w:ind w:left="360" w:hanging="360"/>
-        <w:contextualSpacing/>
-        <w:rPr>
-          <w:rFonts w:asciiTheme="minorHAnsi" w:hAnsiTheme="minorHAnsi"/>
-          <w:color w:val="auto"/>
-        </w:rPr>
-      </w:pPr>
-    </w:p>
-    <w:p>
-      <w:pPr>
-        <w:keepNext/>
-        <w:keepLines/>
-        <w:spacing w:before="200" w:after="0"/>
-        <w:outlineLvl w:val="1"/>
-        <w:rPr>
-          <w:rFonts w:asciiTheme="majorHAnsi" w:eastAsiaTheme="majorEastAsia" w:hAnsiTheme="majorHAnsi" w:cstheme="majorBidi"/>
-          <w:b/>
-          <w:bCs/>
-          <w:color w:val="4F81BD" w:themeColor="accent1"/>
-          <w:sz w:val="26"/>
-          <w:szCs w:val="26"/>
-        </w:rPr>
-      </w:pPr>
-      <w:bookmarkStart w:id="9" w:name="_Toc221820028"/>
-      <w:r>
-        <w:rPr>
-          <w:rFonts w:asciiTheme="majorHAnsi" w:eastAsiaTheme="majorEastAsia" w:hAnsiTheme="majorHAnsi" w:cstheme="majorBidi"/>
-          <w:b/>
-          <w:bCs/>
-          <w:color w:val="4F81BD" w:themeColor="accent1"/>
-          <w:sz w:val="26"/>
-          <w:szCs w:val="26"/>
-        </w:rPr>
-        <w:t>2.6 Documentación de Hallazgos y Recomendaciones</w:t>
-      </w:r>
-      <w:bookmarkEnd w:id="9"/>
-    </w:p>
-    <w:p>
-      <w:pPr>
-        <w:rPr>
-          <w:rFonts w:asciiTheme="minorHAnsi" w:hAnsiTheme="minorHAnsi"/>
-          <w:color w:val="auto"/>
-        </w:rPr>
-      </w:pPr>
-    </w:p>
-    <w:p>
-      <w:pPr>
-        <w:keepNext/>
-        <w:keepLines/>
-        <w:spacing w:before="200" w:after="0"/>
-        <w:outlineLvl w:val="2"/>
-        <w:rPr>
-          <w:rFonts w:asciiTheme="majorHAnsi" w:eastAsiaTheme="majorEastAsia" w:hAnsiTheme="majorHAnsi" w:cstheme="majorBidi"/>
-          <w:b/>
-          <w:bCs/>
-          <w:color w:val="4F81BD" w:themeColor="accent1"/>
-        </w:rPr>
-      </w:pPr>
-      <w:bookmarkStart w:id="10" w:name="_Toc221820029"/>
-      <w:r>
-        <w:rPr>
-          <w:rFonts w:asciiTheme="majorHAnsi" w:eastAsiaTheme="majorEastAsia" w:hAnsiTheme="majorHAnsi" w:cstheme="majorBidi"/>
-          <w:b/>
-          <w:bCs/>
-          <w:color w:val="4F81BD" w:themeColor="accent1"/>
-        </w:rPr>
-        <w:t>Ejemplo de una m</w:t>
-      </w:r>
-      <w:r>
-        <w:rPr>
-          <w:rFonts w:asciiTheme="majorHAnsi" w:eastAsiaTheme="majorEastAsia" w:hAnsiTheme="majorHAnsi" w:cstheme="majorBidi"/>
-          <w:b/>
-          <w:bCs/>
-          <w:color w:val="4F81BD" w:themeColor="accent1"/>
-        </w:rPr>
-        <w:t>atriz de Hallazgos y Recomendaciones</w:t>
-      </w:r>
-      <w:bookmarkEnd w:id="10"/>
-    </w:p>
-    <w:p>
-      <w:pPr>
-        <w:rPr>
-          <w:rFonts w:asciiTheme="minorHAnsi" w:hAnsiTheme="minorHAnsi"/>
-          <w:color w:val="auto"/>
-        </w:rPr>
-      </w:pPr>
-    </w:p>
-    <w:tbl>
-      <w:tblPr>
-        <w:tblStyle w:val="Tablaconcuadrcula"/>
-        <w:tblW w:w="0" w:type="auto"/>
-        <w:tblLook w:val="04A0" w:firstRow="1" w:lastRow="0" w:firstColumn="1" w:lastColumn="0" w:noHBand="0" w:noVBand="1"/>
-      </w:tblPr>
-      <w:tblGrid>
-        <w:gridCol w:w="1728"/>
-        <w:gridCol w:w="1728"/>
-        <w:gridCol w:w="1728"/>
-        <w:gridCol w:w="1728"/>
-        <w:gridCol w:w="1728"/>
-      </w:tblGrid>
-      <w:tr>
-        <w:tc>
-          <w:tcPr>
-            <w:tcW w:w="1728" w:type="dxa"/>
-          </w:tcPr>
-          <w:p>
-            <w:pPr>
-              <w:rPr>
-                <w:rFonts w:asciiTheme="minorHAnsi" w:hAnsiTheme="minorHAnsi"/>
-                <w:color w:val="auto"/>
-              </w:rPr>
-            </w:pPr>
-            <w:r>
-              <w:rPr>
-                <w:rFonts w:asciiTheme="minorHAnsi" w:hAnsiTheme="minorHAnsi"/>
-                <w:color w:val="auto"/>
-              </w:rPr>
-              <w:t>Hallazgo</w:t>
-            </w:r>
-          </w:p>
-        </w:tc>
-        <w:tc>
-          <w:tcPr>
-            <w:tcW w:w="1728" w:type="dxa"/>
-          </w:tcPr>
-          <w:p>
-            <w:pPr>
-              <w:rPr>
-                <w:rFonts w:asciiTheme="minorHAnsi" w:hAnsiTheme="minorHAnsi"/>
-                <w:color w:val="auto"/>
-              </w:rPr>
-            </w:pPr>
-            <w:r>
-              <w:rPr>
-                <w:rFonts w:asciiTheme="minorHAnsi" w:hAnsiTheme="minorHAnsi"/>
-                <w:color w:val="auto"/>
-              </w:rPr>
-              <w:t>Fuente de Datos</w:t>
-            </w:r>
-          </w:p>
-        </w:tc>
-        <w:tc>
-          <w:tcPr>
-            <w:tcW w:w="1728" w:type="dxa"/>
-          </w:tcPr>
-          <w:p>
-            <w:pPr>
-              <w:rPr>
-                <w:rFonts w:asciiTheme="minorHAnsi" w:hAnsiTheme="minorHAnsi"/>
-                <w:color w:val="auto"/>
-              </w:rPr>
-            </w:pPr>
-            <w:r>
-              <w:rPr>
-                <w:rFonts w:asciiTheme="minorHAnsi" w:hAnsiTheme="minorHAnsi"/>
-                <w:color w:val="auto"/>
-              </w:rPr>
-              <w:t>Recomendación</w:t>
-            </w:r>
-          </w:p>
-        </w:tc>
-        <w:tc>
-          <w:tcPr>
-            <w:tcW w:w="1728" w:type="dxa"/>
-          </w:tcPr>
-          <w:p>
-            <w:pPr>
-              <w:rPr>
-                <w:rFonts w:asciiTheme="minorHAnsi" w:hAnsiTheme="minorHAnsi"/>
-                <w:color w:val="auto"/>
-              </w:rPr>
-            </w:pPr>
-            <w:r>
-              <w:rPr>
-                <w:rFonts w:asciiTheme="minorHAnsi" w:hAnsiTheme="minorHAnsi"/>
-                <w:color w:val="auto"/>
-              </w:rPr>
-              <w:t>Responsable</w:t>
-            </w:r>
-          </w:p>
-        </w:tc>
-        <w:tc>
-          <w:tcPr>
-            <w:tcW w:w="1728" w:type="dxa"/>
-          </w:tcPr>
-          <w:p>
-            <w:pPr>
-              <w:rPr>
-                <w:rFonts w:asciiTheme="minorHAnsi" w:hAnsiTheme="minorHAnsi"/>
-                <w:color w:val="auto"/>
-              </w:rPr>
-            </w:pPr>
-            <w:r>
-              <w:rPr>
-                <w:rFonts w:asciiTheme="minorHAnsi" w:hAnsiTheme="minorHAnsi"/>
-                <w:color w:val="auto"/>
-              </w:rPr>
-              <w:t>Prioridad</w:t>
-            </w:r>
-          </w:p>
-        </w:tc>
-      </w:tr>
-      <w:tr>
-        <w:tc>
-          <w:tcPr>
-            <w:tcW w:w="1728" w:type="dxa"/>
-          </w:tcPr>
-          <w:p>
-            <w:pPr>
-              <w:rPr>
-                <w:rFonts w:asciiTheme="minorHAnsi" w:hAnsiTheme="minorHAnsi"/>
-                <w:color w:val="auto"/>
-              </w:rPr>
-            </w:pPr>
-            <w:r>
-              <w:rPr>
-                <w:rFonts w:asciiTheme="minorHAnsi" w:hAnsiTheme="minorHAnsi"/>
-                <w:color w:val="auto"/>
-              </w:rPr>
-              <w:t>Falta de datos de contacto</w:t>
-            </w:r>
-          </w:p>
-        </w:tc>
-        <w:tc>
-          <w:tcPr>
-            <w:tcW w:w="1728" w:type="dxa"/>
-          </w:tcPr>
-          <w:p>
-            <w:pPr>
-              <w:rPr>
-                <w:rFonts w:asciiTheme="minorHAnsi" w:hAnsiTheme="minorHAnsi"/>
-                <w:color w:val="auto"/>
-              </w:rPr>
-            </w:pPr>
-            <w:r>
-              <w:rPr>
-                <w:rFonts w:asciiTheme="minorHAnsi" w:hAnsiTheme="minorHAnsi"/>
-                <w:color w:val="auto"/>
-              </w:rPr>
-              <w:t>Base de Datos de Alumnos</w:t>
-            </w:r>
-          </w:p>
-        </w:tc>
-        <w:tc>
-          <w:tcPr>
-            <w:tcW w:w="1728" w:type="dxa"/>
-          </w:tcPr>
-          <w:p>
-            <w:pPr>
-              <w:rPr>
-                <w:rFonts w:asciiTheme="minorHAnsi" w:hAnsiTheme="minorHAnsi"/>
-                <w:color w:val="auto"/>
-              </w:rPr>
-            </w:pPr>
-            <w:r>
-              <w:rPr>
-                <w:rFonts w:asciiTheme="minorHAnsi" w:hAnsiTheme="minorHAnsi"/>
-                <w:color w:val="auto"/>
-              </w:rPr>
-              <w:t>Solicitar actualización a estudiantes</w:t>
-            </w:r>
-          </w:p>
-        </w:tc>
-        <w:tc>
-          <w:tcPr>
-            <w:tcW w:w="1728" w:type="dxa"/>
-          </w:tcPr>
-          <w:p>
-            <w:pPr>
-              <w:rPr>
-                <w:rFonts w:asciiTheme="minorHAnsi" w:hAnsiTheme="minorHAnsi"/>
-                <w:color w:val="auto"/>
-              </w:rPr>
-            </w:pPr>
-            <w:r>
-              <w:rPr>
-                <w:rFonts w:asciiTheme="minorHAnsi" w:hAnsiTheme="minorHAnsi"/>
-                <w:color w:val="auto"/>
-              </w:rPr>
-              <w:t>Servicios Escolares</w:t>
-            </w:r>
-          </w:p>
-        </w:tc>
-        <w:tc>
-          <w:tcPr>
-            <w:tcW w:w="1728" w:type="dxa"/>
-          </w:tcPr>
-          <w:p>
-            <w:pPr>
-              <w:rPr>
-                <w:rFonts w:asciiTheme="minorHAnsi" w:hAnsiTheme="minorHAnsi"/>
-                <w:color w:val="auto"/>
-              </w:rPr>
-            </w:pPr>
-            <w:r>
-              <w:rPr>
-                <w:rFonts w:asciiTheme="minorHAnsi" w:hAnsiTheme="minorHAnsi"/>
-                <w:color w:val="auto"/>
-              </w:rPr>
-              <w:t>Alta</w:t>
-            </w:r>
-          </w:p>
-        </w:tc>
-      </w:tr>
-      <w:tr>
-        <w:tc>
-          <w:tcPr>
-            <w:tcW w:w="1728" w:type="dxa"/>
-          </w:tcPr>
-          <w:p>
-            <w:pPr>
-              <w:rPr>
-                <w:rFonts w:asciiTheme="minorHAnsi" w:hAnsiTheme="minorHAnsi"/>
-                <w:color w:val="auto"/>
-              </w:rPr>
-            </w:pPr>
-            <w:r>
-              <w:rPr>
-                <w:rFonts w:asciiTheme="minorHAnsi" w:hAnsiTheme="minorHAnsi"/>
-                <w:color w:val="auto"/>
-              </w:rPr>
-              <w:t>Campos incompletos</w:t>
-            </w:r>
-          </w:p>
-        </w:tc>
-        <w:tc>
-          <w:tcPr>
-            <w:tcW w:w="1728" w:type="dxa"/>
-          </w:tcPr>
-          <w:p>
-            <w:pPr>
-              <w:rPr>
-                <w:rFonts w:asciiTheme="minorHAnsi" w:hAnsiTheme="minorHAnsi"/>
-                <w:color w:val="auto"/>
-              </w:rPr>
-            </w:pPr>
-            <w:r>
-              <w:rPr>
-                <w:rFonts w:asciiTheme="minorHAnsi" w:hAnsiTheme="minorHAnsi"/>
-                <w:color w:val="auto"/>
-              </w:rPr>
-              <w:t>Sistema de Recursos Humanos</w:t>
-            </w:r>
-          </w:p>
-        </w:tc>
-        <w:tc>
-          <w:tcPr>
-            <w:tcW w:w="1728" w:type="dxa"/>
-          </w:tcPr>
-          <w:p>
-            <w:pPr>
-              <w:rPr>
-                <w:rFonts w:asciiTheme="minorHAnsi" w:hAnsiTheme="minorHAnsi"/>
-                <w:color w:val="auto"/>
-              </w:rPr>
-            </w:pPr>
-            <w:r>
-              <w:rPr>
-                <w:rFonts w:asciiTheme="minorHAnsi" w:hAnsiTheme="minorHAnsi"/>
-                <w:color w:val="auto"/>
-              </w:rPr>
-              <w:t>Revisar y completar registros</w:t>
-            </w:r>
-          </w:p>
-        </w:tc>
-        <w:tc>
-          <w:tcPr>
-            <w:tcW w:w="1728" w:type="dxa"/>
-          </w:tcPr>
-          <w:p>
-            <w:pPr>
-              <w:rPr>
-                <w:rFonts w:asciiTheme="minorHAnsi" w:hAnsiTheme="minorHAnsi"/>
-                <w:color w:val="auto"/>
-              </w:rPr>
-            </w:pPr>
-            <w:r>
-              <w:rPr>
-                <w:rFonts w:asciiTheme="minorHAnsi" w:hAnsiTheme="minorHAnsi"/>
-                <w:color w:val="auto"/>
-              </w:rPr>
-              <w:t>Dirección de Recursos Humanos</w:t>
-            </w:r>
-          </w:p>
-        </w:tc>
-        <w:tc>
-          <w:tcPr>
-            <w:tcW w:w="1728" w:type="dxa"/>
-          </w:tcPr>
-          <w:p>
-            <w:pPr>
-              <w:rPr>
-                <w:rFonts w:asciiTheme="minorHAnsi" w:hAnsiTheme="minorHAnsi"/>
-                <w:color w:val="auto"/>
-              </w:rPr>
-            </w:pPr>
-            <w:r>
-              <w:rPr>
-                <w:rFonts w:asciiTheme="minorHAnsi" w:hAnsiTheme="minorHAnsi"/>
-                <w:color w:val="auto"/>
-              </w:rPr>
-              <w:t>Media</w:t>
-            </w:r>
-          </w:p>
-        </w:tc>
-      </w:tr>
-      <w:tr>
-        <w:tc>
-          <w:tcPr>
-            <w:tcW w:w="1728" w:type="dxa"/>
-          </w:tcPr>
-          <w:p>
-            <w:pPr>
-              <w:rPr>
-                <w:rFonts w:asciiTheme="minorHAnsi" w:hAnsiTheme="minorHAnsi"/>
-                <w:color w:val="auto"/>
-              </w:rPr>
-            </w:pPr>
-            <w:r>
-              <w:rPr>
-                <w:rFonts w:asciiTheme="minorHAnsi" w:hAnsiTheme="minorHAnsi"/>
-                <w:color w:val="auto"/>
-              </w:rPr>
-              <w:t>Duplicidad de registros</w:t>
-            </w:r>
-          </w:p>
-        </w:tc>
-        <w:tc>
-          <w:tcPr>
-            <w:tcW w:w="1728" w:type="dxa"/>
-          </w:tcPr>
-          <w:p>
-            <w:pPr>
-              <w:rPr>
-                <w:rFonts w:asciiTheme="minorHAnsi" w:hAnsiTheme="minorHAnsi"/>
-                <w:color w:val="auto"/>
-              </w:rPr>
-            </w:pPr>
-            <w:r>
-              <w:rPr>
-                <w:rFonts w:asciiTheme="minorHAnsi" w:hAnsiTheme="minorHAnsi"/>
-                <w:color w:val="auto"/>
-              </w:rPr>
-              <w:t>Plataforma Evaluación Docente</w:t>
-            </w:r>
-          </w:p>
-        </w:tc>
-        <w:tc>
-          <w:tcPr>
-            <w:tcW w:w="1728" w:type="dxa"/>
-          </w:tcPr>
-          <w:p>
-            <w:pPr>
-              <w:rPr>
-                <w:rFonts w:asciiTheme="minorHAnsi" w:hAnsiTheme="minorHAnsi"/>
-                <w:color w:val="auto"/>
-              </w:rPr>
-            </w:pPr>
-            <w:r>
-              <w:rPr>
-                <w:rFonts w:asciiTheme="minorHAnsi" w:hAnsiTheme="minorHAnsi"/>
-                <w:color w:val="auto"/>
-              </w:rPr>
-              <w:t>Depuración periódica</w:t>
-            </w:r>
-          </w:p>
-        </w:tc>
-        <w:tc>
-          <w:tcPr>
-            <w:tcW w:w="1728" w:type="dxa"/>
-          </w:tcPr>
-          <w:p>
-            <w:pPr>
-              <w:rPr>
-                <w:rFonts w:asciiTheme="minorHAnsi" w:hAnsiTheme="minorHAnsi"/>
-                <w:color w:val="auto"/>
-              </w:rPr>
-            </w:pPr>
-            <w:r>
-              <w:rPr>
-                <w:rFonts w:asciiTheme="minorHAnsi" w:hAnsiTheme="minorHAnsi"/>
-                <w:color w:val="auto"/>
-              </w:rPr>
-              <w:t>Coordinación Académica</w:t>
-            </w:r>
-          </w:p>
-        </w:tc>
-        <w:tc>
-          <w:tcPr>
-            <w:tcW w:w="1728" w:type="dxa"/>
-          </w:tcPr>
-          <w:p>
-            <w:pPr>
-              <w:rPr>
-                <w:rFonts w:asciiTheme="minorHAnsi" w:hAnsiTheme="minorHAnsi"/>
-                <w:color w:val="auto"/>
-              </w:rPr>
-            </w:pPr>
-            <w:r>
-              <w:rPr>
-                <w:rFonts w:asciiTheme="minorHAnsi" w:hAnsiTheme="minorHAnsi"/>
-                <w:color w:val="auto"/>
-              </w:rPr>
-              <w:t>Alta</w:t>
-            </w:r>
-          </w:p>
-        </w:tc>
-      </w:tr>
-      <w:tr>
-        <w:tc>
-          <w:tcPr>
-            <w:tcW w:w="1728" w:type="dxa"/>
-          </w:tcPr>
-          <w:p>
-            <w:pPr>
-              <w:rPr>
-                <w:rFonts w:asciiTheme="minorHAnsi" w:hAnsiTheme="minorHAnsi"/>
-                <w:color w:val="auto"/>
-              </w:rPr>
-            </w:pPr>
-            <w:r>
-              <w:rPr>
-                <w:rFonts w:asciiTheme="minorHAnsi" w:hAnsiTheme="minorHAnsi"/>
-                <w:color w:val="auto"/>
-              </w:rPr>
-              <w:t>Falta de respaldo</w:t>
-            </w:r>
-          </w:p>
-        </w:tc>
-        <w:tc>
-          <w:tcPr>
-            <w:tcW w:w="1728" w:type="dxa"/>
-          </w:tcPr>
-          <w:p>
-            <w:pPr>
-              <w:rPr>
-                <w:rFonts w:asciiTheme="minorHAnsi" w:hAnsiTheme="minorHAnsi"/>
-                <w:color w:val="auto"/>
-              </w:rPr>
-            </w:pPr>
-            <w:r>
-              <w:rPr>
-                <w:rFonts w:asciiTheme="minorHAnsi" w:hAnsiTheme="minorHAnsi"/>
-                <w:color w:val="auto"/>
-              </w:rPr>
-              <w:t>Sistema de Bibliotecas</w:t>
-            </w:r>
-          </w:p>
-        </w:tc>
-        <w:tc>
-          <w:tcPr>
-            <w:tcW w:w="1728" w:type="dxa"/>
-          </w:tcPr>
-          <w:p>
-            <w:pPr>
-              <w:rPr>
-                <w:rFonts w:asciiTheme="minorHAnsi" w:hAnsiTheme="minorHAnsi"/>
-                <w:color w:val="auto"/>
-              </w:rPr>
-            </w:pPr>
-            <w:r>
-              <w:rPr>
-                <w:rFonts w:asciiTheme="minorHAnsi" w:hAnsiTheme="minorHAnsi"/>
-                <w:color w:val="auto"/>
-              </w:rPr>
-              <w:t>Implementar respaldo automático</w:t>
-            </w:r>
-          </w:p>
-        </w:tc>
-        <w:tc>
-          <w:tcPr>
-            <w:tcW w:w="1728" w:type="dxa"/>
-          </w:tcPr>
-          <w:p>
-            <w:pPr>
-              <w:rPr>
-                <w:rFonts w:asciiTheme="minorHAnsi" w:hAnsiTheme="minorHAnsi"/>
-                <w:color w:val="auto"/>
-              </w:rPr>
-            </w:pPr>
-            <w:r>
-              <w:rPr>
-                <w:rFonts w:asciiTheme="minorHAnsi" w:hAnsiTheme="minorHAnsi"/>
-                <w:color w:val="auto"/>
-              </w:rPr>
-              <w:t>Biblioteca Central</w:t>
-            </w:r>
-          </w:p>
-        </w:tc>
-        <w:tc>
-          <w:tcPr>
-            <w:tcW w:w="1728" w:type="dxa"/>
-          </w:tcPr>
-          <w:p>
-            <w:pPr>
-              <w:rPr>
-                <w:rFonts w:asciiTheme="minorHAnsi" w:hAnsiTheme="minorHAnsi"/>
-                <w:color w:val="auto"/>
-              </w:rPr>
-            </w:pPr>
-            <w:r>
-              <w:rPr>
-                <w:rFonts w:asciiTheme="minorHAnsi" w:hAnsiTheme="minorHAnsi"/>
-                <w:color w:val="auto"/>
-              </w:rPr>
-              <w:t>Alta</w:t>
-            </w:r>
-          </w:p>
-        </w:tc>
-      </w:tr>
-    </w:tbl>
-    <w:p>
-      <w:pPr>
-        <w:rPr>
-          <w:rFonts w:asciiTheme="minorHAnsi" w:hAnsiTheme="minorHAnsi"/>
-          <w:color w:val="auto"/>
-        </w:rPr>
-      </w:pPr>
-    </w:p>
-    <w:p>
-      <w:pPr>
-        <w:keepNext/>
-        <w:keepLines/>
-        <w:spacing w:before="200" w:after="0"/>
-        <w:outlineLvl w:val="1"/>
-        <w:rPr>
-          <w:rFonts w:asciiTheme="majorHAnsi" w:eastAsiaTheme="majorEastAsia" w:hAnsiTheme="majorHAnsi" w:cstheme="majorBidi"/>
-          <w:b/>
-          <w:bCs/>
-          <w:color w:val="4F81BD" w:themeColor="accent1"/>
-          <w:sz w:val="26"/>
-          <w:szCs w:val="26"/>
-        </w:rPr>
-      </w:pPr>
-      <w:bookmarkStart w:id="11" w:name="_Toc221820030"/>
-      <w:r>
-        <w:rPr>
-          <w:rFonts w:asciiTheme="majorHAnsi" w:eastAsiaTheme="majorEastAsia" w:hAnsiTheme="majorHAnsi" w:cstheme="majorBidi"/>
-          <w:b/>
-          <w:bCs/>
-          <w:color w:val="4F81BD" w:themeColor="accent1"/>
-          <w:sz w:val="26"/>
-          <w:szCs w:val="26"/>
-        </w:rPr>
-        <w:t>2.7 Ejemplo de Informe Estructurado</w:t>
-      </w:r>
-      <w:bookmarkEnd w:id="11"/>
-    </w:p>
-    <w:p>
-      <w:pPr>
-        <w:keepNext/>
-        <w:keepLines/>
-        <w:spacing w:before="200" w:after="0"/>
-        <w:outlineLvl w:val="2"/>
-        <w:rPr>
-          <w:rFonts w:asciiTheme="majorHAnsi" w:eastAsiaTheme="majorEastAsia" w:hAnsiTheme="majorHAnsi" w:cstheme="majorBidi"/>
-          <w:b/>
-          <w:bCs/>
-          <w:color w:val="4F81BD" w:themeColor="accent1"/>
-        </w:rPr>
-      </w:pPr>
-      <w:bookmarkStart w:id="12" w:name="_Toc221820031"/>
-      <w:r>
-        <w:rPr>
-          <w:rFonts w:asciiTheme="majorHAnsi" w:eastAsiaTheme="majorEastAsia" w:hAnsiTheme="majorHAnsi" w:cstheme="majorBidi"/>
-          <w:b/>
-          <w:bCs/>
-          <w:color w:val="4F81BD" w:themeColor="accent1"/>
-        </w:rPr>
-        <w:t>Breve ejemplo de informe estructurado</w:t>
-      </w:r>
-      <w:bookmarkEnd w:id="12"/>
-    </w:p>
-    <w:p>
-      <w:pPr>
-        <w:rPr>
-          <w:rFonts w:asciiTheme="minorHAnsi" w:hAnsiTheme="minorHAnsi"/>
-          <w:color w:val="auto"/>
-        </w:rPr>
-      </w:pPr>
-      <w:r>
-        <w:rPr>
-          <w:rFonts w:asciiTheme="minorHAnsi" w:hAnsiTheme="minorHAnsi"/>
-          <w:color w:val="auto"/>
-        </w:rPr>
-        <w:tab/>
-        <w:t>- Priorizar la mejora de calidad y seguridad en las fuentes críticas.</w:t>
-      </w:r>
-    </w:p>
-    <w:p>
-      <w:pPr>
-        <w:rPr>
-          <w:rFonts w:asciiTheme="minorHAnsi" w:hAnsiTheme="minorHAnsi"/>
-          <w:color w:val="auto"/>
-        </w:rPr>
-      </w:pPr>
-      <w:r>
-        <w:rPr>
-          <w:rFonts w:asciiTheme="minorHAnsi" w:hAnsiTheme="minorHAnsi"/>
-          <w:color w:val="auto"/>
-        </w:rPr>
-        <w:tab/>
-        <w:t>- Establecer procesos de respaldo y validación de datos.</w:t>
-      </w:r>
-    </w:p>
-    <w:p>
-      <w:pPr>
-        <w:rPr>
-          <w:rFonts w:asciiTheme="minorHAnsi" w:hAnsiTheme="minorHAnsi"/>
-          <w:color w:val="auto"/>
-        </w:rPr>
-      </w:pPr>
-      <w:r>
-        <w:rPr>
-          <w:rFonts w:asciiTheme="minorHAnsi" w:hAnsiTheme="minorHAnsi"/>
-          <w:color w:val="auto"/>
-        </w:rPr>
-        <w:tab/>
-        <w:t>- Implementar controles de acceso y autenticación.</w:t>
-      </w:r>
-    </w:p>
-    <w:p>
-      <w:pPr>
-        <w:rPr>
-          <w:rFonts w:asciiTheme="minorHAnsi" w:hAnsiTheme="minorHAnsi"/>
-          <w:color w:val="auto"/>
-        </w:rPr>
-      </w:pPr>
-      <w:r>
-        <w:rPr>
-          <w:rFonts w:asciiTheme="minorHAnsi" w:hAnsiTheme="minorHAnsi"/>
-          <w:color w:val="auto"/>
-        </w:rPr>
-        <w:tab/>
-        <w:t>- Estas acciones permitirán una gestión de datos más eficiente y segura.</w:t>
-      </w:r>
-    </w:p>
-    <w:p>
-      <w:pPr>
-        <w:rPr>
-          <w:rFonts w:asciiTheme="minorHAnsi" w:hAnsiTheme="minorHAnsi"/>
-          <w:color w:val="auto"/>
-        </w:rPr>
-      </w:pPr>
-    </w:p>
-    <w:p>
-      <w:pPr>
-        <w:rPr>
-          <w:rFonts w:asciiTheme="minorHAnsi" w:hAnsiTheme="minorHAnsi"/>
-          <w:color w:val="auto"/>
-        </w:rPr>
-      </w:pPr>
-      <w:r>
-        <w:rPr>
-          <w:rFonts w:asciiTheme="minorHAnsi" w:hAnsiTheme="minorHAnsi"/>
-          <w:color w:val="auto"/>
-        </w:rPr>
-        <w:t>Un informe estructurado debe incluir:</w:t>
-      </w:r>
-    </w:p>
-    <w:p>
-      <w:pPr>
-        <w:numPr>
-          <w:ilvl w:val="0"/>
-          <w:numId w:val="1"/>
-        </w:numPr>
-        <w:contextualSpacing/>
-        <w:rPr>
-          <w:rFonts w:asciiTheme="minorHAnsi" w:hAnsiTheme="minorHAnsi"/>
-          <w:color w:val="auto"/>
-        </w:rPr>
-      </w:pPr>
-      <w:r>
-        <w:rPr>
-          <w:rFonts w:asciiTheme="minorHAnsi" w:hAnsiTheme="minorHAnsi"/>
-          <w:color w:val="auto"/>
-        </w:rPr>
-        <w:t>Portada con título, fecha, responsable y área.</w:t>
-      </w:r>
-    </w:p>
-    <w:p>
-      <w:pPr>
-        <w:numPr>
-          <w:ilvl w:val="0"/>
-          <w:numId w:val="1"/>
-        </w:numPr>
-        <w:contextualSpacing/>
-        <w:rPr>
-          <w:rFonts w:asciiTheme="minorHAnsi" w:hAnsiTheme="minorHAnsi"/>
-          <w:color w:val="auto"/>
-        </w:rPr>
-      </w:pPr>
-      <w:r>
-        <w:rPr>
-          <w:rFonts w:asciiTheme="minorHAnsi" w:hAnsiTheme="minorHAnsi"/>
-          <w:color w:val="auto"/>
-        </w:rPr>
-        <w:t>Resumen ejecutivo de los principales hallazgos y objetivos.</w:t>
-      </w:r>
-    </w:p>
-    <w:p>
-      <w:pPr>
-        <w:numPr>
-          <w:ilvl w:val="0"/>
-          <w:numId w:val="1"/>
-        </w:numPr>
-        <w:contextualSpacing/>
-        <w:rPr>
-          <w:rFonts w:asciiTheme="minorHAnsi" w:hAnsiTheme="minorHAnsi"/>
-          <w:color w:val="auto"/>
-        </w:rPr>
-      </w:pPr>
-      <w:r>
-        <w:rPr>
-          <w:rFonts w:asciiTheme="minorHAnsi" w:hAnsiTheme="minorHAnsi"/>
-          <w:color w:val="auto"/>
-        </w:rPr>
-        <w:t>Inventario de fuentes de datos institucionales (nombre, responsable, sistema origen, periodicidad).</w:t>
-      </w:r>
-    </w:p>
-    <w:p>
-      <w:pPr>
-        <w:numPr>
-          <w:ilvl w:val="0"/>
-          <w:numId w:val="1"/>
-        </w:numPr>
-        <w:contextualSpacing/>
-        <w:rPr>
-          <w:rFonts w:asciiTheme="minorHAnsi" w:hAnsiTheme="minorHAnsi"/>
-          <w:color w:val="auto"/>
-        </w:rPr>
-      </w:pPr>
-      <w:r>
-        <w:rPr>
-          <w:rFonts w:asciiTheme="minorHAnsi" w:hAnsiTheme="minorHAnsi"/>
-          <w:color w:val="auto"/>
-        </w:rPr>
-        <w:t>Evaluación de calidad y riesgos (completitud, consistencia, actualidad, riesgos principales).</w:t>
-      </w:r>
-    </w:p>
-    <w:p>
-      <w:pPr>
-        <w:numPr>
-          <w:ilvl w:val="0"/>
-          <w:numId w:val="1"/>
-        </w:numPr>
-        <w:contextualSpacing/>
-        <w:rPr>
-          <w:rFonts w:asciiTheme="minorHAnsi" w:hAnsiTheme="minorHAnsi"/>
-          <w:color w:val="auto"/>
-        </w:rPr>
-      </w:pPr>
-      <w:r>
-        <w:rPr>
-          <w:rFonts w:asciiTheme="minorHAnsi" w:hAnsiTheme="minorHAnsi"/>
-          <w:color w:val="auto"/>
-        </w:rPr>
-        <w:t>Acciones recomendadas y cronograma de implementación.</w:t>
-      </w:r>
-    </w:p>
-    <w:p>
-      <w:pPr>
-        <w:numPr>
-          <w:ilvl w:val="0"/>
-          <w:numId w:val="1"/>
-        </w:numPr>
-        <w:contextualSpacing/>
-        <w:rPr>
-          <w:rFonts w:asciiTheme="minorHAnsi" w:hAnsiTheme="minorHAnsi"/>
-          <w:color w:val="auto"/>
-        </w:rPr>
-      </w:pPr>
-      <w:r>
-        <w:rPr>
-          <w:rFonts w:asciiTheme="minorHAnsi" w:hAnsiTheme="minorHAnsi"/>
-          <w:color w:val="auto"/>
-        </w:rPr>
-        <w:t>Evidencias y bitácoras de procesos realizados.</w:t>
-      </w:r>
-    </w:p>
-    <w:p>
-      <w:pPr>
-        <w:numPr>
-          <w:ilvl w:val="0"/>
-          <w:numId w:val="1"/>
-        </w:numPr>
-        <w:contextualSpacing/>
-        <w:rPr>
-          <w:rFonts w:asciiTheme="minorHAnsi" w:hAnsiTheme="minorHAnsi"/>
-          <w:color w:val="auto"/>
-        </w:rPr>
-      </w:pPr>
-      <w:r>
-        <w:rPr>
-          <w:rFonts w:asciiTheme="minorHAnsi" w:hAnsiTheme="minorHAnsi"/>
-          <w:color w:val="auto"/>
-        </w:rPr>
-        <w:t>Recomendaciones finales para la mejora continua.</w:t>
-      </w:r>
-    </w:p>
-    <w:p>
-      <w:pPr>
-        <w:rPr>
-          <w:rFonts w:asciiTheme="minorHAnsi" w:hAnsiTheme="minorHAnsi"/>
-          <w:color w:val="auto"/>
-        </w:rPr>
-      </w:pPr>
-    </w:p>
-    <w:p>
-      <w:pPr>
-        <w:rPr>
-          <w:rFonts w:asciiTheme="minorHAnsi" w:hAnsiTheme="minorHAnsi"/>
-          <w:color w:val="auto"/>
-        </w:rPr>
-      </w:pPr>
-      <w:r>
-        <w:rPr>
-          <w:rFonts w:asciiTheme="minorHAnsi" w:hAnsiTheme="minorHAnsi"/>
-          <w:color w:val="auto"/>
-        </w:rPr>
-        <w:t>Cada sección debe estar claramente identificada y contener datos específicos, tablas, gráficos o matrices según corresponda.</w:t>
-      </w:r>
-    </w:p>
-    <w:p>
-      <w:pPr>
-        <w:rPr>
-          <w:rFonts w:asciiTheme="minorHAnsi" w:hAnsiTheme="minorHAnsi"/>
-          <w:color w:val="auto"/>
-        </w:rPr>
-      </w:pPr>
-      <w:r>
-        <w:rPr>
-          <w:rFonts w:asciiTheme="minorHAnsi" w:hAnsiTheme="minorHAnsi"/>
-          <w:color w:val="auto"/>
-        </w:rPr>
-        <w:t>Se sugiere incluir anexos con documentación adicional relevante.</w:t>
-      </w:r>
-    </w:p>
-    <w:p>
-      <w:pPr>
-        <w:rPr>
-          <w:rFonts w:asciiTheme="minorHAnsi" w:hAnsiTheme="minorHAnsi"/>
-          <w:color w:val="auto"/>
-        </w:rPr>
-      </w:pPr>
-    </w:p>
-    <w:p>
-      <w:pPr>
-        <w:keepNext/>
-        <w:keepLines/>
-        <w:spacing w:before="200" w:after="0"/>
-        <w:outlineLvl w:val="1"/>
-        <w:rPr>
-          <w:rFonts w:asciiTheme="majorHAnsi" w:eastAsiaTheme="majorEastAsia" w:hAnsiTheme="majorHAnsi" w:cstheme="majorBidi"/>
-          <w:b/>
-          <w:bCs/>
-          <w:color w:val="4F81BD" w:themeColor="accent1"/>
-          <w:sz w:val="26"/>
-          <w:szCs w:val="26"/>
-        </w:rPr>
-      </w:pPr>
-      <w:bookmarkStart w:id="13" w:name="_Toc221820032"/>
-      <w:r>
-        <w:rPr>
-          <w:rFonts w:asciiTheme="majorHAnsi" w:eastAsiaTheme="majorEastAsia" w:hAnsiTheme="majorHAnsi" w:cstheme="majorBidi"/>
-          <w:b/>
-          <w:bCs/>
-          <w:color w:val="4F81BD" w:themeColor="accent1"/>
-          <w:sz w:val="26"/>
-          <w:szCs w:val="26"/>
-        </w:rPr>
-        <w:t>2.</w:t>
-      </w:r>
-      <w:r>
-        <w:rPr>
-          <w:rFonts w:asciiTheme="majorHAnsi" w:eastAsiaTheme="majorEastAsia" w:hAnsiTheme="majorHAnsi" w:cstheme="majorBidi"/>
-          <w:b/>
-          <w:bCs/>
-          <w:color w:val="4F81BD" w:themeColor="accent1"/>
-          <w:sz w:val="26"/>
-          <w:szCs w:val="26"/>
-        </w:rPr>
-        <w:t>8</w:t>
-      </w:r>
-      <w:r>
-        <w:rPr>
-          <w:rFonts w:asciiTheme="majorHAnsi" w:eastAsiaTheme="majorEastAsia" w:hAnsiTheme="majorHAnsi" w:cstheme="majorBidi"/>
-          <w:b/>
-          <w:bCs/>
-          <w:color w:val="4F81BD" w:themeColor="accent1"/>
-          <w:sz w:val="26"/>
-          <w:szCs w:val="26"/>
-        </w:rPr>
-        <w:t xml:space="preserve"> Matriz Visual de Riesgos</w:t>
-      </w:r>
-      <w:bookmarkEnd w:id="13"/>
-    </w:p>
-    <w:p>
-      <w:pPr>
-        <w:rPr>
-          <w:rFonts w:asciiTheme="minorHAnsi" w:hAnsiTheme="minorHAnsi"/>
-          <w:color w:val="auto"/>
-        </w:rPr>
-      </w:pPr>
-    </w:p>
-    <w:p>
-      <w:pPr>
-        <w:rPr>
-          <w:rFonts w:asciiTheme="minorHAnsi" w:hAnsiTheme="minorHAnsi"/>
-          <w:color w:val="auto"/>
-        </w:rPr>
-      </w:pPr>
-      <w:r>
-        <w:rPr>
-          <w:rFonts w:asciiTheme="minorHAnsi" w:hAnsiTheme="minorHAnsi"/>
-          <w:noProof/>
-          <w:color w:val="auto"/>
-        </w:rPr>
-        <w:drawing>
-          <wp:inline distT="0" distB="0" distL="0" distR="0" wp14:anchorId="70C4291F" wp14:editId="4B23C987">
-            <wp:extent cx="5943600" cy="1003300"/>
-            <wp:effectExtent l="0" t="0" r="0" b="6350"/>
-            <wp:docPr id="1560390585" name="Imagen 1" descr="Interfaz de usuario gráfica, Aplicación&#10;&#10;El contenido generado por IA puede ser incorrecto."/>
-            <wp:cNvGraphicFramePr>
-              <a:graphicFrameLocks xmlns:a="http://schemas.openxmlformats.org/drawingml/2006/main" noChangeAspect="1"/>
-            </wp:cNvGraphicFramePr>
-            <a:graphic xmlns:a="http://schemas.openxmlformats.org/drawingml/2006/main">
-              <a:graphicData uri="http://schemas.openxmlformats.org/drawingml/2006/picture">
-                <pic:pic xmlns:pic="http://schemas.openxmlformats.org/drawingml/2006/picture">
-                  <pic:nvPicPr>
-                    <pic:cNvPr id="1560390585" name="Imagen 1" descr="Interfaz de usuario gráfica, Aplicación&#10;&#10;El contenido generado por IA puede ser incorrecto."/>
-                    <pic:cNvPicPr/>
-                  </pic:nvPicPr>
-                  <pic:blipFill>
-                    <a:blip r:embed="rId9"/>
-                    <a:stretch>
-                      <a:fillRect/>
-                    </a:stretch>
-                  </pic:blipFill>
-                  <pic:spPr>
-                    <a:xfrm>
-                      <a:off x="0" y="0"/>
-                      <a:ext cx="5943600" cy="1003300"/>
-                    </a:xfrm>
-                    <a:prstGeom prst="rect">
-                      <a:avLst/>
-                    </a:prstGeom>
-                  </pic:spPr>
-                </pic:pic>
-              </a:graphicData>
-            </a:graphic>
-          </wp:inline>
-        </w:drawing>
-      </w:r>
-    </w:p>
-    <w:p>
-      <w:pPr>
-        <w:rPr>
-          <w:rFonts w:asciiTheme="minorHAnsi" w:hAnsiTheme="minorHAnsi"/>
-          <w:color w:val="auto"/>
-        </w:rPr>
-      </w:pPr>
-    </w:p>
-    <w:p>
-      <w:pPr>
-        <w:jc w:val="center"/>
-        <w:rPr>
-          <w:rFonts w:asciiTheme="minorHAnsi" w:hAnsiTheme="minorHAnsi"/>
-          <w:color w:val="auto"/>
-        </w:rPr>
-      </w:pPr>
-      <w:r>
-        <w:rPr>
-          <w:rFonts w:asciiTheme="minorHAnsi" w:hAnsiTheme="minorHAnsi"/>
-          <w:noProof/>
-          <w:color w:val="auto"/>
-        </w:rPr>
-        <w:drawing>
-          <wp:inline distT="0" distB="0" distL="0" distR="0" wp14:anchorId="0F326546" wp14:editId="5A638692">
-            <wp:extent cx="1741657" cy="4983480"/>
-            <wp:effectExtent l="0" t="0" r="0" b="7620"/>
-            <wp:docPr id="1253413742" name="Imagen 1" descr="Diagrama&#10;&#10;El contenido generado por IA puede ser incorrecto."/>
-            <wp:cNvGraphicFramePr>
-              <a:graphicFrameLocks xmlns:a="http://schemas.openxmlformats.org/drawingml/2006/main" noChangeAspect="1"/>
-            </wp:cNvGraphicFramePr>
-            <a:graphic xmlns:a="http://schemas.openxmlformats.org/drawingml/2006/main">
-              <a:graphicData uri="http://schemas.openxmlformats.org/drawingml/2006/picture">
-                <pic:pic xmlns:pic="http://schemas.openxmlformats.org/drawingml/2006/picture">
-                  <pic:nvPicPr>
-                    <pic:cNvPr id="1253413742" name="Imagen 1" descr="Diagrama&#10;&#10;El contenido generado por IA puede ser incorrecto."/>
-                    <pic:cNvPicPr/>
-                  </pic:nvPicPr>
-                  <pic:blipFill>
-                    <a:blip r:embed="rId10"/>
-                    <a:stretch>
-                      <a:fillRect/>
-                    </a:stretch>
-                  </pic:blipFill>
-                  <pic:spPr>
-                    <a:xfrm>
-                      <a:off x="0" y="0"/>
-                      <a:ext cx="1741808" cy="4983912"/>
-                    </a:xfrm>
-                    <a:prstGeom prst="rect">
-                      <a:avLst/>
-                    </a:prstGeom>
-                  </pic:spPr>
-                </pic:pic>
-              </a:graphicData>
-            </a:graphic>
-          </wp:inline>
-        </w:drawing>
-      </w:r>
-    </w:p>
-    <w:p>
-      <w:pPr>
-        <w:rPr>
-          <w:rFonts w:asciiTheme="minorHAnsi" w:hAnsiTheme="minorHAnsi"/>
-          <w:color w:val="auto"/>
-        </w:rPr>
-      </w:pPr>
-    </w:p>
-    <w:p>
-      <w:pPr>
-        <w:rPr>
-          <w:rFonts w:asciiTheme="minorHAnsi" w:hAnsiTheme="minorHAnsi"/>
-          <w:color w:val="auto"/>
-        </w:rPr>
-      </w:pPr>
-      <w:r>
-        <w:rPr>
-          <w:rFonts w:asciiTheme="minorHAnsi" w:hAnsiTheme="minorHAnsi"/>
-          <w:color w:val="auto"/>
-        </w:rPr>
-        <w:t>Sección 1:</w:t>
-      </w:r>
-      <w:r>
-        <w:rPr>
-          <w:rFonts w:asciiTheme="minorHAnsi" w:hAnsiTheme="minorHAnsi"/>
-          <w:color w:val="auto"/>
-        </w:rPr>
-        <w:t xml:space="preserve"> </w:t>
-      </w:r>
-      <w:r>
-        <w:rPr>
-          <w:rFonts w:asciiTheme="minorHAnsi" w:hAnsiTheme="minorHAnsi"/>
-          <w:color w:val="auto"/>
-        </w:rPr>
-        <w:t>Inventario de fuentes de datos</w:t>
-      </w:r>
-    </w:p>
-    <w:p>
-      <w:pPr>
-        <w:rPr>
-          <w:rFonts w:asciiTheme="minorHAnsi" w:hAnsiTheme="minorHAnsi"/>
-          <w:color w:val="auto"/>
-        </w:rPr>
-      </w:pPr>
-      <w:r>
-        <w:rPr>
-          <w:rFonts w:asciiTheme="minorHAnsi" w:hAnsiTheme="minorHAnsi"/>
-          <w:color w:val="auto"/>
-        </w:rPr>
-        <w:t>Sección 2: Evaluación de calidad y riesgos</w:t>
-      </w:r>
-    </w:p>
-    <w:p>
-      <w:pPr>
-        <w:rPr>
-          <w:rFonts w:asciiTheme="minorHAnsi" w:hAnsiTheme="minorHAnsi"/>
-          <w:color w:val="auto"/>
-        </w:rPr>
-      </w:pPr>
-      <w:r>
-        <w:rPr>
-          <w:rFonts w:asciiTheme="minorHAnsi" w:hAnsiTheme="minorHAnsi"/>
-          <w:color w:val="auto"/>
-        </w:rPr>
-        <w:t>Sección 3: Acciones recomendadas y cronograma</w:t>
-      </w:r>
-    </w:p>
-    <w:p>
-      <w:pPr>
-        <w:rPr>
-          <w:rFonts w:asciiTheme="minorHAnsi" w:hAnsiTheme="minorHAnsi"/>
-          <w:color w:val="auto"/>
-        </w:rPr>
-      </w:pPr>
-      <w:r>
-        <w:rPr>
-          <w:rFonts w:asciiTheme="minorHAnsi" w:hAnsiTheme="minorHAnsi"/>
-          <w:color w:val="auto"/>
-        </w:rPr>
-        <w:t>Sección 4: Evidencias y bitácoras de procesos</w:t>
-      </w:r>
-    </w:p>
-    <w:p>
-      <w:pPr>
-        <w:rPr>
-          <w:rFonts w:asciiTheme="minorHAnsi" w:hAnsiTheme="minorHAnsi"/>
-          <w:color w:val="auto"/>
-        </w:rPr>
-      </w:pPr>
-      <w:r>
-        <w:rPr>
-          <w:rFonts w:asciiTheme="minorHAnsi" w:hAnsiTheme="minorHAnsi"/>
-          <w:color w:val="auto"/>
-        </w:rPr>
-        <w:t>Sección 5: Recomendaciones finales</w:t>
-      </w:r>
-    </w:p>
-    <w:p>
-      <w:pPr>
-        <w:rPr>
-          <w:rFonts w:asciiTheme="minorHAnsi" w:hAnsiTheme="minorHAnsi"/>
-          <w:color w:val="auto"/>
-        </w:rPr>
-      </w:pPr>
-      <w:r>
-        <w:rPr>
-          <w:rFonts w:asciiTheme="minorHAnsi" w:hAnsiTheme="minorHAnsi"/>
-          <w:color w:val="auto"/>
-        </w:rPr>
-        <w:t>Identificación y listado de fuentes de datos institucionales.</w:t>
-      </w:r>
-    </w:p>
-    <w:p>
-      <w:pPr>
-        <w:ind w:firstLine="720"/>
-        <w:rPr>
-          <w:rFonts w:asciiTheme="minorHAnsi" w:hAnsiTheme="minorHAnsi"/>
-          <w:color w:val="auto"/>
-        </w:rPr>
-      </w:pPr>
-      <w:r>
-        <w:rPr>
-          <w:rFonts w:asciiTheme="minorHAnsi" w:hAnsiTheme="minorHAnsi"/>
-          <w:color w:val="auto"/>
-        </w:rPr>
-        <w:t>- Reunión con responsables de cada fuente para obtener información relevante.</w:t>
-      </w:r>
-    </w:p>
-    <w:p>
-      <w:pPr>
-        <w:rPr>
-          <w:rFonts w:asciiTheme="minorHAnsi" w:hAnsiTheme="minorHAnsi"/>
-          <w:color w:val="auto"/>
-        </w:rPr>
-      </w:pPr>
-      <w:r>
-        <w:rPr>
-          <w:rFonts w:asciiTheme="minorHAnsi" w:hAnsiTheme="minorHAnsi"/>
-          <w:color w:val="auto"/>
-        </w:rPr>
-        <w:tab/>
-        <w:t>- Evaluación preliminar de la calidad de los datos (completitud, consistencia, actualidad).</w:t>
-      </w:r>
-    </w:p>
-    <w:p>
-      <w:pPr>
-        <w:ind w:left="720"/>
-        <w:rPr>
-          <w:rFonts w:asciiTheme="minorHAnsi" w:hAnsiTheme="minorHAnsi"/>
-          <w:color w:val="auto"/>
-        </w:rPr>
-      </w:pPr>
-      <w:r>
-        <w:rPr>
-          <w:rFonts w:asciiTheme="minorHAnsi" w:hAnsiTheme="minorHAnsi"/>
-          <w:color w:val="auto"/>
-        </w:rPr>
-        <w:t>- Detección de posibles riesgos asociados a los datos (duplicidad, falta de respaldo, accesos no controlados).</w:t>
-      </w:r>
-    </w:p>
-    <w:p>
-      <w:pPr>
-        <w:rPr>
-          <w:rFonts w:asciiTheme="minorHAnsi" w:hAnsiTheme="minorHAnsi"/>
-          <w:color w:val="auto"/>
-        </w:rPr>
-      </w:pPr>
-      <w:r>
-        <w:rPr>
-          <w:rFonts w:asciiTheme="minorHAnsi" w:hAnsiTheme="minorHAnsi"/>
-          <w:color w:val="auto"/>
-        </w:rPr>
-        <w:tab/>
-        <w:t>- Documentación del inventario de fuentes, responsables y sistemas origen.</w:t>
-      </w:r>
-    </w:p>
-    <w:p>
-      <w:pPr>
-        <w:rPr>
-          <w:rFonts w:asciiTheme="minorHAnsi" w:hAnsiTheme="minorHAnsi"/>
-          <w:color w:val="auto"/>
-        </w:rPr>
-      </w:pPr>
-      <w:r>
-        <w:rPr>
-          <w:rFonts w:asciiTheme="minorHAnsi" w:hAnsiTheme="minorHAnsi"/>
-          <w:color w:val="auto"/>
-        </w:rPr>
-        <w:tab/>
-        <w:t>- Definición de criterios de priorización para la atención de fuentes críticas.</w:t>
-      </w:r>
-    </w:p>
-    <w:p>
-      <w:pPr>
-        <w:rPr>
-          <w:rFonts w:asciiTheme="minorHAnsi" w:hAnsiTheme="minorHAnsi"/>
-          <w:color w:val="auto"/>
-        </w:rPr>
-      </w:pPr>
-      <w:r>
-        <w:rPr>
-          <w:rFonts w:asciiTheme="minorHAnsi" w:hAnsiTheme="minorHAnsi"/>
-          <w:color w:val="auto"/>
-        </w:rPr>
-        <w:tab/>
-        <w:t>- Establecimiento de reglas de validación y depuración de datos.</w:t>
-      </w:r>
-    </w:p>
-    <w:p>
-      <w:pPr>
-        <w:rPr>
-          <w:rFonts w:asciiTheme="minorHAnsi" w:hAnsiTheme="minorHAnsi"/>
-          <w:color w:val="auto"/>
-        </w:rPr>
-      </w:pPr>
-      <w:r>
-        <w:rPr>
-          <w:rFonts w:asciiTheme="minorHAnsi" w:hAnsiTheme="minorHAnsi"/>
-          <w:color w:val="auto"/>
-        </w:rPr>
-        <w:tab/>
-        <w:t>- Registro de bitácoras y evidencias de los procesos implementados.</w:t>
-      </w:r>
-    </w:p>
-    <w:p>
-      <w:pPr>
-        <w:rPr>
-          <w:rFonts w:asciiTheme="minorHAnsi" w:hAnsiTheme="minorHAnsi"/>
-          <w:color w:val="auto"/>
-        </w:rPr>
-      </w:pPr>
-      <w:r>
-        <w:rPr>
-          <w:rFonts w:asciiTheme="minorHAnsi" w:hAnsiTheme="minorHAnsi"/>
-          <w:color w:val="auto"/>
-        </w:rPr>
-        <w:tab/>
-        <w:t>- Propuesta de mecanismos de seguridad y respaldo.</w:t>
-      </w:r>
-    </w:p>
-    <w:p>
-      <w:pPr>
-        <w:rPr>
-          <w:rFonts w:asciiTheme="minorHAnsi" w:hAnsiTheme="minorHAnsi"/>
-          <w:color w:val="auto"/>
-        </w:rPr>
-      </w:pPr>
-    </w:p>
-    <w:p>
-      <w:pPr>
-        <w:rPr>
-          <w:rFonts w:asciiTheme="minorHAnsi" w:hAnsiTheme="minorHAnsi"/>
-          <w:color w:val="auto"/>
-        </w:rPr>
-      </w:pPr>
-      <w:r>
-        <w:rPr>
-          <w:rFonts w:asciiTheme="minorHAnsi" w:hAnsiTheme="minorHAnsi"/>
-          <w:color w:val="auto"/>
-        </w:rPr>
-        <w:t>IMPORTANTE:</w:t>
-      </w:r>
-    </w:p>
-    <w:p>
-      <w:pPr>
-        <w:rPr>
-          <w:rFonts w:asciiTheme="minorHAnsi" w:hAnsiTheme="minorHAnsi"/>
-          <w:color w:val="auto"/>
-        </w:rPr>
-      </w:pPr>
-      <w:r>
-        <w:rPr>
-          <w:rFonts w:asciiTheme="minorHAnsi" w:hAnsiTheme="minorHAnsi"/>
-          <w:color w:val="auto"/>
-        </w:rPr>
-        <w:t xml:space="preserve">Se recomienda mantener comunicación continua con los responsables de cada fuente de datos para asegurar la actualización y calidad de la información. </w:t>
-      </w:r>
-    </w:p>
-    <w:p>
-      <w:pPr>
-        <w:rPr>
-          <w:rFonts w:asciiTheme="minorHAnsi" w:hAnsiTheme="minorHAnsi"/>
-          <w:color w:val="auto"/>
-        </w:rPr>
-      </w:pPr>
-    </w:p>
-    <w:p>
-      <w:pPr>
-        <w:rPr>
-          <w:rFonts w:asciiTheme="minorHAnsi" w:hAnsiTheme="minorHAnsi"/>
-          <w:color w:val="auto"/>
-        </w:rPr>
-      </w:pPr>
-    </w:p>
-    <w:p>
-      <w:pPr>
-        <w:rPr>
-          <w:rFonts w:asciiTheme="minorHAnsi" w:hAnsiTheme="minorHAnsi"/>
-          <w:color w:val="auto"/>
-        </w:rPr>
-      </w:pPr>
-    </w:p>
-    <w:p>
-      <w:pPr>
-        <w:rPr>
-          <w:rFonts w:asciiTheme="minorHAnsi" w:hAnsiTheme="minorHAnsi"/>
-          <w:color w:val="auto"/>
-        </w:rPr>
-      </w:pPr>
-    </w:p>
-    <w:p>
-      <w:pPr>
-        <w:rPr>
-          <w:rFonts w:asciiTheme="minorHAnsi" w:hAnsiTheme="minorHAnsi"/>
-          <w:color w:val="auto"/>
-        </w:rPr>
-      </w:pPr>
-    </w:p>
-    <w:p>
-      <w:pPr>
-        <w:rPr>
-          <w:rFonts w:asciiTheme="minorHAnsi" w:hAnsiTheme="minorHAnsi"/>
-          <w:color w:val="auto"/>
-        </w:rPr>
-      </w:pPr>
-    </w:p>
-    <w:p>
-      <w:pPr>
-        <w:rPr>
-          <w:rFonts w:asciiTheme="minorHAnsi" w:hAnsiTheme="minorHAnsi"/>
-          <w:color w:val="auto"/>
-        </w:rPr>
-      </w:pPr>
-    </w:p>
-    <w:p>
-      <w:pPr>
-        <w:rPr>
-          <w:rFonts w:asciiTheme="minorHAnsi" w:hAnsiTheme="minorHAnsi"/>
-          <w:color w:val="auto"/>
-        </w:rPr>
-      </w:pPr>
-    </w:p>
-    <w:p>
-      <w:pPr>
-        <w:keepNext/>
-        <w:keepLines/>
-        <w:spacing w:before="200" w:after="0"/>
-        <w:outlineLvl w:val="1"/>
-        <w:rPr>
-          <w:rFonts w:asciiTheme="majorHAnsi" w:eastAsiaTheme="majorEastAsia" w:hAnsiTheme="majorHAnsi" w:cstheme="majorBidi"/>
-          <w:b/>
-          <w:bCs/>
-          <w:color w:val="4F81BD" w:themeColor="accent1"/>
-          <w:sz w:val="26"/>
-          <w:szCs w:val="26"/>
-        </w:rPr>
-      </w:pPr>
-      <w:bookmarkStart w:id="14" w:name="_Toc217296775"/>
-      <w:bookmarkStart w:id="15" w:name="_Toc219739752"/>
-      <w:bookmarkStart w:id="16" w:name="_Toc221820033"/>
-      <w:r>
-        <w:rPr>
-          <w:rFonts w:asciiTheme="majorHAnsi" w:eastAsiaTheme="majorEastAsia" w:hAnsiTheme="majorHAnsi" w:cstheme="majorBidi"/>
-          <w:b/>
-          <w:bCs/>
-          <w:color w:val="4F81BD" w:themeColor="accent1"/>
-          <w:sz w:val="26"/>
-          <w:szCs w:val="26"/>
-        </w:rPr>
-        <w:t>3</w:t>
-      </w:r>
-      <w:r>
-        <w:rPr>
-          <w:rFonts w:asciiTheme="majorHAnsi" w:eastAsiaTheme="majorEastAsia" w:hAnsiTheme="majorHAnsi" w:cstheme="majorBidi"/>
-          <w:b/>
-          <w:bCs/>
-          <w:color w:val="4F81BD" w:themeColor="accent1"/>
-          <w:sz w:val="26"/>
-          <w:szCs w:val="26"/>
-        </w:rPr>
-        <w:t>. Sección de firmas</w:t>
-      </w:r>
-      <w:bookmarkEnd w:id="14"/>
-      <w:bookmarkEnd w:id="15"/>
-      <w:bookmarkEnd w:id="16"/>
     </w:p>
     <w:p>
       <w:pPr>
@@ -6883,8 +1332,8 @@
       </w:pPr>
     </w:p>
     <w:sectPr>
-      <w:headerReference w:type="default" r:id="rId11"/>
-      <w:footerReference w:type="default" r:id="rId12"/>
+      <w:headerReference w:type="default" r:id="rId9"/>
+      <w:footerReference w:type="default" r:id="rId10"/>
       <w:pgSz w:w="12240" w:h="15840"/>
       <w:pgMar w:top="2268" w:right="1440" w:bottom="2269" w:left="1440" w:header="720" w:footer="0" w:gutter="0"/>
       <w:cols w:space="720"/>
@@ -6925,8 +1374,8 @@
         <w:szCs w:val="18"/>
       </w:rPr>
     </w:pPr>
-    <w:bookmarkStart w:id="17" w:name="_Hlk195261366"/>
-    <w:bookmarkStart w:id="18" w:name="_Hlk195261367"/>
+    <w:bookmarkStart w:id="2" w:name="_Hlk195261366"/>
+    <w:bookmarkStart w:id="3" w:name="_Hlk195261367"/>
     <w:r>
       <w:rPr>
         <w:rFonts w:ascii="Noto Sans" w:hAnsi="Noto Sans" w:cs="Noto Sans"/>
@@ -7211,8 +1660,8 @@
       <w:tab/>
     </w:r>
   </w:p>
-  <w:bookmarkEnd w:id="17"/>
-  <w:bookmarkEnd w:id="18"/>
+  <w:bookmarkEnd w:id="2"/>
+  <w:bookmarkEnd w:id="3"/>
   <w:p>
     <w:pPr>
       <w:pStyle w:val="Encabezado"/>
@@ -7511,155 +1960,6 @@
     </w:lvl>
   </w:abstractNum>
   <w:abstractNum w:abstractNumId="7" w15:restartNumberingAfterBreak="0">
-    <w:nsid w:val="016110E4"/>
-    <w:multiLevelType w:val="multilevel"/>
-    <w:tmpl w:val="826E4544"/>
-    <w:lvl w:ilvl="0">
-      <w:start w:val="1"/>
-      <w:numFmt w:val="bullet"/>
-      <w:lvlText w:val=""/>
-      <w:lvlJc w:val="left"/>
-      <w:pPr>
-        <w:tabs>
-          <w:tab w:val="num" w:pos="720"/>
-        </w:tabs>
-        <w:ind w:left="720" w:hanging="360"/>
-      </w:pPr>
-      <w:rPr>
-        <w:rFonts w:ascii="Symbol" w:hAnsi="Symbol" w:hint="default"/>
-        <w:sz w:val="20"/>
-      </w:rPr>
-    </w:lvl>
-    <w:lvl w:ilvl="1" w:tentative="1">
-      <w:start w:val="1"/>
-      <w:numFmt w:val="bullet"/>
-      <w:lvlText w:val="o"/>
-      <w:lvlJc w:val="left"/>
-      <w:pPr>
-        <w:tabs>
-          <w:tab w:val="num" w:pos="1440"/>
-        </w:tabs>
-        <w:ind w:left="1440" w:hanging="360"/>
-      </w:pPr>
-      <w:rPr>
-        <w:rFonts w:ascii="Courier New" w:hAnsi="Courier New" w:hint="default"/>
-        <w:sz w:val="20"/>
-      </w:rPr>
-    </w:lvl>
-    <w:lvl w:ilvl="2" w:tentative="1">
-      <w:start w:val="1"/>
-      <w:numFmt w:val="bullet"/>
-      <w:lvlText w:val=""/>
-      <w:lvlJc w:val="left"/>
-      <w:pPr>
-        <w:tabs>
-          <w:tab w:val="num" w:pos="2160"/>
-        </w:tabs>
-        <w:ind w:left="2160" w:hanging="360"/>
-      </w:pPr>
-      <w:rPr>
-        <w:rFonts w:ascii="Wingdings" w:hAnsi="Wingdings" w:hint="default"/>
-        <w:sz w:val="20"/>
-      </w:rPr>
-    </w:lvl>
-    <w:lvl w:ilvl="3" w:tentative="1">
-      <w:start w:val="1"/>
-      <w:numFmt w:val="bullet"/>
-      <w:lvlText w:val=""/>
-      <w:lvlJc w:val="left"/>
-      <w:pPr>
-        <w:tabs>
-          <w:tab w:val="num" w:pos="2880"/>
-        </w:tabs>
-        <w:ind w:left="2880" w:hanging="360"/>
-      </w:pPr>
-      <w:rPr>
-        <w:rFonts w:ascii="Wingdings" w:hAnsi="Wingdings" w:hint="default"/>
-        <w:sz w:val="20"/>
-      </w:rPr>
-    </w:lvl>
-    <w:lvl w:ilvl="4" w:tentative="1">
-      <w:start w:val="1"/>
-      <w:numFmt w:val="bullet"/>
-      <w:lvlText w:val=""/>
-      <w:lvlJc w:val="left"/>
-      <w:pPr>
-        <w:tabs>
-          <w:tab w:val="num" w:pos="3600"/>
-        </w:tabs>
-        <w:ind w:left="3600" w:hanging="360"/>
-      </w:pPr>
-      <w:rPr>
-        <w:rFonts w:ascii="Wingdings" w:hAnsi="Wingdings" w:hint="default"/>
-        <w:sz w:val="20"/>
-      </w:rPr>
-    </w:lvl>
-    <w:lvl w:ilvl="5" w:tentative="1">
-      <w:start w:val="1"/>
-      <w:numFmt w:val="bullet"/>
-      <w:lvlText w:val=""/>
-      <w:lvlJc w:val="left"/>
-      <w:pPr>
-        <w:tabs>
-          <w:tab w:val="num" w:pos="4320"/>
-        </w:tabs>
-        <w:ind w:left="4320" w:hanging="360"/>
-      </w:pPr>
-      <w:rPr>
-        <w:rFonts w:ascii="Wingdings" w:hAnsi="Wingdings" w:hint="default"/>
-        <w:sz w:val="20"/>
-      </w:rPr>
-    </w:lvl>
-    <w:lvl w:ilvl="6" w:tentative="1">
-      <w:start w:val="1"/>
-      <w:numFmt w:val="bullet"/>
-      <w:lvlText w:val=""/>
-      <w:lvlJc w:val="left"/>
-      <w:pPr>
-        <w:tabs>
-          <w:tab w:val="num" w:pos="5040"/>
-        </w:tabs>
-        <w:ind w:left="5040" w:hanging="360"/>
-      </w:pPr>
-      <w:rPr>
-        <w:rFonts w:ascii="Wingdings" w:hAnsi="Wingdings" w:hint="default"/>
-        <w:sz w:val="20"/>
-      </w:rPr>
-    </w:lvl>
-    <w:lvl w:ilvl="7" w:tentative="1">
-      <w:start w:val="1"/>
-      <w:numFmt w:val="bullet"/>
-      <w:lvlText w:val=""/>
-      <w:lvlJc w:val="left"/>
-      <w:pPr>
-        <w:tabs>
-          <w:tab w:val="num" w:pos="5760"/>
-        </w:tabs>
-        <w:ind w:left="5760" w:hanging="360"/>
-      </w:pPr>
-      <w:rPr>
-        <w:rFonts w:ascii="Wingdings" w:hAnsi="Wingdings" w:hint="default"/>
-        <w:sz w:val="20"/>
-      </w:rPr>
-    </w:lvl>
-    <w:lvl w:ilvl="8" w:tentative="1">
-      <w:start w:val="1"/>
-      <w:numFmt w:val="bullet"/>
-      <w:lvlText w:val=""/>
-      <w:lvlJc w:val="left"/>
-      <w:pPr>
-        <w:tabs>
-          <w:tab w:val="num" w:pos="6480"/>
-        </w:tabs>
-        <w:ind w:left="6480" w:hanging="360"/>
-      </w:pPr>
-      <w:rPr>
-        <w:rFonts w:ascii="Wingdings" w:hAnsi="Wingdings" w:hint="default"/>
-        <w:sz w:val="20"/>
-      </w:rPr>
-    </w:lvl>
-  </w:abstractNum>
-  <w:abstractNum w:abstractNumId="8" w15:restartNumberingAfterBreak="0">
     <w:nsid w:val="02CA2BA5"/>
     <w:multiLevelType w:val="multilevel"/>
     <w:tmpl w:val="0DEC750A"/>
@@ -7770,6 +2070,155 @@
         </w:tabs>
         <w:ind w:left="6480" w:hanging="360"/>
       </w:pPr>
+    </w:lvl>
+  </w:abstractNum>
+  <w:abstractNum w:abstractNumId="8" w15:restartNumberingAfterBreak="0">
+    <w:nsid w:val="100B30DF"/>
+    <w:multiLevelType w:val="multilevel"/>
+    <w:tmpl w:val="F656CEF8"/>
+    <w:lvl w:ilvl="0">
+      <w:start w:val="1"/>
+      <w:numFmt w:val="bullet"/>
+      <w:lvlText w:val=""/>
+      <w:lvlJc w:val="left"/>
+      <w:pPr>
+        <w:tabs>
+          <w:tab w:val="num" w:pos="720"/>
+        </w:tabs>
+        <w:ind w:left="720" w:hanging="360"/>
+      </w:pPr>
+      <w:rPr>
+        <w:rFonts w:ascii="Symbol" w:hAnsi="Symbol" w:hint="default"/>
+        <w:sz w:val="20"/>
+      </w:rPr>
+    </w:lvl>
+    <w:lvl w:ilvl="1" w:tentative="1">
+      <w:start w:val="1"/>
+      <w:numFmt w:val="bullet"/>
+      <w:lvlText w:val="o"/>
+      <w:lvlJc w:val="left"/>
+      <w:pPr>
+        <w:tabs>
+          <w:tab w:val="num" w:pos="1440"/>
+        </w:tabs>
+        <w:ind w:left="1440" w:hanging="360"/>
+      </w:pPr>
+      <w:rPr>
+        <w:rFonts w:ascii="Courier New" w:hAnsi="Courier New" w:hint="default"/>
+        <w:sz w:val="20"/>
+      </w:rPr>
+    </w:lvl>
+    <w:lvl w:ilvl="2" w:tentative="1">
+      <w:start w:val="1"/>
+      <w:numFmt w:val="bullet"/>
+      <w:lvlText w:val=""/>
+      <w:lvlJc w:val="left"/>
+      <w:pPr>
+        <w:tabs>
+          <w:tab w:val="num" w:pos="2160"/>
+        </w:tabs>
+        <w:ind w:left="2160" w:hanging="360"/>
+      </w:pPr>
+      <w:rPr>
+        <w:rFonts w:ascii="Wingdings" w:hAnsi="Wingdings" w:hint="default"/>
+        <w:sz w:val="20"/>
+      </w:rPr>
+    </w:lvl>
+    <w:lvl w:ilvl="3" w:tentative="1">
+      <w:start w:val="1"/>
+      <w:numFmt w:val="bullet"/>
+      <w:lvlText w:val=""/>
+      <w:lvlJc w:val="left"/>
+      <w:pPr>
+        <w:tabs>
+          <w:tab w:val="num" w:pos="2880"/>
+        </w:tabs>
+        <w:ind w:left="2880" w:hanging="360"/>
+      </w:pPr>
+      <w:rPr>
+        <w:rFonts w:ascii="Wingdings" w:hAnsi="Wingdings" w:hint="default"/>
+        <w:sz w:val="20"/>
+      </w:rPr>
+    </w:lvl>
+    <w:lvl w:ilvl="4" w:tentative="1">
+      <w:start w:val="1"/>
+      <w:numFmt w:val="bullet"/>
+      <w:lvlText w:val=""/>
+      <w:lvlJc w:val="left"/>
+      <w:pPr>
+        <w:tabs>
+          <w:tab w:val="num" w:pos="3600"/>
+        </w:tabs>
+        <w:ind w:left="3600" w:hanging="360"/>
+      </w:pPr>
+      <w:rPr>
+        <w:rFonts w:ascii="Wingdings" w:hAnsi="Wingdings" w:hint="default"/>
+        <w:sz w:val="20"/>
+      </w:rPr>
+    </w:lvl>
+    <w:lvl w:ilvl="5" w:tentative="1">
+      <w:start w:val="1"/>
+      <w:numFmt w:val="bullet"/>
+      <w:lvlText w:val=""/>
+      <w:lvlJc w:val="left"/>
+      <w:pPr>
+        <w:tabs>
+          <w:tab w:val="num" w:pos="4320"/>
+        </w:tabs>
+        <w:ind w:left="4320" w:hanging="360"/>
+      </w:pPr>
+      <w:rPr>
+        <w:rFonts w:ascii="Wingdings" w:hAnsi="Wingdings" w:hint="default"/>
+        <w:sz w:val="20"/>
+      </w:rPr>
+    </w:lvl>
+    <w:lvl w:ilvl="6" w:tentative="1">
+      <w:start w:val="1"/>
+      <w:numFmt w:val="bullet"/>
+      <w:lvlText w:val=""/>
+      <w:lvlJc w:val="left"/>
+      <w:pPr>
+        <w:tabs>
+          <w:tab w:val="num" w:pos="5040"/>
+        </w:tabs>
+        <w:ind w:left="5040" w:hanging="360"/>
+      </w:pPr>
+      <w:rPr>
+        <w:rFonts w:ascii="Wingdings" w:hAnsi="Wingdings" w:hint="default"/>
+        <w:sz w:val="20"/>
+      </w:rPr>
+    </w:lvl>
+    <w:lvl w:ilvl="7" w:tentative="1">
+      <w:start w:val="1"/>
+      <w:numFmt w:val="bullet"/>
+      <w:lvlText w:val=""/>
+      <w:lvlJc w:val="left"/>
+      <w:pPr>
+        <w:tabs>
+          <w:tab w:val="num" w:pos="5760"/>
+        </w:tabs>
+        <w:ind w:left="5760" w:hanging="360"/>
+      </w:pPr>
+      <w:rPr>
+        <w:rFonts w:ascii="Wingdings" w:hAnsi="Wingdings" w:hint="default"/>
+        <w:sz w:val="20"/>
+      </w:rPr>
+    </w:lvl>
+    <w:lvl w:ilvl="8" w:tentative="1">
+      <w:start w:val="1"/>
+      <w:numFmt w:val="bullet"/>
+      <w:lvlText w:val=""/>
+      <w:lvlJc w:val="left"/>
+      <w:pPr>
+        <w:tabs>
+          <w:tab w:val="num" w:pos="6480"/>
+        </w:tabs>
+        <w:ind w:left="6480" w:hanging="360"/>
+      </w:pPr>
+      <w:rPr>
+        <w:rFonts w:ascii="Wingdings" w:hAnsi="Wingdings" w:hint="default"/>
+        <w:sz w:val="20"/>
+      </w:rPr>
     </w:lvl>
   </w:abstractNum>
   <w:abstractNum w:abstractNumId="9" w15:restartNumberingAfterBreak="0">
@@ -7999,155 +2448,6 @@
     </w:lvl>
   </w:abstractNum>
   <w:abstractNum w:abstractNumId="11" w15:restartNumberingAfterBreak="0">
-    <w:nsid w:val="44146BFB"/>
-    <w:multiLevelType w:val="multilevel"/>
-    <w:tmpl w:val="45E02C94"/>
-    <w:lvl w:ilvl="0">
-      <w:start w:val="1"/>
-      <w:numFmt w:val="bullet"/>
-      <w:lvlText w:val=""/>
-      <w:lvlJc w:val="left"/>
-      <w:pPr>
-        <w:tabs>
-          <w:tab w:val="num" w:pos="720"/>
-        </w:tabs>
-        <w:ind w:left="720" w:hanging="360"/>
-      </w:pPr>
-      <w:rPr>
-        <w:rFonts w:ascii="Symbol" w:hAnsi="Symbol" w:hint="default"/>
-        <w:sz w:val="20"/>
-      </w:rPr>
-    </w:lvl>
-    <w:lvl w:ilvl="1" w:tentative="1">
-      <w:start w:val="1"/>
-      <w:numFmt w:val="bullet"/>
-      <w:lvlText w:val="o"/>
-      <w:lvlJc w:val="left"/>
-      <w:pPr>
-        <w:tabs>
-          <w:tab w:val="num" w:pos="1440"/>
-        </w:tabs>
-        <w:ind w:left="1440" w:hanging="360"/>
-      </w:pPr>
-      <w:rPr>
-        <w:rFonts w:ascii="Courier New" w:hAnsi="Courier New" w:hint="default"/>
-        <w:sz w:val="20"/>
-      </w:rPr>
-    </w:lvl>
-    <w:lvl w:ilvl="2" w:tentative="1">
-      <w:start w:val="1"/>
-      <w:numFmt w:val="bullet"/>
-      <w:lvlText w:val=""/>
-      <w:lvlJc w:val="left"/>
-      <w:pPr>
-        <w:tabs>
-          <w:tab w:val="num" w:pos="2160"/>
-        </w:tabs>
-        <w:ind w:left="2160" w:hanging="360"/>
-      </w:pPr>
-      <w:rPr>
-        <w:rFonts w:ascii="Wingdings" w:hAnsi="Wingdings" w:hint="default"/>
-        <w:sz w:val="20"/>
-      </w:rPr>
-    </w:lvl>
-    <w:lvl w:ilvl="3" w:tentative="1">
-      <w:start w:val="1"/>
-      <w:numFmt w:val="bullet"/>
-      <w:lvlText w:val=""/>
-      <w:lvlJc w:val="left"/>
-      <w:pPr>
-        <w:tabs>
-          <w:tab w:val="num" w:pos="2880"/>
-        </w:tabs>
-        <w:ind w:left="2880" w:hanging="360"/>
-      </w:pPr>
-      <w:rPr>
-        <w:rFonts w:ascii="Wingdings" w:hAnsi="Wingdings" w:hint="default"/>
-        <w:sz w:val="20"/>
-      </w:rPr>
-    </w:lvl>
-    <w:lvl w:ilvl="4" w:tentative="1">
-      <w:start w:val="1"/>
-      <w:numFmt w:val="bullet"/>
-      <w:lvlText w:val=""/>
-      <w:lvlJc w:val="left"/>
-      <w:pPr>
-        <w:tabs>
-          <w:tab w:val="num" w:pos="3600"/>
-        </w:tabs>
-        <w:ind w:left="3600" w:hanging="360"/>
-      </w:pPr>
-      <w:rPr>
-        <w:rFonts w:ascii="Wingdings" w:hAnsi="Wingdings" w:hint="default"/>
-        <w:sz w:val="20"/>
-      </w:rPr>
-    </w:lvl>
-    <w:lvl w:ilvl="5" w:tentative="1">
-      <w:start w:val="1"/>
-      <w:numFmt w:val="bullet"/>
-      <w:lvlText w:val=""/>
-      <w:lvlJc w:val="left"/>
-      <w:pPr>
-        <w:tabs>
-          <w:tab w:val="num" w:pos="4320"/>
-        </w:tabs>
-        <w:ind w:left="4320" w:hanging="360"/>
-      </w:pPr>
-      <w:rPr>
-        <w:rFonts w:ascii="Wingdings" w:hAnsi="Wingdings" w:hint="default"/>
-        <w:sz w:val="20"/>
-      </w:rPr>
-    </w:lvl>
-    <w:lvl w:ilvl="6" w:tentative="1">
-      <w:start w:val="1"/>
-      <w:numFmt w:val="bullet"/>
-      <w:lvlText w:val=""/>
-      <w:lvlJc w:val="left"/>
-      <w:pPr>
-        <w:tabs>
-          <w:tab w:val="num" w:pos="5040"/>
-        </w:tabs>
-        <w:ind w:left="5040" w:hanging="360"/>
-      </w:pPr>
-      <w:rPr>
-        <w:rFonts w:ascii="Wingdings" w:hAnsi="Wingdings" w:hint="default"/>
-        <w:sz w:val="20"/>
-      </w:rPr>
-    </w:lvl>
-    <w:lvl w:ilvl="7" w:tentative="1">
-      <w:start w:val="1"/>
-      <w:numFmt w:val="bullet"/>
-      <w:lvlText w:val=""/>
-      <w:lvlJc w:val="left"/>
-      <w:pPr>
-        <w:tabs>
-          <w:tab w:val="num" w:pos="5760"/>
-        </w:tabs>
-        <w:ind w:left="5760" w:hanging="360"/>
-      </w:pPr>
-      <w:rPr>
-        <w:rFonts w:ascii="Wingdings" w:hAnsi="Wingdings" w:hint="default"/>
-        <w:sz w:val="20"/>
-      </w:rPr>
-    </w:lvl>
-    <w:lvl w:ilvl="8" w:tentative="1">
-      <w:start w:val="1"/>
-      <w:numFmt w:val="bullet"/>
-      <w:lvlText w:val=""/>
-      <w:lvlJc w:val="left"/>
-      <w:pPr>
-        <w:tabs>
-          <w:tab w:val="num" w:pos="6480"/>
-        </w:tabs>
-        <w:ind w:left="6480" w:hanging="360"/>
-      </w:pPr>
-      <w:rPr>
-        <w:rFonts w:ascii="Wingdings" w:hAnsi="Wingdings" w:hint="default"/>
-        <w:sz w:val="20"/>
-      </w:rPr>
-    </w:lvl>
-  </w:abstractNum>
-  <w:abstractNum w:abstractNumId="12" w15:restartNumberingAfterBreak="0">
     <w:nsid w:val="52D74056"/>
     <w:multiLevelType w:val="hybridMultilevel"/>
     <w:tmpl w:val="F8E884D6"/>
@@ -8236,7 +2536,7 @@
       </w:pPr>
     </w:lvl>
   </w:abstractNum>
-  <w:abstractNum w:abstractNumId="13" w15:restartNumberingAfterBreak="0">
+  <w:abstractNum w:abstractNumId="12" w15:restartNumberingAfterBreak="0">
     <w:nsid w:val="53C20551"/>
     <w:multiLevelType w:val="hybridMultilevel"/>
     <w:tmpl w:val="9EBC212E"/>
@@ -8325,10 +2625,159 @@
       </w:pPr>
     </w:lvl>
   </w:abstractNum>
+  <w:abstractNum w:abstractNumId="13" w15:restartNumberingAfterBreak="0">
+    <w:nsid w:val="5FAC0908"/>
+    <w:multiLevelType w:val="multilevel"/>
+    <w:tmpl w:val="614064C8"/>
+    <w:lvl w:ilvl="0">
+      <w:start w:val="1"/>
+      <w:numFmt w:val="bullet"/>
+      <w:lvlText w:val=""/>
+      <w:lvlJc w:val="left"/>
+      <w:pPr>
+        <w:tabs>
+          <w:tab w:val="num" w:pos="720"/>
+        </w:tabs>
+        <w:ind w:left="720" w:hanging="360"/>
+      </w:pPr>
+      <w:rPr>
+        <w:rFonts w:ascii="Symbol" w:hAnsi="Symbol" w:hint="default"/>
+        <w:sz w:val="20"/>
+      </w:rPr>
+    </w:lvl>
+    <w:lvl w:ilvl="1" w:tentative="1">
+      <w:start w:val="1"/>
+      <w:numFmt w:val="bullet"/>
+      <w:lvlText w:val="o"/>
+      <w:lvlJc w:val="left"/>
+      <w:pPr>
+        <w:tabs>
+          <w:tab w:val="num" w:pos="1440"/>
+        </w:tabs>
+        <w:ind w:left="1440" w:hanging="360"/>
+      </w:pPr>
+      <w:rPr>
+        <w:rFonts w:ascii="Courier New" w:hAnsi="Courier New" w:hint="default"/>
+        <w:sz w:val="20"/>
+      </w:rPr>
+    </w:lvl>
+    <w:lvl w:ilvl="2" w:tentative="1">
+      <w:start w:val="1"/>
+      <w:numFmt w:val="bullet"/>
+      <w:lvlText w:val=""/>
+      <w:lvlJc w:val="left"/>
+      <w:pPr>
+        <w:tabs>
+          <w:tab w:val="num" w:pos="2160"/>
+        </w:tabs>
+        <w:ind w:left="2160" w:hanging="360"/>
+      </w:pPr>
+      <w:rPr>
+        <w:rFonts w:ascii="Wingdings" w:hAnsi="Wingdings" w:hint="default"/>
+        <w:sz w:val="20"/>
+      </w:rPr>
+    </w:lvl>
+    <w:lvl w:ilvl="3" w:tentative="1">
+      <w:start w:val="1"/>
+      <w:numFmt w:val="bullet"/>
+      <w:lvlText w:val=""/>
+      <w:lvlJc w:val="left"/>
+      <w:pPr>
+        <w:tabs>
+          <w:tab w:val="num" w:pos="2880"/>
+        </w:tabs>
+        <w:ind w:left="2880" w:hanging="360"/>
+      </w:pPr>
+      <w:rPr>
+        <w:rFonts w:ascii="Wingdings" w:hAnsi="Wingdings" w:hint="default"/>
+        <w:sz w:val="20"/>
+      </w:rPr>
+    </w:lvl>
+    <w:lvl w:ilvl="4" w:tentative="1">
+      <w:start w:val="1"/>
+      <w:numFmt w:val="bullet"/>
+      <w:lvlText w:val=""/>
+      <w:lvlJc w:val="left"/>
+      <w:pPr>
+        <w:tabs>
+          <w:tab w:val="num" w:pos="3600"/>
+        </w:tabs>
+        <w:ind w:left="3600" w:hanging="360"/>
+      </w:pPr>
+      <w:rPr>
+        <w:rFonts w:ascii="Wingdings" w:hAnsi="Wingdings" w:hint="default"/>
+        <w:sz w:val="20"/>
+      </w:rPr>
+    </w:lvl>
+    <w:lvl w:ilvl="5" w:tentative="1">
+      <w:start w:val="1"/>
+      <w:numFmt w:val="bullet"/>
+      <w:lvlText w:val=""/>
+      <w:lvlJc w:val="left"/>
+      <w:pPr>
+        <w:tabs>
+          <w:tab w:val="num" w:pos="4320"/>
+        </w:tabs>
+        <w:ind w:left="4320" w:hanging="360"/>
+      </w:pPr>
+      <w:rPr>
+        <w:rFonts w:ascii="Wingdings" w:hAnsi="Wingdings" w:hint="default"/>
+        <w:sz w:val="20"/>
+      </w:rPr>
+    </w:lvl>
+    <w:lvl w:ilvl="6" w:tentative="1">
+      <w:start w:val="1"/>
+      <w:numFmt w:val="bullet"/>
+      <w:lvlText w:val=""/>
+      <w:lvlJc w:val="left"/>
+      <w:pPr>
+        <w:tabs>
+          <w:tab w:val="num" w:pos="5040"/>
+        </w:tabs>
+        <w:ind w:left="5040" w:hanging="360"/>
+      </w:pPr>
+      <w:rPr>
+        <w:rFonts w:ascii="Wingdings" w:hAnsi="Wingdings" w:hint="default"/>
+        <w:sz w:val="20"/>
+      </w:rPr>
+    </w:lvl>
+    <w:lvl w:ilvl="7" w:tentative="1">
+      <w:start w:val="1"/>
+      <w:numFmt w:val="bullet"/>
+      <w:lvlText w:val=""/>
+      <w:lvlJc w:val="left"/>
+      <w:pPr>
+        <w:tabs>
+          <w:tab w:val="num" w:pos="5760"/>
+        </w:tabs>
+        <w:ind w:left="5760" w:hanging="360"/>
+      </w:pPr>
+      <w:rPr>
+        <w:rFonts w:ascii="Wingdings" w:hAnsi="Wingdings" w:hint="default"/>
+        <w:sz w:val="20"/>
+      </w:rPr>
+    </w:lvl>
+    <w:lvl w:ilvl="8" w:tentative="1">
+      <w:start w:val="1"/>
+      <w:numFmt w:val="bullet"/>
+      <w:lvlText w:val=""/>
+      <w:lvlJc w:val="left"/>
+      <w:pPr>
+        <w:tabs>
+          <w:tab w:val="num" w:pos="6480"/>
+        </w:tabs>
+        <w:ind w:left="6480" w:hanging="360"/>
+      </w:pPr>
+      <w:rPr>
+        <w:rFonts w:ascii="Wingdings" w:hAnsi="Wingdings" w:hint="default"/>
+        <w:sz w:val="20"/>
+      </w:rPr>
+    </w:lvl>
+  </w:abstractNum>
   <w:abstractNum w:abstractNumId="14" w15:restartNumberingAfterBreak="0">
-    <w:nsid w:val="58853D24"/>
+    <w:nsid w:val="703021DB"/>
     <w:multiLevelType w:val="multilevel"/>
-    <w:tmpl w:val="A5B47174"/>
+    <w:tmpl w:val="EE66557E"/>
     <w:lvl w:ilvl="0">
       <w:start w:val="1"/>
       <w:numFmt w:val="bullet"/>
@@ -8493,31 +2942,31 @@
     <w:abstractNumId w:val="0"/>
   </w:num>
   <w:num w:numId="7" w16cid:durableId="767509364">
-    <w:abstractNumId w:val="12"/>
+    <w:abstractNumId w:val="11"/>
   </w:num>
   <w:num w:numId="8" w16cid:durableId="1187519976">
     <w:abstractNumId w:val="9"/>
   </w:num>
   <w:num w:numId="9" w16cid:durableId="774518276">
-    <w:abstractNumId w:val="8"/>
+    <w:abstractNumId w:val="7"/>
   </w:num>
   <w:num w:numId="10" w16cid:durableId="2009867063">
     <w:abstractNumId w:val="10"/>
   </w:num>
   <w:num w:numId="11" w16cid:durableId="1924602666">
-    <w:abstractNumId w:val="13"/>
+    <w:abstractNumId w:val="12"/>
   </w:num>
   <w:num w:numId="12" w16cid:durableId="2021344936">
     <w:abstractNumId w:val="2"/>
   </w:num>
-  <w:num w:numId="13" w16cid:durableId="1164125646">
-    <w:abstractNumId w:val="11"/>
+  <w:num w:numId="13" w16cid:durableId="1467895001">
+    <w:abstractNumId w:val="8"/>
   </w:num>
-  <w:num w:numId="14" w16cid:durableId="1461264821">
-    <w:abstractNumId w:val="7"/>
+  <w:num w:numId="14" w16cid:durableId="395860669">
+    <w:abstractNumId w:val="14"/>
   </w:num>
-  <w:num w:numId="15" w16cid:durableId="1746878014">
-    <w:abstractNumId w:val="14"/>
+  <w:num w:numId="15" w16cid:durableId="1511404815">
+    <w:abstractNumId w:val="13"/>
   </w:num>
   <w:numIdMacAtCleanup w:val="10"/>
 </w:numbering>
@@ -9818,6 +4267,7 @@
     <w:basedOn w:val="Ttulo1"/>
     <w:next w:val="Normal"/>
     <w:uiPriority w:val="39"/>
+    <w:semiHidden/>
     <w:unhideWhenUsed/>
     <w:qFormat/>
     <w:rsid w:val="00FC693F"/>
@@ -20130,51 +14580,13 @@
       </w:tblBorders>
     </w:tblPr>
   </w:style>
-  <w:style w:type="paragraph" w:styleId="TDC1">
-    <w:name w:val="toc 1"/>
-    <w:basedOn w:val="Normal"/>
-    <w:next w:val="Normal"/>
-    <w:autoRedefine/>
-    <w:uiPriority w:val="39"/>
-    <w:unhideWhenUsed/>
-    <w:rsid w:val="00B76CBE"/>
-    <w:pPr>
-      <w:spacing w:after="100"/>
-    </w:pPr>
-  </w:style>
-  <w:style w:type="paragraph" w:styleId="TDC2">
-    <w:name w:val="toc 2"/>
-    <w:basedOn w:val="Normal"/>
-    <w:next w:val="Normal"/>
-    <w:autoRedefine/>
-    <w:uiPriority w:val="39"/>
-    <w:unhideWhenUsed/>
-    <w:rsid w:val="00B76CBE"/>
-    <w:pPr>
-      <w:spacing w:after="100"/>
-      <w:ind w:left="220"/>
-    </w:pPr>
-  </w:style>
-  <w:style w:type="paragraph" w:styleId="TDC3">
-    <w:name w:val="toc 3"/>
-    <w:basedOn w:val="Normal"/>
-    <w:next w:val="Normal"/>
-    <w:autoRedefine/>
-    <w:uiPriority w:val="39"/>
-    <w:unhideWhenUsed/>
-    <w:rsid w:val="00B76CBE"/>
-    <w:pPr>
-      <w:spacing w:after="100"/>
-      <w:ind w:left="440"/>
-    </w:pPr>
-  </w:style>
   <w:style w:type="paragraph" w:styleId="NormalWeb">
     <w:name w:val="Normal (Web)"/>
     <w:basedOn w:val="Normal"/>
     <w:uiPriority w:val="99"/>
     <w:semiHidden/>
     <w:unhideWhenUsed/>
-    <w:rsid w:val="00F14EA0"/>
+    <w:rsid w:val="00A21C10"/>
     <w:pPr>
       <w:spacing w:before="100" w:beforeAutospacing="1" w:after="100" w:afterAutospacing="1" w:line="240" w:lineRule="auto"/>
     </w:pPr>
@@ -20192,7 +14604,7 @@
     <w:uiPriority w:val="99"/>
     <w:semiHidden/>
     <w:unhideWhenUsed/>
-    <w:rsid w:val="00F14EA0"/>
+    <w:rsid w:val="00A21C10"/>
     <w:rPr>
       <w:rFonts w:ascii="Courier New" w:eastAsiaTheme="minorEastAsia" w:hAnsi="Courier New" w:cs="Courier New"/>
       <w:sz w:val="20"/>

--- a/05-Mayo-Junio/Entregables/2026-06/04-Reporte_Preparacion_Datos_IA_2026-06_INSTITUCIONAL.docx
+++ b/05-Mayo-Junio/Entregables/2026-06/04-Reporte_Preparacion_Datos_IA_2026-06_INSTITUCIONAL.docx
@@ -161,7 +161,7 @@
         <w:rPr>
           <w:rFonts w:ascii="Calibri" w:eastAsia="Times New Roman" w:hAnsi="Calibri" w:cs="Calibri"/>
         </w:rPr>
-        <w:pict w14:anchorId="69F9BA81">
+        <w:pict w14:anchorId="13F6A369">
           <v:rect id="_x0000_i1025" style="width:0;height:1.5pt" o:hralign="center" o:hrstd="t" o:hr="t" fillcolor="#a0a0a0" stroked="f"/>
         </w:pict>
       </w:r>
@@ -243,7 +243,7 @@
         <w:rPr>
           <w:rFonts w:ascii="Calibri" w:eastAsia="Times New Roman" w:hAnsi="Calibri" w:cs="Calibri"/>
         </w:rPr>
-        <w:pict w14:anchorId="2C74CA5F">
+        <w:pict w14:anchorId="77E7A904">
           <v:rect id="_x0000_i1026" style="width:0;height:1.5pt" o:hralign="center" o:hrstd="t" o:hr="t" fillcolor="#a0a0a0" stroked="f"/>
         </w:pict>
       </w:r>
@@ -462,7 +462,7 @@
           <w:noProof/>
         </w:rPr>
         <w:drawing>
-          <wp:inline distT="0" distB="0" distL="0" distR="0" wp14:anchorId="2C43F986" wp14:editId="46C861DF">
+          <wp:inline distT="0" distB="0" distL="0" distR="0" wp14:anchorId="0CE65423" wp14:editId="7B3668B3">
             <wp:extent cx="13677900" cy="3870960"/>
             <wp:effectExtent l="0" t="0" r="0" b="0"/>
             <wp:docPr id="3" name="Imagen 3"/>
@@ -556,7 +556,7 @@
         <w:rPr>
           <w:rFonts w:ascii="Calibri" w:eastAsia="Times New Roman" w:hAnsi="Calibri" w:cs="Calibri"/>
         </w:rPr>
-        <w:pict w14:anchorId="17845A62">
+        <w:pict w14:anchorId="0D4BEF4C">
           <v:rect id="_x0000_i1027" style="width:0;height:1.5pt" o:hralign="center" o:hrstd="t" o:hr="t" fillcolor="#a0a0a0" stroked="f"/>
         </w:pict>
       </w:r>
@@ -736,7 +736,7 @@
         <w:rPr>
           <w:rFonts w:ascii="Calibri" w:eastAsia="Times New Roman" w:hAnsi="Calibri" w:cs="Calibri"/>
         </w:rPr>
-        <w:pict w14:anchorId="4B8C1A19">
+        <w:pict w14:anchorId="3527FF5E">
           <v:rect id="_x0000_i1028" style="width:0;height:1.5pt" o:hralign="center" o:hrstd="t" o:hr="t" fillcolor="#a0a0a0" stroked="f"/>
         </w:pict>
       </w:r>
@@ -876,6 +876,141 @@
           <w:szCs w:val="22"/>
         </w:rPr>
         <w:t>Con la entrega de estos estatutos, el modelado, privacidad y limpieza de datos institucionales se reporta como plenamente auditado, transferido y exitosamente concluido.</w:t>
+      </w:r>
+    </w:p>
+    <w:p>
+      <w:pPr>
+        <w:pStyle w:val="Ttulo2"/>
+        <w:rPr>
+          <w:rFonts w:ascii="Calibri" w:eastAsia="Times New Roman" w:hAnsi="Calibri" w:cs="Calibri"/>
+        </w:rPr>
+      </w:pPr>
+      <w:r>
+        <w:rPr>
+          <w:rFonts w:ascii="Calibri" w:eastAsia="Times New Roman" w:hAnsi="Calibri" w:cs="Calibri"/>
+        </w:rPr>
+        <w:t>Actualización Especial de Cierre (Junio 2026)</w:t>
+      </w:r>
+    </w:p>
+    <w:p>
+      <w:pPr>
+        <w:pStyle w:val="Ttulo3"/>
+        <w:rPr>
+          <w:rFonts w:ascii="Calibri" w:eastAsia="Times New Roman" w:hAnsi="Calibri" w:cs="Calibri"/>
+        </w:rPr>
+      </w:pPr>
+      <w:r>
+        <w:rPr>
+          <w:rFonts w:ascii="Calibri" w:eastAsia="Times New Roman" w:hAnsi="Calibri" w:cs="Calibri"/>
+        </w:rPr>
+        <w:t>4.1 Análisis SAST / SCA (Barrera de Código)</w:t>
+      </w:r>
+    </w:p>
+    <w:p>
+      <w:pPr>
+        <w:pStyle w:val="NormalWeb"/>
+        <w:rPr>
+          <w:rFonts w:ascii="Calibri" w:hAnsi="Calibri" w:cs="Calibri"/>
+          <w:sz w:val="22"/>
+          <w:szCs w:val="22"/>
+        </w:rPr>
+      </w:pPr>
+      <w:r>
+        <w:rPr>
+          <w:rFonts w:ascii="Calibri" w:hAnsi="Calibri" w:cs="Calibri"/>
+          <w:sz w:val="22"/>
+          <w:szCs w:val="22"/>
+        </w:rPr>
+        <w:t>Se entrega un repositorio (</w:t>
+      </w:r>
+      <w:r>
+        <w:rPr>
+          <w:rStyle w:val="CdigoHTML"/>
+        </w:rPr>
+        <w:t>SEP_MUSEMS_PU</w:t>
+      </w:r>
+      <w:r>
+        <w:rPr>
+          <w:rFonts w:ascii="Calibri" w:hAnsi="Calibri" w:cs="Calibri"/>
+          <w:sz w:val="22"/>
+          <w:szCs w:val="22"/>
+        </w:rPr>
+        <w:t>) configurado con *GitHub Actions* (</w:t>
+      </w:r>
+      <w:r>
+        <w:rPr>
+          <w:rStyle w:val="CdigoHTML"/>
+        </w:rPr>
+        <w:t>security-ci.yml</w:t>
+      </w:r>
+      <w:r>
+        <w:rPr>
+          <w:rFonts w:ascii="Calibri" w:hAnsi="Calibri" w:cs="Calibri"/>
+          <w:sz w:val="22"/>
+          <w:szCs w:val="22"/>
+        </w:rPr>
+        <w:t>) que actúa como barrera irrompible antes de permitir un *Merge*.</w:t>
+      </w:r>
+    </w:p>
+    <w:p>
+      <w:pPr>
+        <w:numPr>
+          <w:ilvl w:val="0"/>
+          <w:numId w:val="16"/>
+        </w:numPr>
+        <w:spacing w:before="100" w:beforeAutospacing="1" w:after="100" w:afterAutospacing="1" w:line="240" w:lineRule="auto"/>
+        <w:rPr>
+          <w:rFonts w:ascii="Calibri" w:eastAsia="Times New Roman" w:hAnsi="Calibri" w:cs="Calibri"/>
+        </w:rPr>
+      </w:pPr>
+      <w:r>
+        <w:rPr>
+          <w:rStyle w:val="Fuerte"/>
+          <w:rFonts w:ascii="Calibri" w:eastAsia="Times New Roman" w:hAnsi="Calibri" w:cs="Calibri"/>
+        </w:rPr>
+        <w:t>Dictamen Final APROBADO:</w:t>
+      </w:r>
+      <w:r>
+        <w:rPr>
+          <w:rFonts w:ascii="Calibri" w:eastAsia="Times New Roman" w:hAnsi="Calibri" w:cs="Calibri"/>
+        </w:rPr>
+        <w:t xml:space="preserve"> Herramientas como </w:t>
+      </w:r>
+      <w:r>
+        <w:rPr>
+          <w:rStyle w:val="CdigoHTML"/>
+        </w:rPr>
+        <w:t>bandit</w:t>
+      </w:r>
+      <w:r>
+        <w:rPr>
+          <w:rFonts w:ascii="Calibri" w:eastAsia="Times New Roman" w:hAnsi="Calibri" w:cs="Calibri"/>
+        </w:rPr>
+        <w:t xml:space="preserve"> y </w:t>
+      </w:r>
+      <w:r>
+        <w:rPr>
+          <w:rStyle w:val="CdigoHTML"/>
+        </w:rPr>
+        <w:t>semgrep</w:t>
+      </w:r>
+      <w:r>
+        <w:rPr>
+          <w:rFonts w:ascii="Calibri" w:eastAsia="Times New Roman" w:hAnsi="Calibri" w:cs="Calibri"/>
+        </w:rPr>
+        <w:t xml:space="preserve"> han emitido un pase limpio (0 vulnerabilidades críticas/altas/medias). Todas las dependencias expuestas (</w:t>
+      </w:r>
+      <w:r>
+        <w:rPr>
+          <w:rStyle w:val="CdigoHTML"/>
+        </w:rPr>
+        <w:t>passlib</w:t>
+      </w:r>
+      <w:r>
+        <w:rPr>
+          <w:rFonts w:ascii="Calibri" w:eastAsia="Times New Roman" w:hAnsi="Calibri" w:cs="Calibri"/>
+        </w:rPr>
+        <w:t>, *cors wildcards*) fueron erradicadas y sus reportes cerrados oficialmente.</w:t>
       </w:r>
     </w:p>
     <w:p>
@@ -2073,9 +2208,9 @@
     </w:lvl>
   </w:abstractNum>
   <w:abstractNum w:abstractNumId="8" w15:restartNumberingAfterBreak="0">
-    <w:nsid w:val="100B30DF"/>
+    <w:nsid w:val="05467C62"/>
     <w:multiLevelType w:val="multilevel"/>
-    <w:tmpl w:val="F656CEF8"/>
+    <w:tmpl w:val="3B9ADB36"/>
     <w:lvl w:ilvl="0">
       <w:start w:val="1"/>
       <w:numFmt w:val="bullet"/>
@@ -2448,6 +2583,155 @@
     </w:lvl>
   </w:abstractNum>
   <w:abstractNum w:abstractNumId="11" w15:restartNumberingAfterBreak="0">
+    <w:nsid w:val="4B873BEA"/>
+    <w:multiLevelType w:val="multilevel"/>
+    <w:tmpl w:val="68006256"/>
+    <w:lvl w:ilvl="0">
+      <w:start w:val="1"/>
+      <w:numFmt w:val="bullet"/>
+      <w:lvlText w:val=""/>
+      <w:lvlJc w:val="left"/>
+      <w:pPr>
+        <w:tabs>
+          <w:tab w:val="num" w:pos="720"/>
+        </w:tabs>
+        <w:ind w:left="720" w:hanging="360"/>
+      </w:pPr>
+      <w:rPr>
+        <w:rFonts w:ascii="Symbol" w:hAnsi="Symbol" w:hint="default"/>
+        <w:sz w:val="20"/>
+      </w:rPr>
+    </w:lvl>
+    <w:lvl w:ilvl="1" w:tentative="1">
+      <w:start w:val="1"/>
+      <w:numFmt w:val="bullet"/>
+      <w:lvlText w:val="o"/>
+      <w:lvlJc w:val="left"/>
+      <w:pPr>
+        <w:tabs>
+          <w:tab w:val="num" w:pos="1440"/>
+        </w:tabs>
+        <w:ind w:left="1440" w:hanging="360"/>
+      </w:pPr>
+      <w:rPr>
+        <w:rFonts w:ascii="Courier New" w:hAnsi="Courier New" w:hint="default"/>
+        <w:sz w:val="20"/>
+      </w:rPr>
+    </w:lvl>
+    <w:lvl w:ilvl="2" w:tentative="1">
+      <w:start w:val="1"/>
+      <w:numFmt w:val="bullet"/>
+      <w:lvlText w:val=""/>
+      <w:lvlJc w:val="left"/>
+      <w:pPr>
+        <w:tabs>
+          <w:tab w:val="num" w:pos="2160"/>
+        </w:tabs>
+        <w:ind w:left="2160" w:hanging="360"/>
+      </w:pPr>
+      <w:rPr>
+        <w:rFonts w:ascii="Wingdings" w:hAnsi="Wingdings" w:hint="default"/>
+        <w:sz w:val="20"/>
+      </w:rPr>
+    </w:lvl>
+    <w:lvl w:ilvl="3" w:tentative="1">
+      <w:start w:val="1"/>
+      <w:numFmt w:val="bullet"/>
+      <w:lvlText w:val=""/>
+      <w:lvlJc w:val="left"/>
+      <w:pPr>
+        <w:tabs>
+          <w:tab w:val="num" w:pos="2880"/>
+        </w:tabs>
+        <w:ind w:left="2880" w:hanging="360"/>
+      </w:pPr>
+      <w:rPr>
+        <w:rFonts w:ascii="Wingdings" w:hAnsi="Wingdings" w:hint="default"/>
+        <w:sz w:val="20"/>
+      </w:rPr>
+    </w:lvl>
+    <w:lvl w:ilvl="4" w:tentative="1">
+      <w:start w:val="1"/>
+      <w:numFmt w:val="bullet"/>
+      <w:lvlText w:val=""/>
+      <w:lvlJc w:val="left"/>
+      <w:pPr>
+        <w:tabs>
+          <w:tab w:val="num" w:pos="3600"/>
+        </w:tabs>
+        <w:ind w:left="3600" w:hanging="360"/>
+      </w:pPr>
+      <w:rPr>
+        <w:rFonts w:ascii="Wingdings" w:hAnsi="Wingdings" w:hint="default"/>
+        <w:sz w:val="20"/>
+      </w:rPr>
+    </w:lvl>
+    <w:lvl w:ilvl="5" w:tentative="1">
+      <w:start w:val="1"/>
+      <w:numFmt w:val="bullet"/>
+      <w:lvlText w:val=""/>
+      <w:lvlJc w:val="left"/>
+      <w:pPr>
+        <w:tabs>
+          <w:tab w:val="num" w:pos="4320"/>
+        </w:tabs>
+        <w:ind w:left="4320" w:hanging="360"/>
+      </w:pPr>
+      <w:rPr>
+        <w:rFonts w:ascii="Wingdings" w:hAnsi="Wingdings" w:hint="default"/>
+        <w:sz w:val="20"/>
+      </w:rPr>
+    </w:lvl>
+    <w:lvl w:ilvl="6" w:tentative="1">
+      <w:start w:val="1"/>
+      <w:numFmt w:val="bullet"/>
+      <w:lvlText w:val=""/>
+      <w:lvlJc w:val="left"/>
+      <w:pPr>
+        <w:tabs>
+          <w:tab w:val="num" w:pos="5040"/>
+        </w:tabs>
+        <w:ind w:left="5040" w:hanging="360"/>
+      </w:pPr>
+      <w:rPr>
+        <w:rFonts w:ascii="Wingdings" w:hAnsi="Wingdings" w:hint="default"/>
+        <w:sz w:val="20"/>
+      </w:rPr>
+    </w:lvl>
+    <w:lvl w:ilvl="7" w:tentative="1">
+      <w:start w:val="1"/>
+      <w:numFmt w:val="bullet"/>
+      <w:lvlText w:val=""/>
+      <w:lvlJc w:val="left"/>
+      <w:pPr>
+        <w:tabs>
+          <w:tab w:val="num" w:pos="5760"/>
+        </w:tabs>
+        <w:ind w:left="5760" w:hanging="360"/>
+      </w:pPr>
+      <w:rPr>
+        <w:rFonts w:ascii="Wingdings" w:hAnsi="Wingdings" w:hint="default"/>
+        <w:sz w:val="20"/>
+      </w:rPr>
+    </w:lvl>
+    <w:lvl w:ilvl="8" w:tentative="1">
+      <w:start w:val="1"/>
+      <w:numFmt w:val="bullet"/>
+      <w:lvlText w:val=""/>
+      <w:lvlJc w:val="left"/>
+      <w:pPr>
+        <w:tabs>
+          <w:tab w:val="num" w:pos="6480"/>
+        </w:tabs>
+        <w:ind w:left="6480" w:hanging="360"/>
+      </w:pPr>
+      <w:rPr>
+        <w:rFonts w:ascii="Wingdings" w:hAnsi="Wingdings" w:hint="default"/>
+        <w:sz w:val="20"/>
+      </w:rPr>
+    </w:lvl>
+  </w:abstractNum>
+  <w:abstractNum w:abstractNumId="12" w15:restartNumberingAfterBreak="0">
     <w:nsid w:val="52D74056"/>
     <w:multiLevelType w:val="hybridMultilevel"/>
     <w:tmpl w:val="F8E884D6"/>
@@ -2536,7 +2820,7 @@
       </w:pPr>
     </w:lvl>
   </w:abstractNum>
-  <w:abstractNum w:abstractNumId="12" w15:restartNumberingAfterBreak="0">
+  <w:abstractNum w:abstractNumId="13" w15:restartNumberingAfterBreak="0">
     <w:nsid w:val="53C20551"/>
     <w:multiLevelType w:val="hybridMultilevel"/>
     <w:tmpl w:val="9EBC212E"/>
@@ -2625,10 +2909,10 @@
       </w:pPr>
     </w:lvl>
   </w:abstractNum>
-  <w:abstractNum w:abstractNumId="13" w15:restartNumberingAfterBreak="0">
-    <w:nsid w:val="5FAC0908"/>
+  <w:abstractNum w:abstractNumId="14" w15:restartNumberingAfterBreak="0">
+    <w:nsid w:val="58841737"/>
     <w:multiLevelType w:val="multilevel"/>
-    <w:tmpl w:val="614064C8"/>
+    <w:tmpl w:val="76ECA498"/>
     <w:lvl w:ilvl="0">
       <w:start w:val="1"/>
       <w:numFmt w:val="bullet"/>
@@ -2774,10 +3058,10 @@
       </w:rPr>
     </w:lvl>
   </w:abstractNum>
-  <w:abstractNum w:abstractNumId="14" w15:restartNumberingAfterBreak="0">
-    <w:nsid w:val="703021DB"/>
+  <w:abstractNum w:abstractNumId="15" w15:restartNumberingAfterBreak="0">
+    <w:nsid w:val="606A1E75"/>
     <w:multiLevelType w:val="multilevel"/>
-    <w:tmpl w:val="EE66557E"/>
+    <w:tmpl w:val="27EE5EAA"/>
     <w:lvl w:ilvl="0">
       <w:start w:val="1"/>
       <w:numFmt w:val="bullet"/>
@@ -2942,7 +3226,7 @@
     <w:abstractNumId w:val="0"/>
   </w:num>
   <w:num w:numId="7" w16cid:durableId="767509364">
-    <w:abstractNumId w:val="11"/>
+    <w:abstractNumId w:val="12"/>
   </w:num>
   <w:num w:numId="8" w16cid:durableId="1187519976">
     <w:abstractNumId w:val="9"/>
@@ -2954,19 +3238,22 @@
     <w:abstractNumId w:val="10"/>
   </w:num>
   <w:num w:numId="11" w16cid:durableId="1924602666">
-    <w:abstractNumId w:val="12"/>
+    <w:abstractNumId w:val="13"/>
   </w:num>
   <w:num w:numId="12" w16cid:durableId="2021344936">
     <w:abstractNumId w:val="2"/>
   </w:num>
-  <w:num w:numId="13" w16cid:durableId="1467895001">
-    <w:abstractNumId w:val="8"/>
+  <w:num w:numId="13" w16cid:durableId="2082749873">
+    <w:abstractNumId w:val="11"/>
   </w:num>
-  <w:num w:numId="14" w16cid:durableId="395860669">
+  <w:num w:numId="14" w16cid:durableId="107237997">
+    <w:abstractNumId w:val="15"/>
+  </w:num>
+  <w:num w:numId="15" w16cid:durableId="119153645">
     <w:abstractNumId w:val="14"/>
   </w:num>
-  <w:num w:numId="15" w16cid:durableId="1511404815">
-    <w:abstractNumId w:val="13"/>
+  <w:num w:numId="16" w16cid:durableId="872612726">
+    <w:abstractNumId w:val="8"/>
   </w:num>
   <w:numIdMacAtCleanup w:val="10"/>
 </w:numbering>
@@ -14586,7 +14873,7 @@
     <w:uiPriority w:val="99"/>
     <w:semiHidden/>
     <w:unhideWhenUsed/>
-    <w:rsid w:val="00A21C10"/>
+    <w:rsid w:val="00A47B60"/>
     <w:pPr>
       <w:spacing w:before="100" w:beforeAutospacing="1" w:after="100" w:afterAutospacing="1" w:line="240" w:lineRule="auto"/>
     </w:pPr>
@@ -14604,7 +14891,7 @@
     <w:uiPriority w:val="99"/>
     <w:semiHidden/>
     <w:unhideWhenUsed/>
-    <w:rsid w:val="00A21C10"/>
+    <w:rsid w:val="00A47B60"/>
     <w:rPr>
       <w:rFonts w:ascii="Courier New" w:eastAsiaTheme="minorEastAsia" w:hAnsi="Courier New" w:cs="Courier New"/>
       <w:sz w:val="20"/>
